--- a/Vizsgaremek - Mediahub dokumentacio.docx
+++ b/Vizsgaremek - Mediahub dokumentacio.docx
@@ -137,7 +137,9 @@
           <w:szCs w:val="28"/>
         </w:rPr>
       </w:pPr>
-      <w:r>
+    </w:p>
+    <w:p>
+      <w:pPr>
         <w:rPr>
           <w:rFonts w:cs="Times New Roman"/>
           <w:b/>
@@ -145,12 +147,8 @@
           <w:sz w:val="32"/>
           <w:szCs w:val="28"/>
         </w:rPr>
-        <w:lastRenderedPageBreak/>
-        <w:br w:type="page"/>
-      </w:r>
-    </w:p>
-    <w:p>
-      <w:pPr>
+      </w:pPr>
+      <w:r>
         <w:rPr>
           <w:rFonts w:cs="Times New Roman"/>
           <w:b/>
@@ -158,16 +156,6 @@
           <w:sz w:val="32"/>
           <w:szCs w:val="28"/>
         </w:rPr>
-      </w:pPr>
-      <w:r>
-        <w:rPr>
-          <w:rFonts w:cs="Times New Roman"/>
-          <w:b/>
-          <w:bCs/>
-          <w:sz w:val="32"/>
-          <w:szCs w:val="28"/>
-        </w:rPr>
-        <w:lastRenderedPageBreak/>
         <w:t>Tartalomjegyzék:</w:t>
       </w:r>
     </w:p>
@@ -225,13 +213,13 @@
           <w:r>
             <w:fldChar w:fldCharType="separate"/>
           </w:r>
-          <w:hyperlink w:anchor="_Toc225543044" w:history="1">
+          <w:hyperlink w:anchor="_Toc227273530" w:history="1">
             <w:r>
               <w:rPr>
                 <w:rStyle w:val="Hiperhivatkozs"/>
                 <w:noProof/>
               </w:rPr>
-              <w:t>Bevezetés:</w:t>
+              <w:t>Bevezetés</w:t>
             </w:r>
             <w:r>
               <w:rPr>
@@ -252,7 +240,7 @@
                 <w:noProof/>
                 <w:webHidden/>
               </w:rPr>
-              <w:instrText xml:space="preserve"> PAGEREF _Toc225543044 \h </w:instrText>
+              <w:instrText xml:space="preserve"> PAGEREF _Toc227273530 \h </w:instrText>
             </w:r>
             <w:r>
               <w:rPr>
@@ -298,7 +286,7 @@
               <w14:ligatures w14:val="standardContextual"/>
             </w:rPr>
           </w:pPr>
-          <w:hyperlink w:anchor="_Toc225543045" w:history="1">
+          <w:hyperlink w:anchor="_Toc227273531" w:history="1">
             <w:r>
               <w:rPr>
                 <w:rStyle w:val="Hiperhivatkozs"/>
@@ -325,7 +313,7 @@
                 <w:noProof/>
                 <w:webHidden/>
               </w:rPr>
-              <w:instrText xml:space="preserve"> PAGEREF _Toc225543045 \h </w:instrText>
+              <w:instrText xml:space="preserve"> PAGEREF _Toc227273531 \h </w:instrText>
             </w:r>
             <w:r>
               <w:rPr>
@@ -371,7 +359,7 @@
               <w14:ligatures w14:val="standardContextual"/>
             </w:rPr>
           </w:pPr>
-          <w:hyperlink w:anchor="_Toc225543046" w:history="1">
+          <w:hyperlink w:anchor="_Toc227273532" w:history="1">
             <w:r>
               <w:rPr>
                 <w:rStyle w:val="Hiperhivatkozs"/>
@@ -398,7 +386,7 @@
                 <w:noProof/>
                 <w:webHidden/>
               </w:rPr>
-              <w:instrText xml:space="preserve"> PAGEREF _Toc225543046 \h </w:instrText>
+              <w:instrText xml:space="preserve"> PAGEREF _Toc227273532 \h </w:instrText>
             </w:r>
             <w:r>
               <w:rPr>
@@ -444,7 +432,7 @@
               <w14:ligatures w14:val="standardContextual"/>
             </w:rPr>
           </w:pPr>
-          <w:hyperlink w:anchor="_Toc225543047" w:history="1">
+          <w:hyperlink w:anchor="_Toc227273533" w:history="1">
             <w:r>
               <w:rPr>
                 <w:rStyle w:val="Hiperhivatkozs"/>
@@ -471,7 +459,7 @@
                 <w:noProof/>
                 <w:webHidden/>
               </w:rPr>
-              <w:instrText xml:space="preserve"> PAGEREF _Toc225543047 \h </w:instrText>
+              <w:instrText xml:space="preserve"> PAGEREF _Toc227273533 \h </w:instrText>
             </w:r>
             <w:r>
               <w:rPr>
@@ -517,13 +505,13 @@
               <w14:ligatures w14:val="standardContextual"/>
             </w:rPr>
           </w:pPr>
-          <w:hyperlink w:anchor="_Toc225543048" w:history="1">
+          <w:hyperlink w:anchor="_Toc227273534" w:history="1">
             <w:r>
               <w:rPr>
                 <w:rStyle w:val="Hiperhivatkozs"/>
                 <w:noProof/>
               </w:rPr>
-              <w:t>A projekt leírása:</w:t>
+              <w:t>A projekt leírása</w:t>
             </w:r>
             <w:r>
               <w:rPr>
@@ -544,7 +532,7 @@
                 <w:noProof/>
                 <w:webHidden/>
               </w:rPr>
-              <w:instrText xml:space="preserve"> PAGEREF _Toc225543048 \h </w:instrText>
+              <w:instrText xml:space="preserve"> PAGEREF _Toc227273534 \h </w:instrText>
             </w:r>
             <w:r>
               <w:rPr>
@@ -590,13 +578,13 @@
               <w14:ligatures w14:val="standardContextual"/>
             </w:rPr>
           </w:pPr>
-          <w:hyperlink w:anchor="_Toc225543049" w:history="1">
+          <w:hyperlink w:anchor="_Toc227273535" w:history="1">
             <w:r>
               <w:rPr>
                 <w:rStyle w:val="Hiperhivatkozs"/>
                 <w:noProof/>
               </w:rPr>
-              <w:t>Teljes rendszer Specifikáció:</w:t>
+              <w:t>Teljes rendszer Specifikáció</w:t>
             </w:r>
             <w:r>
               <w:rPr>
@@ -617,7 +605,7 @@
                 <w:noProof/>
                 <w:webHidden/>
               </w:rPr>
-              <w:instrText xml:space="preserve"> PAGEREF _Toc225543049 \h </w:instrText>
+              <w:instrText xml:space="preserve"> PAGEREF _Toc227273535 \h </w:instrText>
             </w:r>
             <w:r>
               <w:rPr>
@@ -637,7 +625,7 @@
                 <w:noProof/>
                 <w:webHidden/>
               </w:rPr>
-              <w:t>6</w:t>
+              <w:t>5</w:t>
             </w:r>
             <w:r>
               <w:rPr>
@@ -663,13 +651,13 @@
               <w14:ligatures w14:val="standardContextual"/>
             </w:rPr>
           </w:pPr>
-          <w:hyperlink w:anchor="_Toc225543050" w:history="1">
+          <w:hyperlink w:anchor="_Toc227273536" w:history="1">
             <w:r>
               <w:rPr>
                 <w:rStyle w:val="Hiperhivatkozs"/>
                 <w:noProof/>
               </w:rPr>
-              <w:t>Célok:</w:t>
+              <w:t>Célok</w:t>
             </w:r>
             <w:r>
               <w:rPr>
@@ -690,7 +678,7 @@
                 <w:noProof/>
                 <w:webHidden/>
               </w:rPr>
-              <w:instrText xml:space="preserve"> PAGEREF _Toc225543050 \h </w:instrText>
+              <w:instrText xml:space="preserve"> PAGEREF _Toc227273536 \h </w:instrText>
             </w:r>
             <w:r>
               <w:rPr>
@@ -736,13 +724,13 @@
               <w14:ligatures w14:val="standardContextual"/>
             </w:rPr>
           </w:pPr>
-          <w:hyperlink w:anchor="_Toc225543051" w:history="1">
+          <w:hyperlink w:anchor="_Toc227273537" w:history="1">
             <w:r>
               <w:rPr>
                 <w:rStyle w:val="Hiperhivatkozs"/>
                 <w:noProof/>
               </w:rPr>
-              <w:t>Alkalmazás a való éteben:</w:t>
+              <w:t>Alkalmazás a való éteben</w:t>
             </w:r>
             <w:r>
               <w:rPr>
@@ -763,7 +751,7 @@
                 <w:noProof/>
                 <w:webHidden/>
               </w:rPr>
-              <w:instrText xml:space="preserve"> PAGEREF _Toc225543051 \h </w:instrText>
+              <w:instrText xml:space="preserve"> PAGEREF _Toc227273537 \h </w:instrText>
             </w:r>
             <w:r>
               <w:rPr>
@@ -809,7 +797,7 @@
               <w14:ligatures w14:val="standardContextual"/>
             </w:rPr>
           </w:pPr>
-          <w:hyperlink w:anchor="_Toc225543052" w:history="1">
+          <w:hyperlink w:anchor="_Toc227273538" w:history="1">
             <w:r>
               <w:rPr>
                 <w:rStyle w:val="Hiperhivatkozs"/>
@@ -836,7 +824,7 @@
                 <w:noProof/>
                 <w:webHidden/>
               </w:rPr>
-              <w:instrText xml:space="preserve"> PAGEREF _Toc225543052 \h </w:instrText>
+              <w:instrText xml:space="preserve"> PAGEREF _Toc227273538 \h </w:instrText>
             </w:r>
             <w:r>
               <w:rPr>
@@ -856,7 +844,7 @@
                 <w:noProof/>
                 <w:webHidden/>
               </w:rPr>
-              <w:t>8</w:t>
+              <w:t>7</w:t>
             </w:r>
             <w:r>
               <w:rPr>
@@ -882,13 +870,13 @@
               <w14:ligatures w14:val="standardContextual"/>
             </w:rPr>
           </w:pPr>
-          <w:hyperlink w:anchor="_Toc225543053" w:history="1">
+          <w:hyperlink w:anchor="_Toc227273539" w:history="1">
             <w:r>
               <w:rPr>
                 <w:rStyle w:val="Hiperhivatkozs"/>
                 <w:noProof/>
               </w:rPr>
-              <w:t>Fejlesztői környezet:</w:t>
+              <w:t>Fejlesztői környezet</w:t>
             </w:r>
             <w:r>
               <w:rPr>
@@ -909,7 +897,7 @@
                 <w:noProof/>
                 <w:webHidden/>
               </w:rPr>
-              <w:instrText xml:space="preserve"> PAGEREF _Toc225543053 \h </w:instrText>
+              <w:instrText xml:space="preserve"> PAGEREF _Toc227273539 \h </w:instrText>
             </w:r>
             <w:r>
               <w:rPr>
@@ -929,7 +917,7 @@
                 <w:noProof/>
                 <w:webHidden/>
               </w:rPr>
-              <w:t>8</w:t>
+              <w:t>7</w:t>
             </w:r>
             <w:r>
               <w:rPr>
@@ -955,7 +943,7 @@
               <w14:ligatures w14:val="standardContextual"/>
             </w:rPr>
           </w:pPr>
-          <w:hyperlink w:anchor="_Toc225543054" w:history="1">
+          <w:hyperlink w:anchor="_Toc227273540" w:history="1">
             <w:r>
               <w:rPr>
                 <w:rStyle w:val="Hiperhivatkozs"/>
@@ -982,7 +970,7 @@
                 <w:noProof/>
                 <w:webHidden/>
               </w:rPr>
-              <w:instrText xml:space="preserve"> PAGEREF _Toc225543054 \h </w:instrText>
+              <w:instrText xml:space="preserve"> PAGEREF _Toc227273540 \h </w:instrText>
             </w:r>
             <w:r>
               <w:rPr>
@@ -1002,7 +990,7 @@
                 <w:noProof/>
                 <w:webHidden/>
               </w:rPr>
-              <w:t>8</w:t>
+              <w:t>7</w:t>
             </w:r>
             <w:r>
               <w:rPr>
@@ -1028,7 +1016,7 @@
               <w14:ligatures w14:val="standardContextual"/>
             </w:rPr>
           </w:pPr>
-          <w:hyperlink w:anchor="_Toc225543055" w:history="1">
+          <w:hyperlink w:anchor="_Toc227273541" w:history="1">
             <w:r>
               <w:rPr>
                 <w:rStyle w:val="Hiperhivatkozs"/>
@@ -1055,7 +1043,7 @@
                 <w:noProof/>
                 <w:webHidden/>
               </w:rPr>
-              <w:instrText xml:space="preserve"> PAGEREF _Toc225543055 \h </w:instrText>
+              <w:instrText xml:space="preserve"> PAGEREF _Toc227273541 \h </w:instrText>
             </w:r>
             <w:r>
               <w:rPr>
@@ -1075,7 +1063,7 @@
                 <w:noProof/>
                 <w:webHidden/>
               </w:rPr>
-              <w:t>8</w:t>
+              <w:t>7</w:t>
             </w:r>
             <w:r>
               <w:rPr>
@@ -1101,7 +1089,7 @@
               <w14:ligatures w14:val="standardContextual"/>
             </w:rPr>
           </w:pPr>
-          <w:hyperlink w:anchor="_Toc225543056" w:history="1">
+          <w:hyperlink w:anchor="_Toc227273542" w:history="1">
             <w:r>
               <w:rPr>
                 <w:rStyle w:val="Hiperhivatkozs"/>
@@ -1128,7 +1116,7 @@
                 <w:noProof/>
                 <w:webHidden/>
               </w:rPr>
-              <w:instrText xml:space="preserve"> PAGEREF _Toc225543056 \h </w:instrText>
+              <w:instrText xml:space="preserve"> PAGEREF _Toc227273542 \h </w:instrText>
             </w:r>
             <w:r>
               <w:rPr>
@@ -1148,7 +1136,7 @@
                 <w:noProof/>
                 <w:webHidden/>
               </w:rPr>
-              <w:t>8</w:t>
+              <w:t>7</w:t>
             </w:r>
             <w:r>
               <w:rPr>
@@ -1174,13 +1162,13 @@
               <w14:ligatures w14:val="standardContextual"/>
             </w:rPr>
           </w:pPr>
-          <w:hyperlink w:anchor="_Toc225543057" w:history="1">
+          <w:hyperlink w:anchor="_Toc227273543" w:history="1">
             <w:r>
               <w:rPr>
                 <w:rStyle w:val="Hiperhivatkozs"/>
                 <w:noProof/>
               </w:rPr>
-              <w:t>Fejlesztői eszközök:</w:t>
+              <w:t>Fejlesztői eszközök</w:t>
             </w:r>
             <w:r>
               <w:rPr>
@@ -1201,7 +1189,7 @@
                 <w:noProof/>
                 <w:webHidden/>
               </w:rPr>
-              <w:instrText xml:space="preserve"> PAGEREF _Toc225543057 \h </w:instrText>
+              <w:instrText xml:space="preserve"> PAGEREF _Toc227273543 \h </w:instrText>
             </w:r>
             <w:r>
               <w:rPr>
@@ -1221,7 +1209,7 @@
                 <w:noProof/>
                 <w:webHidden/>
               </w:rPr>
-              <w:t>8</w:t>
+              <w:t>7</w:t>
             </w:r>
             <w:r>
               <w:rPr>
@@ -1247,13 +1235,13 @@
               <w14:ligatures w14:val="standardContextual"/>
             </w:rPr>
           </w:pPr>
-          <w:hyperlink w:anchor="_Toc225543058" w:history="1">
+          <w:hyperlink w:anchor="_Toc227273544" w:history="1">
             <w:r>
               <w:rPr>
                 <w:rStyle w:val="Hiperhivatkozs"/>
                 <w:noProof/>
               </w:rPr>
-              <w:t>Rest API dokumentáció:</w:t>
+              <w:t>Rest API dokumentáció</w:t>
             </w:r>
             <w:r>
               <w:rPr>
@@ -1274,7 +1262,7 @@
                 <w:noProof/>
                 <w:webHidden/>
               </w:rPr>
-              <w:instrText xml:space="preserve"> PAGEREF _Toc225543058 \h </w:instrText>
+              <w:instrText xml:space="preserve"> PAGEREF _Toc227273544 \h </w:instrText>
             </w:r>
             <w:r>
               <w:rPr>
@@ -1320,13 +1308,13 @@
               <w14:ligatures w14:val="standardContextual"/>
             </w:rPr>
           </w:pPr>
-          <w:hyperlink w:anchor="_Toc225543059" w:history="1">
+          <w:hyperlink w:anchor="_Toc227273545" w:history="1">
             <w:r>
               <w:rPr>
                 <w:rStyle w:val="Hiperhivatkozs"/>
                 <w:noProof/>
               </w:rPr>
-              <w:t>POST users login végpont:</w:t>
+              <w:t>POST users login végpont</w:t>
             </w:r>
             <w:r>
               <w:rPr>
@@ -1347,7 +1335,7 @@
                 <w:noProof/>
                 <w:webHidden/>
               </w:rPr>
-              <w:instrText xml:space="preserve"> PAGEREF _Toc225543059 \h </w:instrText>
+              <w:instrText xml:space="preserve"> PAGEREF _Toc227273545 \h </w:instrText>
             </w:r>
             <w:r>
               <w:rPr>
@@ -1367,7 +1355,7 @@
                 <w:noProof/>
                 <w:webHidden/>
               </w:rPr>
-              <w:t>12</w:t>
+              <w:t>11</w:t>
             </w:r>
             <w:r>
               <w:rPr>
@@ -1393,13 +1381,13 @@
               <w14:ligatures w14:val="standardContextual"/>
             </w:rPr>
           </w:pPr>
-          <w:hyperlink w:anchor="_Toc225543060" w:history="1">
+          <w:hyperlink w:anchor="_Toc227273546" w:history="1">
             <w:r>
               <w:rPr>
                 <w:rStyle w:val="Hiperhivatkozs"/>
                 <w:noProof/>
               </w:rPr>
-              <w:t>POST orders végpont:</w:t>
+              <w:t>POST orders végpont</w:t>
             </w:r>
             <w:r>
               <w:rPr>
@@ -1420,7 +1408,7 @@
                 <w:noProof/>
                 <w:webHidden/>
               </w:rPr>
-              <w:instrText xml:space="preserve"> PAGEREF _Toc225543060 \h </w:instrText>
+              <w:instrText xml:space="preserve"> PAGEREF _Toc227273546 \h </w:instrText>
             </w:r>
             <w:r>
               <w:rPr>
@@ -1440,7 +1428,7 @@
                 <w:noProof/>
                 <w:webHidden/>
               </w:rPr>
-              <w:t>13</w:t>
+              <w:t>12</w:t>
             </w:r>
             <w:r>
               <w:rPr>
@@ -1466,13 +1454,13 @@
               <w14:ligatures w14:val="standardContextual"/>
             </w:rPr>
           </w:pPr>
-          <w:hyperlink w:anchor="_Toc225543061" w:history="1">
+          <w:hyperlink w:anchor="_Toc227273547" w:history="1">
             <w:r>
               <w:rPr>
                 <w:rStyle w:val="Hiperhivatkozs"/>
                 <w:noProof/>
               </w:rPr>
-              <w:t>DELETE items végpont:</w:t>
+              <w:t>DELETE items végpont</w:t>
             </w:r>
             <w:r>
               <w:rPr>
@@ -1493,7 +1481,7 @@
                 <w:noProof/>
                 <w:webHidden/>
               </w:rPr>
-              <w:instrText xml:space="preserve"> PAGEREF _Toc225543061 \h </w:instrText>
+              <w:instrText xml:space="preserve"> PAGEREF _Toc227273547 \h </w:instrText>
             </w:r>
             <w:r>
               <w:rPr>
@@ -1513,7 +1501,7 @@
                 <w:noProof/>
                 <w:webHidden/>
               </w:rPr>
-              <w:t>14</w:t>
+              <w:t>13</w:t>
             </w:r>
             <w:r>
               <w:rPr>
@@ -1539,13 +1527,13 @@
               <w14:ligatures w14:val="standardContextual"/>
             </w:rPr>
           </w:pPr>
-          <w:hyperlink w:anchor="_Toc225543062" w:history="1">
+          <w:hyperlink w:anchor="_Toc227273548" w:history="1">
             <w:r>
               <w:rPr>
                 <w:rStyle w:val="Hiperhivatkozs"/>
                 <w:noProof/>
               </w:rPr>
-              <w:t>PATCH orders végpont:</w:t>
+              <w:t>PATCH orders végpont</w:t>
             </w:r>
             <w:r>
               <w:rPr>
@@ -1566,7 +1554,7 @@
                 <w:noProof/>
                 <w:webHidden/>
               </w:rPr>
-              <w:instrText xml:space="preserve"> PAGEREF _Toc225543062 \h </w:instrText>
+              <w:instrText xml:space="preserve"> PAGEREF _Toc227273548 \h </w:instrText>
             </w:r>
             <w:r>
               <w:rPr>
@@ -1586,7 +1574,7 @@
                 <w:noProof/>
                 <w:webHidden/>
               </w:rPr>
-              <w:t>15</w:t>
+              <w:t>14</w:t>
             </w:r>
             <w:r>
               <w:rPr>
@@ -1612,13 +1600,13 @@
               <w14:ligatures w14:val="standardContextual"/>
             </w:rPr>
           </w:pPr>
-          <w:hyperlink w:anchor="_Toc225543063" w:history="1">
+          <w:hyperlink w:anchor="_Toc227273549" w:history="1">
             <w:r>
               <w:rPr>
                 <w:rStyle w:val="Hiperhivatkozs"/>
                 <w:noProof/>
               </w:rPr>
-              <w:t>A Backend:</w:t>
+              <w:t>A Backend</w:t>
             </w:r>
             <w:r>
               <w:rPr>
@@ -1639,7 +1627,7 @@
                 <w:noProof/>
                 <w:webHidden/>
               </w:rPr>
-              <w:instrText xml:space="preserve"> PAGEREF _Toc225543063 \h </w:instrText>
+              <w:instrText xml:space="preserve"> PAGEREF _Toc227273549 \h </w:instrText>
             </w:r>
             <w:r>
               <w:rPr>
@@ -1659,7 +1647,7 @@
                 <w:noProof/>
                 <w:webHidden/>
               </w:rPr>
-              <w:t>16</w:t>
+              <w:t>15</w:t>
             </w:r>
             <w:r>
               <w:rPr>
@@ -1685,13 +1673,13 @@
               <w14:ligatures w14:val="standardContextual"/>
             </w:rPr>
           </w:pPr>
-          <w:hyperlink w:anchor="_Toc225543064" w:history="1">
+          <w:hyperlink w:anchor="_Toc227273550" w:history="1">
             <w:r>
               <w:rPr>
                 <w:rStyle w:val="Hiperhivatkozs"/>
                 <w:noProof/>
               </w:rPr>
-              <w:t>Felépítés és rétegek:</w:t>
+              <w:t>Felépítés és rétegek</w:t>
             </w:r>
             <w:r>
               <w:rPr>
@@ -1712,7 +1700,7 @@
                 <w:noProof/>
                 <w:webHidden/>
               </w:rPr>
-              <w:instrText xml:space="preserve"> PAGEREF _Toc225543064 \h </w:instrText>
+              <w:instrText xml:space="preserve"> PAGEREF _Toc227273550 \h </w:instrText>
             </w:r>
             <w:r>
               <w:rPr>
@@ -1732,7 +1720,7 @@
                 <w:noProof/>
                 <w:webHidden/>
               </w:rPr>
-              <w:t>16</w:t>
+              <w:t>15</w:t>
             </w:r>
             <w:r>
               <w:rPr>
@@ -1758,13 +1746,13 @@
               <w14:ligatures w14:val="standardContextual"/>
             </w:rPr>
           </w:pPr>
-          <w:hyperlink w:anchor="_Toc225543065" w:history="1">
+          <w:hyperlink w:anchor="_Toc227273551" w:history="1">
             <w:r>
               <w:rPr>
                 <w:rStyle w:val="Hiperhivatkozs"/>
                 <w:noProof/>
               </w:rPr>
-              <w:t>A back és frontend kommunikációja:</w:t>
+              <w:t>A back és frontend kommunikációja</w:t>
             </w:r>
             <w:r>
               <w:rPr>
@@ -1785,7 +1773,7 @@
                 <w:noProof/>
                 <w:webHidden/>
               </w:rPr>
-              <w:instrText xml:space="preserve"> PAGEREF _Toc225543065 \h </w:instrText>
+              <w:instrText xml:space="preserve"> PAGEREF _Toc227273551 \h </w:instrText>
             </w:r>
             <w:r>
               <w:rPr>
@@ -1805,7 +1793,7 @@
                 <w:noProof/>
                 <w:webHidden/>
               </w:rPr>
-              <w:t>17</w:t>
+              <w:t>16</w:t>
             </w:r>
             <w:r>
               <w:rPr>
@@ -1831,13 +1819,13 @@
               <w14:ligatures w14:val="standardContextual"/>
             </w:rPr>
           </w:pPr>
-          <w:hyperlink w:anchor="_Toc225543066" w:history="1">
+          <w:hyperlink w:anchor="_Toc227273552" w:history="1">
             <w:r>
               <w:rPr>
                 <w:rStyle w:val="Hiperhivatkozs"/>
                 <w:noProof/>
               </w:rPr>
-              <w:t>Folyamat:</w:t>
+              <w:t>Folyamat</w:t>
             </w:r>
             <w:r>
               <w:rPr>
@@ -1858,7 +1846,7 @@
                 <w:noProof/>
                 <w:webHidden/>
               </w:rPr>
-              <w:instrText xml:space="preserve"> PAGEREF _Toc225543066 \h </w:instrText>
+              <w:instrText xml:space="preserve"> PAGEREF _Toc227273552 \h </w:instrText>
             </w:r>
             <w:r>
               <w:rPr>
@@ -1878,7 +1866,7 @@
                 <w:noProof/>
                 <w:webHidden/>
               </w:rPr>
-              <w:t>17</w:t>
+              <w:t>16</w:t>
             </w:r>
             <w:r>
               <w:rPr>
@@ -1904,13 +1892,13 @@
               <w14:ligatures w14:val="standardContextual"/>
             </w:rPr>
           </w:pPr>
-          <w:hyperlink w:anchor="_Toc225543067" w:history="1">
+          <w:hyperlink w:anchor="_Toc227273553" w:history="1">
             <w:r>
               <w:rPr>
                 <w:rStyle w:val="Hiperhivatkozs"/>
                 <w:noProof/>
               </w:rPr>
-              <w:t>Middlewares:</w:t>
+              <w:t>Middlewares</w:t>
             </w:r>
             <w:r>
               <w:rPr>
@@ -1931,7 +1919,7 @@
                 <w:noProof/>
                 <w:webHidden/>
               </w:rPr>
-              <w:instrText xml:space="preserve"> PAGEREF _Toc225543067 \h </w:instrText>
+              <w:instrText xml:space="preserve"> PAGEREF _Toc227273553 \h </w:instrText>
             </w:r>
             <w:r>
               <w:rPr>
@@ -1951,7 +1939,7 @@
                 <w:noProof/>
                 <w:webHidden/>
               </w:rPr>
-              <w:t>18</w:t>
+              <w:t>17</w:t>
             </w:r>
             <w:r>
               <w:rPr>
@@ -1977,13 +1965,13 @@
               <w14:ligatures w14:val="standardContextual"/>
             </w:rPr>
           </w:pPr>
-          <w:hyperlink w:anchor="_Toc225543068" w:history="1">
+          <w:hyperlink w:anchor="_Toc227273554" w:history="1">
             <w:r>
               <w:rPr>
                 <w:rStyle w:val="Hiperhivatkozs"/>
                 <w:noProof/>
               </w:rPr>
-              <w:t>Auth:</w:t>
+              <w:t>Auth</w:t>
             </w:r>
             <w:r>
               <w:rPr>
@@ -2004,7 +1992,7 @@
                 <w:noProof/>
                 <w:webHidden/>
               </w:rPr>
-              <w:instrText xml:space="preserve"> PAGEREF _Toc225543068 \h </w:instrText>
+              <w:instrText xml:space="preserve"> PAGEREF _Toc227273554 \h </w:instrText>
             </w:r>
             <w:r>
               <w:rPr>
@@ -2024,7 +2012,7 @@
                 <w:noProof/>
                 <w:webHidden/>
               </w:rPr>
-              <w:t>18</w:t>
+              <w:t>17</w:t>
             </w:r>
             <w:r>
               <w:rPr>
@@ -2050,13 +2038,13 @@
               <w14:ligatures w14:val="standardContextual"/>
             </w:rPr>
           </w:pPr>
-          <w:hyperlink w:anchor="_Toc225543069" w:history="1">
+          <w:hyperlink w:anchor="_Toc227273555" w:history="1">
             <w:r>
               <w:rPr>
                 <w:rStyle w:val="Hiperhivatkozs"/>
                 <w:noProof/>
               </w:rPr>
-              <w:t>Upload:</w:t>
+              <w:t>Upload</w:t>
             </w:r>
             <w:r>
               <w:rPr>
@@ -2077,7 +2065,7 @@
                 <w:noProof/>
                 <w:webHidden/>
               </w:rPr>
-              <w:instrText xml:space="preserve"> PAGEREF _Toc225543069 \h </w:instrText>
+              <w:instrText xml:space="preserve"> PAGEREF _Toc227273555 \h </w:instrText>
             </w:r>
             <w:r>
               <w:rPr>
@@ -2097,7 +2085,7 @@
                 <w:noProof/>
                 <w:webHidden/>
               </w:rPr>
-              <w:t>18</w:t>
+              <w:t>17</w:t>
             </w:r>
             <w:r>
               <w:rPr>
@@ -2123,13 +2111,13 @@
               <w14:ligatures w14:val="standardContextual"/>
             </w:rPr>
           </w:pPr>
-          <w:hyperlink w:anchor="_Toc225543070" w:history="1">
+          <w:hyperlink w:anchor="_Toc227273556" w:history="1">
             <w:r>
               <w:rPr>
                 <w:rStyle w:val="Hiperhivatkozs"/>
                 <w:noProof/>
               </w:rPr>
-              <w:t>Error:</w:t>
+              <w:t>Error</w:t>
             </w:r>
             <w:r>
               <w:rPr>
@@ -2150,7 +2138,7 @@
                 <w:noProof/>
                 <w:webHidden/>
               </w:rPr>
-              <w:instrText xml:space="preserve"> PAGEREF _Toc225543070 \h </w:instrText>
+              <w:instrText xml:space="preserve"> PAGEREF _Toc227273556 \h </w:instrText>
             </w:r>
             <w:r>
               <w:rPr>
@@ -2170,7 +2158,7 @@
                 <w:noProof/>
                 <w:webHidden/>
               </w:rPr>
-              <w:t>18</w:t>
+              <w:t>17</w:t>
             </w:r>
             <w:r>
               <w:rPr>
@@ -2196,13 +2184,13 @@
               <w14:ligatures w14:val="standardContextual"/>
             </w:rPr>
           </w:pPr>
-          <w:hyperlink w:anchor="_Toc225543071" w:history="1">
+          <w:hyperlink w:anchor="_Toc227273557" w:history="1">
             <w:r>
               <w:rPr>
                 <w:rStyle w:val="Hiperhivatkozs"/>
                 <w:noProof/>
               </w:rPr>
-              <w:t>Adatbázis:</w:t>
+              <w:t>Adatbázis</w:t>
             </w:r>
             <w:r>
               <w:rPr>
@@ -2223,7 +2211,7 @@
                 <w:noProof/>
                 <w:webHidden/>
               </w:rPr>
-              <w:instrText xml:space="preserve"> PAGEREF _Toc225543071 \h </w:instrText>
+              <w:instrText xml:space="preserve"> PAGEREF _Toc227273557 \h </w:instrText>
             </w:r>
             <w:r>
               <w:rPr>
@@ -2243,7 +2231,7 @@
                 <w:noProof/>
                 <w:webHidden/>
               </w:rPr>
-              <w:t>18</w:t>
+              <w:t>17</w:t>
             </w:r>
             <w:r>
               <w:rPr>
@@ -2269,13 +2257,13 @@
               <w14:ligatures w14:val="standardContextual"/>
             </w:rPr>
           </w:pPr>
-          <w:hyperlink w:anchor="_Toc225543072" w:history="1">
+          <w:hyperlink w:anchor="_Toc227273558" w:history="1">
             <w:r>
               <w:rPr>
                 <w:rStyle w:val="Hiperhivatkozs"/>
                 <w:noProof/>
               </w:rPr>
-              <w:t>Táblák:</w:t>
+              <w:t>Táblák</w:t>
             </w:r>
             <w:r>
               <w:rPr>
@@ -2296,7 +2284,7 @@
                 <w:noProof/>
                 <w:webHidden/>
               </w:rPr>
-              <w:instrText xml:space="preserve"> PAGEREF _Toc225543072 \h </w:instrText>
+              <w:instrText xml:space="preserve"> PAGEREF _Toc227273558 \h </w:instrText>
             </w:r>
             <w:r>
               <w:rPr>
@@ -2316,7 +2304,7 @@
                 <w:noProof/>
                 <w:webHidden/>
               </w:rPr>
-              <w:t>18</w:t>
+              <w:t>17</w:t>
             </w:r>
             <w:r>
               <w:rPr>
@@ -2342,13 +2330,13 @@
               <w14:ligatures w14:val="standardContextual"/>
             </w:rPr>
           </w:pPr>
-          <w:hyperlink w:anchor="_Toc225543073" w:history="1">
+          <w:hyperlink w:anchor="_Toc227273559" w:history="1">
             <w:r>
               <w:rPr>
                 <w:rStyle w:val="Hiperhivatkozs"/>
                 <w:noProof/>
               </w:rPr>
-              <w:t>Függvények:</w:t>
+              <w:t>Függvények</w:t>
             </w:r>
             <w:r>
               <w:rPr>
@@ -2369,7 +2357,7 @@
                 <w:noProof/>
                 <w:webHidden/>
               </w:rPr>
-              <w:instrText xml:space="preserve"> PAGEREF _Toc225543073 \h </w:instrText>
+              <w:instrText xml:space="preserve"> PAGEREF _Toc227273559 \h </w:instrText>
             </w:r>
             <w:r>
               <w:rPr>
@@ -2389,7 +2377,7 @@
                 <w:noProof/>
                 <w:webHidden/>
               </w:rPr>
-              <w:t>20</w:t>
+              <w:t>19</w:t>
             </w:r>
             <w:r>
               <w:rPr>
@@ -2415,13 +2403,13 @@
               <w14:ligatures w14:val="standardContextual"/>
             </w:rPr>
           </w:pPr>
-          <w:hyperlink w:anchor="_Toc225543074" w:history="1">
+          <w:hyperlink w:anchor="_Toc227273560" w:history="1">
             <w:r>
               <w:rPr>
                 <w:rStyle w:val="Hiperhivatkozs"/>
                 <w:noProof/>
               </w:rPr>
-              <w:t>Események (Events):</w:t>
+              <w:t>Események (Events)</w:t>
             </w:r>
             <w:r>
               <w:rPr>
@@ -2442,7 +2430,7 @@
                 <w:noProof/>
                 <w:webHidden/>
               </w:rPr>
-              <w:instrText xml:space="preserve"> PAGEREF _Toc225543074 \h </w:instrText>
+              <w:instrText xml:space="preserve"> PAGEREF _Toc227273560 \h </w:instrText>
             </w:r>
             <w:r>
               <w:rPr>
@@ -2462,7 +2450,7 @@
                 <w:noProof/>
                 <w:webHidden/>
               </w:rPr>
-              <w:t>21</w:t>
+              <w:t>20</w:t>
             </w:r>
             <w:r>
               <w:rPr>
@@ -2488,13 +2476,13 @@
               <w14:ligatures w14:val="standardContextual"/>
             </w:rPr>
           </w:pPr>
-          <w:hyperlink w:anchor="_Toc225543075" w:history="1">
+          <w:hyperlink w:anchor="_Toc227273561" w:history="1">
             <w:r>
               <w:rPr>
                 <w:rStyle w:val="Hiperhivatkozs"/>
                 <w:noProof/>
               </w:rPr>
-              <w:t>Frontend komponensek:</w:t>
+              <w:t>Frontend komponensek</w:t>
             </w:r>
             <w:r>
               <w:rPr>
@@ -2515,7 +2503,7 @@
                 <w:noProof/>
                 <w:webHidden/>
               </w:rPr>
-              <w:instrText xml:space="preserve"> PAGEREF _Toc225543075 \h </w:instrText>
+              <w:instrText xml:space="preserve"> PAGEREF _Toc227273561 \h </w:instrText>
             </w:r>
             <w:r>
               <w:rPr>
@@ -2535,7 +2523,7 @@
                 <w:noProof/>
                 <w:webHidden/>
               </w:rPr>
-              <w:t>21</w:t>
+              <w:t>20</w:t>
             </w:r>
             <w:r>
               <w:rPr>
@@ -2561,13 +2549,13 @@
               <w14:ligatures w14:val="standardContextual"/>
             </w:rPr>
           </w:pPr>
-          <w:hyperlink w:anchor="_Toc225543076" w:history="1">
+          <w:hyperlink w:anchor="_Toc227273562" w:history="1">
             <w:r>
               <w:rPr>
                 <w:rStyle w:val="Hiperhivatkozs"/>
                 <w:noProof/>
               </w:rPr>
-              <w:t>RenderNavbar:</w:t>
+              <w:t>RenderNavbar</w:t>
             </w:r>
             <w:r>
               <w:rPr>
@@ -2588,7 +2576,7 @@
                 <w:noProof/>
                 <w:webHidden/>
               </w:rPr>
-              <w:instrText xml:space="preserve"> PAGEREF _Toc225543076 \h </w:instrText>
+              <w:instrText xml:space="preserve"> PAGEREF _Toc227273562 \h </w:instrText>
             </w:r>
             <w:r>
               <w:rPr>
@@ -2608,7 +2596,7 @@
                 <w:noProof/>
                 <w:webHidden/>
               </w:rPr>
-              <w:t>21</w:t>
+              <w:t>20</w:t>
             </w:r>
             <w:r>
               <w:rPr>
@@ -2634,13 +2622,13 @@
               <w14:ligatures w14:val="standardContextual"/>
             </w:rPr>
           </w:pPr>
-          <w:hyperlink w:anchor="_Toc225543077" w:history="1">
+          <w:hyperlink w:anchor="_Toc227273563" w:history="1">
             <w:r>
               <w:rPr>
                 <w:rStyle w:val="Hiperhivatkozs"/>
                 <w:noProof/>
               </w:rPr>
-              <w:t>TermekekPage:</w:t>
+              <w:t>TermekekPage</w:t>
             </w:r>
             <w:r>
               <w:rPr>
@@ -2661,7 +2649,7 @@
                 <w:noProof/>
                 <w:webHidden/>
               </w:rPr>
-              <w:instrText xml:space="preserve"> PAGEREF _Toc225543077 \h </w:instrText>
+              <w:instrText xml:space="preserve"> PAGEREF _Toc227273563 \h </w:instrText>
             </w:r>
             <w:r>
               <w:rPr>
@@ -2681,7 +2669,7 @@
                 <w:noProof/>
                 <w:webHidden/>
               </w:rPr>
-              <w:t>22</w:t>
+              <w:t>21</w:t>
             </w:r>
             <w:r>
               <w:rPr>
@@ -2707,13 +2695,13 @@
               <w14:ligatures w14:val="standardContextual"/>
             </w:rPr>
           </w:pPr>
-          <w:hyperlink w:anchor="_Toc225543078" w:history="1">
+          <w:hyperlink w:anchor="_Toc227273564" w:history="1">
             <w:r>
               <w:rPr>
                 <w:rStyle w:val="Hiperhivatkozs"/>
                 <w:noProof/>
               </w:rPr>
-              <w:t>TermekDetailsPage:</w:t>
+              <w:t>TermekDetailsPage</w:t>
             </w:r>
             <w:r>
               <w:rPr>
@@ -2734,7 +2722,7 @@
                 <w:noProof/>
                 <w:webHidden/>
               </w:rPr>
-              <w:instrText xml:space="preserve"> PAGEREF _Toc225543078 \h </w:instrText>
+              <w:instrText xml:space="preserve"> PAGEREF _Toc227273564 \h </w:instrText>
             </w:r>
             <w:r>
               <w:rPr>
@@ -2754,7 +2742,7 @@
                 <w:noProof/>
                 <w:webHidden/>
               </w:rPr>
-              <w:t>23</w:t>
+              <w:t>22</w:t>
             </w:r>
             <w:r>
               <w:rPr>
@@ -2780,13 +2768,13 @@
               <w14:ligatures w14:val="standardContextual"/>
             </w:rPr>
           </w:pPr>
-          <w:hyperlink w:anchor="_Toc225543079" w:history="1">
+          <w:hyperlink w:anchor="_Toc227273565" w:history="1">
             <w:r>
               <w:rPr>
                 <w:rStyle w:val="Hiperhivatkozs"/>
                 <w:noProof/>
               </w:rPr>
-              <w:t>Comment:</w:t>
+              <w:t>Comment</w:t>
             </w:r>
             <w:r>
               <w:rPr>
@@ -2807,7 +2795,7 @@
                 <w:noProof/>
                 <w:webHidden/>
               </w:rPr>
-              <w:instrText xml:space="preserve"> PAGEREF _Toc225543079 \h </w:instrText>
+              <w:instrText xml:space="preserve"> PAGEREF _Toc227273565 \h </w:instrText>
             </w:r>
             <w:r>
               <w:rPr>
@@ -2827,7 +2815,7 @@
                 <w:noProof/>
                 <w:webHidden/>
               </w:rPr>
-              <w:t>25</w:t>
+              <w:t>23</w:t>
             </w:r>
             <w:r>
               <w:rPr>
@@ -2853,13 +2841,13 @@
               <w14:ligatures w14:val="standardContextual"/>
             </w:rPr>
           </w:pPr>
-          <w:hyperlink w:anchor="_Toc225543080" w:history="1">
+          <w:hyperlink w:anchor="_Toc227273566" w:history="1">
             <w:r>
               <w:rPr>
                 <w:rStyle w:val="Hiperhivatkozs"/>
                 <w:noProof/>
               </w:rPr>
-              <w:t>Manuális tesztek:</w:t>
+              <w:t>Manuális tesztek</w:t>
             </w:r>
             <w:r>
               <w:rPr>
@@ -2880,7 +2868,7 @@
                 <w:noProof/>
                 <w:webHidden/>
               </w:rPr>
-              <w:instrText xml:space="preserve"> PAGEREF _Toc225543080 \h </w:instrText>
+              <w:instrText xml:space="preserve"> PAGEREF _Toc227273566 \h </w:instrText>
             </w:r>
             <w:r>
               <w:rPr>
@@ -2900,7 +2888,7 @@
                 <w:noProof/>
                 <w:webHidden/>
               </w:rPr>
-              <w:t>25</w:t>
+              <w:t>24</w:t>
             </w:r>
             <w:r>
               <w:rPr>
@@ -2926,13 +2914,13 @@
               <w14:ligatures w14:val="standardContextual"/>
             </w:rPr>
           </w:pPr>
-          <w:hyperlink w:anchor="_Toc225543081" w:history="1">
+          <w:hyperlink w:anchor="_Toc227273567" w:history="1">
             <w:r>
               <w:rPr>
                 <w:rStyle w:val="Hiperhivatkozs"/>
                 <w:noProof/>
               </w:rPr>
-              <w:t>Backend tesztek:</w:t>
+              <w:t>Backend tesztek</w:t>
             </w:r>
             <w:r>
               <w:rPr>
@@ -2953,7 +2941,7 @@
                 <w:noProof/>
                 <w:webHidden/>
               </w:rPr>
-              <w:instrText xml:space="preserve"> PAGEREF _Toc225543081 \h </w:instrText>
+              <w:instrText xml:space="preserve"> PAGEREF _Toc227273567 \h </w:instrText>
             </w:r>
             <w:r>
               <w:rPr>
@@ -2973,7 +2961,7 @@
                 <w:noProof/>
                 <w:webHidden/>
               </w:rPr>
-              <w:t>25</w:t>
+              <w:t>24</w:t>
             </w:r>
             <w:r>
               <w:rPr>
@@ -2999,13 +2987,13 @@
               <w14:ligatures w14:val="standardContextual"/>
             </w:rPr>
           </w:pPr>
-          <w:hyperlink w:anchor="_Toc225543082" w:history="1">
+          <w:hyperlink w:anchor="_Toc227273568" w:history="1">
             <w:r>
               <w:rPr>
                 <w:rStyle w:val="Hiperhivatkozs"/>
                 <w:noProof/>
               </w:rPr>
-              <w:t>Végpont tesztek:</w:t>
+              <w:t>Végpont tesztek</w:t>
             </w:r>
             <w:r>
               <w:rPr>
@@ -3026,7 +3014,7 @@
                 <w:noProof/>
                 <w:webHidden/>
               </w:rPr>
-              <w:instrText xml:space="preserve"> PAGEREF _Toc225543082 \h </w:instrText>
+              <w:instrText xml:space="preserve"> PAGEREF _Toc227273568 \h </w:instrText>
             </w:r>
             <w:r>
               <w:rPr>
@@ -3046,7 +3034,7 @@
                 <w:noProof/>
                 <w:webHidden/>
               </w:rPr>
-              <w:t>25</w:t>
+              <w:t>24</w:t>
             </w:r>
             <w:r>
               <w:rPr>
@@ -3072,13 +3060,13 @@
               <w14:ligatures w14:val="standardContextual"/>
             </w:rPr>
           </w:pPr>
-          <w:hyperlink w:anchor="_Toc225543083" w:history="1">
+          <w:hyperlink w:anchor="_Toc227273569" w:history="1">
             <w:r>
               <w:rPr>
                 <w:rStyle w:val="Hiperhivatkozs"/>
                 <w:noProof/>
               </w:rPr>
-              <w:t>Event tesztek:</w:t>
+              <w:t>Event tesztek</w:t>
             </w:r>
             <w:r>
               <w:rPr>
@@ -3099,7 +3087,7 @@
                 <w:noProof/>
                 <w:webHidden/>
               </w:rPr>
-              <w:instrText xml:space="preserve"> PAGEREF _Toc225543083 \h </w:instrText>
+              <w:instrText xml:space="preserve"> PAGEREF _Toc227273569 \h </w:instrText>
             </w:r>
             <w:r>
               <w:rPr>
@@ -3119,7 +3107,7 @@
                 <w:noProof/>
                 <w:webHidden/>
               </w:rPr>
-              <w:t>26</w:t>
+              <w:t>24</w:t>
             </w:r>
             <w:r>
               <w:rPr>
@@ -3145,13 +3133,13 @@
               <w14:ligatures w14:val="standardContextual"/>
             </w:rPr>
           </w:pPr>
-          <w:hyperlink w:anchor="_Toc225543084" w:history="1">
+          <w:hyperlink w:anchor="_Toc227273570" w:history="1">
             <w:r>
               <w:rPr>
                 <w:rStyle w:val="Hiperhivatkozs"/>
                 <w:noProof/>
               </w:rPr>
-              <w:t>Frontend tesztek:</w:t>
+              <w:t>Frontend tesztek</w:t>
             </w:r>
             <w:r>
               <w:rPr>
@@ -3172,7 +3160,7 @@
                 <w:noProof/>
                 <w:webHidden/>
               </w:rPr>
-              <w:instrText xml:space="preserve"> PAGEREF _Toc225543084 \h </w:instrText>
+              <w:instrText xml:space="preserve"> PAGEREF _Toc227273570 \h </w:instrText>
             </w:r>
             <w:r>
               <w:rPr>
@@ -3192,7 +3180,7 @@
                 <w:noProof/>
                 <w:webHidden/>
               </w:rPr>
-              <w:t>26</w:t>
+              <w:t>25</w:t>
             </w:r>
             <w:r>
               <w:rPr>
@@ -3218,13 +3206,13 @@
               <w14:ligatures w14:val="standardContextual"/>
             </w:rPr>
           </w:pPr>
-          <w:hyperlink w:anchor="_Toc225543085" w:history="1">
+          <w:hyperlink w:anchor="_Toc227273571" w:history="1">
             <w:r>
               <w:rPr>
                 <w:rStyle w:val="Hiperhivatkozs"/>
                 <w:noProof/>
               </w:rPr>
-              <w:t>Regisztráció:</w:t>
+              <w:t>Regisztráció</w:t>
             </w:r>
             <w:r>
               <w:rPr>
@@ -3245,7 +3233,7 @@
                 <w:noProof/>
                 <w:webHidden/>
               </w:rPr>
-              <w:instrText xml:space="preserve"> PAGEREF _Toc225543085 \h </w:instrText>
+              <w:instrText xml:space="preserve"> PAGEREF _Toc227273571 \h </w:instrText>
             </w:r>
             <w:r>
               <w:rPr>
@@ -3265,7 +3253,7 @@
                 <w:noProof/>
                 <w:webHidden/>
               </w:rPr>
-              <w:t>26</w:t>
+              <w:t>25</w:t>
             </w:r>
             <w:r>
               <w:rPr>
@@ -3291,13 +3279,13 @@
               <w14:ligatures w14:val="standardContextual"/>
             </w:rPr>
           </w:pPr>
-          <w:hyperlink w:anchor="_Toc225543086" w:history="1">
+          <w:hyperlink w:anchor="_Toc227273572" w:history="1">
             <w:r>
               <w:rPr>
                 <w:rStyle w:val="Hiperhivatkozs"/>
                 <w:noProof/>
               </w:rPr>
-              <w:t>Bejelentkezés és Kijelentkezés:</w:t>
+              <w:t>Bejelentkezés és Kijelentkezés</w:t>
             </w:r>
             <w:r>
               <w:rPr>
@@ -3318,7 +3306,7 @@
                 <w:noProof/>
                 <w:webHidden/>
               </w:rPr>
-              <w:instrText xml:space="preserve"> PAGEREF _Toc225543086 \h </w:instrText>
+              <w:instrText xml:space="preserve"> PAGEREF _Toc227273572 \h </w:instrText>
             </w:r>
             <w:r>
               <w:rPr>
@@ -3338,7 +3326,7 @@
                 <w:noProof/>
                 <w:webHidden/>
               </w:rPr>
-              <w:t>27</w:t>
+              <w:t>26</w:t>
             </w:r>
             <w:r>
               <w:rPr>
@@ -3364,13 +3352,13 @@
               <w14:ligatures w14:val="standardContextual"/>
             </w:rPr>
           </w:pPr>
-          <w:hyperlink w:anchor="_Toc225543087" w:history="1">
+          <w:hyperlink w:anchor="_Toc227273573" w:history="1">
             <w:r>
               <w:rPr>
                 <w:rStyle w:val="Hiperhivatkozs"/>
                 <w:noProof/>
               </w:rPr>
-              <w:t>Termék böngészés és keresés:</w:t>
+              <w:t>Termék böngészés és keresés</w:t>
             </w:r>
             <w:r>
               <w:rPr>
@@ -3391,7 +3379,7 @@
                 <w:noProof/>
                 <w:webHidden/>
               </w:rPr>
-              <w:instrText xml:space="preserve"> PAGEREF _Toc225543087 \h </w:instrText>
+              <w:instrText xml:space="preserve"> PAGEREF _Toc227273573 \h </w:instrText>
             </w:r>
             <w:r>
               <w:rPr>
@@ -3411,7 +3399,7 @@
                 <w:noProof/>
                 <w:webHidden/>
               </w:rPr>
-              <w:t>28</w:t>
+              <w:t>27</w:t>
             </w:r>
             <w:r>
               <w:rPr>
@@ -3437,13 +3425,13 @@
               <w14:ligatures w14:val="standardContextual"/>
             </w:rPr>
           </w:pPr>
-          <w:hyperlink w:anchor="_Toc225543088" w:history="1">
+          <w:hyperlink w:anchor="_Toc227273574" w:history="1">
             <w:r>
               <w:rPr>
                 <w:rStyle w:val="Hiperhivatkozs"/>
                 <w:noProof/>
               </w:rPr>
-              <w:t>Automatizált tesztek:</w:t>
+              <w:t>Automatizált tesztek</w:t>
             </w:r>
             <w:r>
               <w:rPr>
@@ -3464,7 +3452,7 @@
                 <w:noProof/>
                 <w:webHidden/>
               </w:rPr>
-              <w:instrText xml:space="preserve"> PAGEREF _Toc225543088 \h </w:instrText>
+              <w:instrText xml:space="preserve"> PAGEREF _Toc227273574 \h </w:instrText>
             </w:r>
             <w:r>
               <w:rPr>
@@ -3484,7 +3472,7 @@
                 <w:noProof/>
                 <w:webHidden/>
               </w:rPr>
-              <w:t>29</w:t>
+              <w:t>28</w:t>
             </w:r>
             <w:r>
               <w:rPr>
@@ -3510,13 +3498,13 @@
               <w14:ligatures w14:val="standardContextual"/>
             </w:rPr>
           </w:pPr>
-          <w:hyperlink w:anchor="_Toc225543089" w:history="1">
+          <w:hyperlink w:anchor="_Toc227273575" w:history="1">
             <w:r>
               <w:rPr>
                 <w:rStyle w:val="Hiperhivatkozs"/>
                 <w:noProof/>
               </w:rPr>
-              <w:t>Backend tesztek:</w:t>
+              <w:t>Backend tesztek</w:t>
             </w:r>
             <w:r>
               <w:rPr>
@@ -3537,7 +3525,7 @@
                 <w:noProof/>
                 <w:webHidden/>
               </w:rPr>
-              <w:instrText xml:space="preserve"> PAGEREF _Toc225543089 \h </w:instrText>
+              <w:instrText xml:space="preserve"> PAGEREF _Toc227273575 \h </w:instrText>
             </w:r>
             <w:r>
               <w:rPr>
@@ -3557,7 +3545,7 @@
                 <w:noProof/>
                 <w:webHidden/>
               </w:rPr>
-              <w:t>29</w:t>
+              <w:t>28</w:t>
             </w:r>
             <w:r>
               <w:rPr>
@@ -3583,13 +3571,13 @@
               <w14:ligatures w14:val="standardContextual"/>
             </w:rPr>
           </w:pPr>
-          <w:hyperlink w:anchor="_Toc225543090" w:history="1">
+          <w:hyperlink w:anchor="_Toc227273576" w:history="1">
             <w:r>
               <w:rPr>
                 <w:rStyle w:val="Hiperhivatkozs"/>
                 <w:noProof/>
               </w:rPr>
-              <w:t>End-to-End tesztek:</w:t>
+              <w:t>End-to-End tesztek</w:t>
             </w:r>
             <w:r>
               <w:rPr>
@@ -3610,7 +3598,7 @@
                 <w:noProof/>
                 <w:webHidden/>
               </w:rPr>
-              <w:instrText xml:space="preserve"> PAGEREF _Toc225543090 \h </w:instrText>
+              <w:instrText xml:space="preserve"> PAGEREF _Toc227273576 \h </w:instrText>
             </w:r>
             <w:r>
               <w:rPr>
@@ -3630,7 +3618,7 @@
                 <w:noProof/>
                 <w:webHidden/>
               </w:rPr>
-              <w:t>29</w:t>
+              <w:t>28</w:t>
             </w:r>
             <w:r>
               <w:rPr>
@@ -3656,13 +3644,13 @@
               <w14:ligatures w14:val="standardContextual"/>
             </w:rPr>
           </w:pPr>
-          <w:hyperlink w:anchor="_Toc225543091" w:history="1">
+          <w:hyperlink w:anchor="_Toc227273577" w:history="1">
             <w:r>
               <w:rPr>
                 <w:rStyle w:val="Hiperhivatkozs"/>
                 <w:noProof/>
               </w:rPr>
-              <w:t>Unit tesztek:</w:t>
+              <w:t>Unit tesztek</w:t>
             </w:r>
             <w:r>
               <w:rPr>
@@ -3683,7 +3671,7 @@
                 <w:noProof/>
                 <w:webHidden/>
               </w:rPr>
-              <w:instrText xml:space="preserve"> PAGEREF _Toc225543091 \h </w:instrText>
+              <w:instrText xml:space="preserve"> PAGEREF _Toc227273577 \h </w:instrText>
             </w:r>
             <w:r>
               <w:rPr>
@@ -3703,7 +3691,7 @@
                 <w:noProof/>
                 <w:webHidden/>
               </w:rPr>
-              <w:t>30</w:t>
+              <w:t>29</w:t>
             </w:r>
             <w:r>
               <w:rPr>
@@ -3729,13 +3717,13 @@
               <w14:ligatures w14:val="standardContextual"/>
             </w:rPr>
           </w:pPr>
-          <w:hyperlink w:anchor="_Toc225543092" w:history="1">
+          <w:hyperlink w:anchor="_Toc227273578" w:history="1">
             <w:r>
               <w:rPr>
                 <w:rStyle w:val="Hiperhivatkozs"/>
                 <w:noProof/>
               </w:rPr>
-              <w:t>Controller unit teszt:</w:t>
+              <w:t>Controller unit teszt</w:t>
             </w:r>
             <w:r>
               <w:rPr>
@@ -3756,7 +3744,7 @@
                 <w:noProof/>
                 <w:webHidden/>
               </w:rPr>
-              <w:instrText xml:space="preserve"> PAGEREF _Toc225543092 \h </w:instrText>
+              <w:instrText xml:space="preserve"> PAGEREF _Toc227273578 \h </w:instrText>
             </w:r>
             <w:r>
               <w:rPr>
@@ -3776,7 +3764,7 @@
                 <w:noProof/>
                 <w:webHidden/>
               </w:rPr>
-              <w:t>30</w:t>
+              <w:t>29</w:t>
             </w:r>
             <w:r>
               <w:rPr>
@@ -3802,13 +3790,13 @@
               <w14:ligatures w14:val="standardContextual"/>
             </w:rPr>
           </w:pPr>
-          <w:hyperlink w:anchor="_Toc225543093" w:history="1">
+          <w:hyperlink w:anchor="_Toc227273579" w:history="1">
             <w:r>
               <w:rPr>
                 <w:rStyle w:val="Hiperhivatkozs"/>
                 <w:noProof/>
               </w:rPr>
-              <w:t>Service unit teszt:</w:t>
+              <w:t>Service unit teszt</w:t>
             </w:r>
             <w:r>
               <w:rPr>
@@ -3829,7 +3817,7 @@
                 <w:noProof/>
                 <w:webHidden/>
               </w:rPr>
-              <w:instrText xml:space="preserve"> PAGEREF _Toc225543093 \h </w:instrText>
+              <w:instrText xml:space="preserve"> PAGEREF _Toc227273579 \h </w:instrText>
             </w:r>
             <w:r>
               <w:rPr>
@@ -3849,7 +3837,7 @@
                 <w:noProof/>
                 <w:webHidden/>
               </w:rPr>
-              <w:t>32</w:t>
+              <w:t>31</w:t>
             </w:r>
             <w:r>
               <w:rPr>
@@ -3875,13 +3863,13 @@
               <w14:ligatures w14:val="standardContextual"/>
             </w:rPr>
           </w:pPr>
-          <w:hyperlink w:anchor="_Toc225543094" w:history="1">
+          <w:hyperlink w:anchor="_Toc227273580" w:history="1">
             <w:r>
               <w:rPr>
                 <w:rStyle w:val="Hiperhivatkozs"/>
                 <w:noProof/>
               </w:rPr>
-              <w:t>Repository unit teszt:</w:t>
+              <w:t>Repository unit teszt</w:t>
             </w:r>
             <w:r>
               <w:rPr>
@@ -3902,7 +3890,7 @@
                 <w:noProof/>
                 <w:webHidden/>
               </w:rPr>
-              <w:instrText xml:space="preserve"> PAGEREF _Toc225543094 \h </w:instrText>
+              <w:instrText xml:space="preserve"> PAGEREF _Toc227273580 \h </w:instrText>
             </w:r>
             <w:r>
               <w:rPr>
@@ -3922,7 +3910,7 @@
                 <w:noProof/>
                 <w:webHidden/>
               </w:rPr>
-              <w:t>32</w:t>
+              <w:t>31</w:t>
             </w:r>
             <w:r>
               <w:rPr>
@@ -3948,13 +3936,13 @@
               <w14:ligatures w14:val="standardContextual"/>
             </w:rPr>
           </w:pPr>
-          <w:hyperlink w:anchor="_Toc225543095" w:history="1">
+          <w:hyperlink w:anchor="_Toc227273581" w:history="1">
             <w:r>
               <w:rPr>
                 <w:rStyle w:val="Hiperhivatkozs"/>
                 <w:noProof/>
               </w:rPr>
-              <w:t>Frontend tesztek:</w:t>
+              <w:t>Frontend tesztek</w:t>
             </w:r>
             <w:r>
               <w:rPr>
@@ -3975,7 +3963,7 @@
                 <w:noProof/>
                 <w:webHidden/>
               </w:rPr>
-              <w:instrText xml:space="preserve"> PAGEREF _Toc225543095 \h </w:instrText>
+              <w:instrText xml:space="preserve"> PAGEREF _Toc227273581 \h </w:instrText>
             </w:r>
             <w:r>
               <w:rPr>
@@ -3995,7 +3983,7 @@
                 <w:noProof/>
                 <w:webHidden/>
               </w:rPr>
-              <w:t>33</w:t>
+              <w:t>32</w:t>
             </w:r>
             <w:r>
               <w:rPr>
@@ -4021,13 +4009,13 @@
               <w14:ligatures w14:val="standardContextual"/>
             </w:rPr>
           </w:pPr>
-          <w:hyperlink w:anchor="_Toc225543096" w:history="1">
+          <w:hyperlink w:anchor="_Toc227273582" w:history="1">
             <w:r>
               <w:rPr>
                 <w:rStyle w:val="Hiperhivatkozs"/>
                 <w:noProof/>
               </w:rPr>
-              <w:t>Vitest tesztek:</w:t>
+              <w:t>Vitest tesztek</w:t>
             </w:r>
             <w:r>
               <w:rPr>
@@ -4048,7 +4036,7 @@
                 <w:noProof/>
                 <w:webHidden/>
               </w:rPr>
-              <w:instrText xml:space="preserve"> PAGEREF _Toc225543096 \h </w:instrText>
+              <w:instrText xml:space="preserve"> PAGEREF _Toc227273582 \h </w:instrText>
             </w:r>
             <w:r>
               <w:rPr>
@@ -4068,7 +4056,7 @@
                 <w:noProof/>
                 <w:webHidden/>
               </w:rPr>
-              <w:t>33</w:t>
+              <w:t>32</w:t>
             </w:r>
             <w:r>
               <w:rPr>
@@ -4094,13 +4082,13 @@
               <w14:ligatures w14:val="standardContextual"/>
             </w:rPr>
           </w:pPr>
-          <w:hyperlink w:anchor="_Toc225543097" w:history="1">
+          <w:hyperlink w:anchor="_Toc227273583" w:history="1">
             <w:r>
               <w:rPr>
                 <w:rStyle w:val="Hiperhivatkozs"/>
                 <w:noProof/>
               </w:rPr>
-              <w:t>Unit tesztek:</w:t>
+              <w:t>Unit tesztek</w:t>
             </w:r>
             <w:r>
               <w:rPr>
@@ -4121,7 +4109,7 @@
                 <w:noProof/>
                 <w:webHidden/>
               </w:rPr>
-              <w:instrText xml:space="preserve"> PAGEREF _Toc225543097 \h </w:instrText>
+              <w:instrText xml:space="preserve"> PAGEREF _Toc227273583 \h </w:instrText>
             </w:r>
             <w:r>
               <w:rPr>
@@ -4141,7 +4129,7 @@
                 <w:noProof/>
                 <w:webHidden/>
               </w:rPr>
-              <w:t>33</w:t>
+              <w:t>32</w:t>
             </w:r>
             <w:r>
               <w:rPr>
@@ -4167,13 +4155,13 @@
               <w14:ligatures w14:val="standardContextual"/>
             </w:rPr>
           </w:pPr>
-          <w:hyperlink w:anchor="_Toc225543098" w:history="1">
+          <w:hyperlink w:anchor="_Toc227273584" w:history="1">
             <w:r>
               <w:rPr>
                 <w:rStyle w:val="Hiperhivatkozs"/>
                 <w:noProof/>
               </w:rPr>
-              <w:t>Komponenstesztek:</w:t>
+              <w:t>Komponenstesztek</w:t>
             </w:r>
             <w:r>
               <w:rPr>
@@ -4194,7 +4182,7 @@
                 <w:noProof/>
                 <w:webHidden/>
               </w:rPr>
-              <w:instrText xml:space="preserve"> PAGEREF _Toc225543098 \h </w:instrText>
+              <w:instrText xml:space="preserve"> PAGEREF _Toc227273584 \h </w:instrText>
             </w:r>
             <w:r>
               <w:rPr>
@@ -4214,7 +4202,7 @@
                 <w:noProof/>
                 <w:webHidden/>
               </w:rPr>
-              <w:t>34</w:t>
+              <w:t>33</w:t>
             </w:r>
             <w:r>
               <w:rPr>
@@ -4240,13 +4228,13 @@
               <w14:ligatures w14:val="standardContextual"/>
             </w:rPr>
           </w:pPr>
-          <w:hyperlink w:anchor="_Toc225543099" w:history="1">
+          <w:hyperlink w:anchor="_Toc227273585" w:history="1">
             <w:r>
               <w:rPr>
                 <w:rStyle w:val="Hiperhivatkozs"/>
                 <w:noProof/>
               </w:rPr>
-              <w:t>Integrációs tesztek:</w:t>
+              <w:t>Integrációs tesztek</w:t>
             </w:r>
             <w:r>
               <w:rPr>
@@ -4267,7 +4255,7 @@
                 <w:noProof/>
                 <w:webHidden/>
               </w:rPr>
-              <w:instrText xml:space="preserve"> PAGEREF _Toc225543099 \h </w:instrText>
+              <w:instrText xml:space="preserve"> PAGEREF _Toc227273585 \h </w:instrText>
             </w:r>
             <w:r>
               <w:rPr>
@@ -4287,7 +4275,7 @@
                 <w:noProof/>
                 <w:webHidden/>
               </w:rPr>
-              <w:t>36</w:t>
+              <w:t>34</w:t>
             </w:r>
             <w:r>
               <w:rPr>
@@ -4313,13 +4301,13 @@
               <w14:ligatures w14:val="standardContextual"/>
             </w:rPr>
           </w:pPr>
-          <w:hyperlink w:anchor="_Toc225543100" w:history="1">
+          <w:hyperlink w:anchor="_Toc227273586" w:history="1">
             <w:r>
               <w:rPr>
                 <w:rStyle w:val="Hiperhivatkozs"/>
                 <w:noProof/>
               </w:rPr>
-              <w:t>Cypress E2E tesztek:</w:t>
+              <w:t>Cypress E2E tesztek</w:t>
             </w:r>
             <w:r>
               <w:rPr>
@@ -4340,7 +4328,7 @@
                 <w:noProof/>
                 <w:webHidden/>
               </w:rPr>
-              <w:instrText xml:space="preserve"> PAGEREF _Toc225543100 \h </w:instrText>
+              <w:instrText xml:space="preserve"> PAGEREF _Toc227273586 \h </w:instrText>
             </w:r>
             <w:r>
               <w:rPr>
@@ -4360,7 +4348,7 @@
                 <w:noProof/>
                 <w:webHidden/>
               </w:rPr>
-              <w:t>37</w:t>
+              <w:t>35</w:t>
             </w:r>
             <w:r>
               <w:rPr>
@@ -4386,14 +4374,14 @@
               <w14:ligatures w14:val="standardContextual"/>
             </w:rPr>
           </w:pPr>
-          <w:hyperlink w:anchor="_Toc225543101" w:history="1">
+          <w:hyperlink w:anchor="_Toc227273587" w:history="1">
             <w:r>
               <w:rPr>
                 <w:rStyle w:val="Hiperhivatkozs"/>
                 <w:rFonts w:eastAsia="Times New Roman"/>
                 <w:noProof/>
               </w:rPr>
-              <w:t>E2E tesztek:</w:t>
+              <w:t>E2E tesztek</w:t>
             </w:r>
             <w:r>
               <w:rPr>
@@ -4414,7 +4402,7 @@
                 <w:noProof/>
                 <w:webHidden/>
               </w:rPr>
-              <w:instrText xml:space="preserve"> PAGEREF _Toc225543101 \h </w:instrText>
+              <w:instrText xml:space="preserve"> PAGEREF _Toc227273587 \h </w:instrText>
             </w:r>
             <w:r>
               <w:rPr>
@@ -4434,7 +4422,7 @@
                 <w:noProof/>
                 <w:webHidden/>
               </w:rPr>
-              <w:t>37</w:t>
+              <w:t>36</w:t>
             </w:r>
             <w:r>
               <w:rPr>
@@ -4460,13 +4448,13 @@
               <w14:ligatures w14:val="standardContextual"/>
             </w:rPr>
           </w:pPr>
-          <w:hyperlink w:anchor="_Toc225543102" w:history="1">
+          <w:hyperlink w:anchor="_Toc227273588" w:history="1">
             <w:r>
               <w:rPr>
                 <w:rStyle w:val="Hiperhivatkozs"/>
                 <w:noProof/>
               </w:rPr>
-              <w:t>Felhasználói dokumentáció:</w:t>
+              <w:t>Felhasználói dokumentáció</w:t>
             </w:r>
             <w:r>
               <w:rPr>
@@ -4487,7 +4475,7 @@
                 <w:noProof/>
                 <w:webHidden/>
               </w:rPr>
-              <w:instrText xml:space="preserve"> PAGEREF _Toc225543102 \h </w:instrText>
+              <w:instrText xml:space="preserve"> PAGEREF _Toc227273588 \h </w:instrText>
             </w:r>
             <w:r>
               <w:rPr>
@@ -4507,7 +4495,7 @@
                 <w:noProof/>
                 <w:webHidden/>
               </w:rPr>
-              <w:t>39</w:t>
+              <w:t>37</w:t>
             </w:r>
             <w:r>
               <w:rPr>
@@ -4533,13 +4521,13 @@
               <w14:ligatures w14:val="standardContextual"/>
             </w:rPr>
           </w:pPr>
-          <w:hyperlink w:anchor="_Toc225543103" w:history="1">
+          <w:hyperlink w:anchor="_Toc227273589" w:history="1">
             <w:r>
               <w:rPr>
                 <w:rStyle w:val="Hiperhivatkozs"/>
                 <w:noProof/>
               </w:rPr>
-              <w:t>Probléma leírása:</w:t>
+              <w:t>Probléma leírása</w:t>
             </w:r>
             <w:r>
               <w:rPr>
@@ -4560,7 +4548,7 @@
                 <w:noProof/>
                 <w:webHidden/>
               </w:rPr>
-              <w:instrText xml:space="preserve"> PAGEREF _Toc225543103 \h </w:instrText>
+              <w:instrText xml:space="preserve"> PAGEREF _Toc227273589 \h </w:instrText>
             </w:r>
             <w:r>
               <w:rPr>
@@ -4580,7 +4568,7 @@
                 <w:noProof/>
                 <w:webHidden/>
               </w:rPr>
-              <w:t>39</w:t>
+              <w:t>37</w:t>
             </w:r>
             <w:r>
               <w:rPr>
@@ -4606,14 +4594,14 @@
               <w14:ligatures w14:val="standardContextual"/>
             </w:rPr>
           </w:pPr>
-          <w:hyperlink w:anchor="_Toc225543104" w:history="1">
+          <w:hyperlink w:anchor="_Toc227273590" w:history="1">
             <w:r>
               <w:rPr>
                 <w:rStyle w:val="Hiperhivatkozs"/>
                 <w:rFonts w:eastAsia="Times New Roman"/>
                 <w:noProof/>
               </w:rPr>
-              <w:t>Elérhető funkciók:</w:t>
+              <w:t>Elérhető funkciók</w:t>
             </w:r>
             <w:r>
               <w:rPr>
@@ -4634,7 +4622,7 @@
                 <w:noProof/>
                 <w:webHidden/>
               </w:rPr>
-              <w:instrText xml:space="preserve"> PAGEREF _Toc225543104 \h </w:instrText>
+              <w:instrText xml:space="preserve"> PAGEREF _Toc227273590 \h </w:instrText>
             </w:r>
             <w:r>
               <w:rPr>
@@ -4654,7 +4642,7 @@
                 <w:noProof/>
                 <w:webHidden/>
               </w:rPr>
-              <w:t>39</w:t>
+              <w:t>38</w:t>
             </w:r>
             <w:r>
               <w:rPr>
@@ -4680,14 +4668,14 @@
               <w14:ligatures w14:val="standardContextual"/>
             </w:rPr>
           </w:pPr>
-          <w:hyperlink w:anchor="_Toc225543105" w:history="1">
+          <w:hyperlink w:anchor="_Toc227273591" w:history="1">
             <w:r>
               <w:rPr>
                 <w:rStyle w:val="Hiperhivatkozs"/>
                 <w:rFonts w:eastAsia="Times New Roman"/>
                 <w:noProof/>
               </w:rPr>
-              <w:t>Elérhető funkciók:</w:t>
+              <w:t>Elérhető funkciók</w:t>
             </w:r>
             <w:r>
               <w:rPr>
@@ -4708,7 +4696,7 @@
                 <w:noProof/>
                 <w:webHidden/>
               </w:rPr>
-              <w:instrText xml:space="preserve"> PAGEREF _Toc225543105 \h </w:instrText>
+              <w:instrText xml:space="preserve"> PAGEREF _Toc227273591 \h </w:instrText>
             </w:r>
             <w:r>
               <w:rPr>
@@ -4728,7 +4716,7 @@
                 <w:noProof/>
                 <w:webHidden/>
               </w:rPr>
-              <w:t>40</w:t>
+              <w:t>39</w:t>
             </w:r>
             <w:r>
               <w:rPr>
@@ -4754,14 +4742,14 @@
               <w14:ligatures w14:val="standardContextual"/>
             </w:rPr>
           </w:pPr>
-          <w:hyperlink w:anchor="_Toc225543106" w:history="1">
+          <w:hyperlink w:anchor="_Toc227273592" w:history="1">
             <w:r>
               <w:rPr>
                 <w:rStyle w:val="Hiperhivatkozs"/>
                 <w:rFonts w:eastAsia="Times New Roman"/>
                 <w:noProof/>
               </w:rPr>
-              <w:t>Korlátok:</w:t>
+              <w:t>Korlátok</w:t>
             </w:r>
             <w:r>
               <w:rPr>
@@ -4782,7 +4770,7 @@
                 <w:noProof/>
                 <w:webHidden/>
               </w:rPr>
-              <w:instrText xml:space="preserve"> PAGEREF _Toc225543106 \h </w:instrText>
+              <w:instrText xml:space="preserve"> PAGEREF _Toc227273592 \h </w:instrText>
             </w:r>
             <w:r>
               <w:rPr>
@@ -4802,7 +4790,7 @@
                 <w:noProof/>
                 <w:webHidden/>
               </w:rPr>
-              <w:t>40</w:t>
+              <w:t>39</w:t>
             </w:r>
             <w:r>
               <w:rPr>
@@ -4828,14 +4816,14 @@
               <w14:ligatures w14:val="standardContextual"/>
             </w:rPr>
           </w:pPr>
-          <w:hyperlink w:anchor="_Toc225543107" w:history="1">
+          <w:hyperlink w:anchor="_Toc227273593" w:history="1">
             <w:r>
               <w:rPr>
                 <w:rStyle w:val="Hiperhivatkozs"/>
                 <w:rFonts w:eastAsia="Times New Roman" w:cs="Times New Roman"/>
                 <w:noProof/>
               </w:rPr>
-              <w:t>Elérhető funkciók:</w:t>
+              <w:t>Elérhető funkciók</w:t>
             </w:r>
             <w:r>
               <w:rPr>
@@ -4856,7 +4844,7 @@
                 <w:noProof/>
                 <w:webHidden/>
               </w:rPr>
-              <w:instrText xml:space="preserve"> PAGEREF _Toc225543107 \h </w:instrText>
+              <w:instrText xml:space="preserve"> PAGEREF _Toc227273593 \h </w:instrText>
             </w:r>
             <w:r>
               <w:rPr>
@@ -4876,7 +4864,7 @@
                 <w:noProof/>
                 <w:webHidden/>
               </w:rPr>
-              <w:t>41</w:t>
+              <w:t>40</w:t>
             </w:r>
             <w:r>
               <w:rPr>
@@ -4902,14 +4890,14 @@
               <w14:ligatures w14:val="standardContextual"/>
             </w:rPr>
           </w:pPr>
-          <w:hyperlink w:anchor="_Toc225543108" w:history="1">
+          <w:hyperlink w:anchor="_Toc227273594" w:history="1">
             <w:r>
               <w:rPr>
                 <w:rStyle w:val="Hiperhivatkozs"/>
                 <w:rFonts w:eastAsia="Times New Roman"/>
                 <w:noProof/>
               </w:rPr>
-              <w:t>Elérhető funkciók:</w:t>
+              <w:t>Elérhető funkciók</w:t>
             </w:r>
             <w:r>
               <w:rPr>
@@ -4930,7 +4918,7 @@
                 <w:noProof/>
                 <w:webHidden/>
               </w:rPr>
-              <w:instrText xml:space="preserve"> PAGEREF _Toc225543108 \h </w:instrText>
+              <w:instrText xml:space="preserve"> PAGEREF _Toc227273594 \h </w:instrText>
             </w:r>
             <w:r>
               <w:rPr>
@@ -4950,7 +4938,7 @@
                 <w:noProof/>
                 <w:webHidden/>
               </w:rPr>
-              <w:t>41</w:t>
+              <w:t>40</w:t>
             </w:r>
             <w:r>
               <w:rPr>
@@ -4976,13 +4964,13 @@
               <w14:ligatures w14:val="standardContextual"/>
             </w:rPr>
           </w:pPr>
-          <w:hyperlink w:anchor="_Toc225543109" w:history="1">
+          <w:hyperlink w:anchor="_Toc227273595" w:history="1">
             <w:r>
               <w:rPr>
                 <w:rStyle w:val="Hiperhivatkozs"/>
                 <w:noProof/>
               </w:rPr>
-              <w:t>Használati esetek bemutatása:</w:t>
+              <w:t>Használati esetek bemutatása</w:t>
             </w:r>
             <w:r>
               <w:rPr>
@@ -5003,7 +4991,7 @@
                 <w:noProof/>
                 <w:webHidden/>
               </w:rPr>
-              <w:instrText xml:space="preserve"> PAGEREF _Toc225543109 \h </w:instrText>
+              <w:instrText xml:space="preserve"> PAGEREF _Toc227273595 \h </w:instrText>
             </w:r>
             <w:r>
               <w:rPr>
@@ -5023,7 +5011,7 @@
                 <w:noProof/>
                 <w:webHidden/>
               </w:rPr>
-              <w:t>42</w:t>
+              <w:t>41</w:t>
             </w:r>
             <w:r>
               <w:rPr>
@@ -5047,6 +5035,9 @@
     </w:sdt>
     <w:p>
       <w:pPr>
+        <w:spacing w:after="160" w:line="259" w:lineRule="auto"/>
+        <w:ind w:firstLine="0"/>
+        <w:jc w:val="left"/>
         <w:rPr>
           <w:rFonts w:cs="Times New Roman"/>
           <w:b/>
@@ -5055,14 +5046,25 @@
           <w:szCs w:val="28"/>
         </w:rPr>
       </w:pPr>
+      <w:r>
+        <w:rPr>
+          <w:rFonts w:cs="Times New Roman"/>
+          <w:b/>
+          <w:bCs/>
+          <w:sz w:val="32"/>
+          <w:szCs w:val="28"/>
+        </w:rPr>
+        <w:br w:type="page"/>
+      </w:r>
     </w:p>
     <w:p>
       <w:pPr>
         <w:pStyle w:val="Cmsor1"/>
       </w:pPr>
-      <w:bookmarkStart w:id="0" w:name="_Toc225543044"/>
-      <w:r>
-        <w:t>Bevezetés:</w:t>
+      <w:bookmarkStart w:id="0" w:name="_Toc227273530"/>
+      <w:r>
+        <w:lastRenderedPageBreak/>
+        <w:t>Bevezetés</w:t>
       </w:r>
       <w:bookmarkEnd w:id="0"/>
     </w:p>
@@ -5076,7 +5078,7 @@
           <w:szCs w:val="28"/>
         </w:rPr>
       </w:pPr>
-      <w:bookmarkStart w:id="1" w:name="_Toc225543045"/>
+      <w:bookmarkStart w:id="1" w:name="_Toc227273531"/>
       <w:r>
         <w:rPr>
           <w:rStyle w:val="Cmsor2Char"/>
@@ -5084,64 +5086,54 @@
         <w:t>Feladatelosztás</w:t>
       </w:r>
       <w:bookmarkEnd w:id="1"/>
+    </w:p>
+    <w:p>
+      <w:pPr>
+        <w:rPr>
+          <w:rFonts w:cs="Times New Roman"/>
+          <w:szCs w:val="24"/>
+        </w:rPr>
+      </w:pPr>
+      <w:bookmarkStart w:id="2" w:name="_Toc227273532"/>
+      <w:r>
+        <w:rPr>
+          <w:rStyle w:val="Cmsor3Char"/>
+        </w:rPr>
+        <w:t>A backend és adatbázis és a hozzájáruló tesztek:</w:t>
+      </w:r>
+      <w:bookmarkEnd w:id="2"/>
+      <w:r>
+        <w:rPr>
+          <w:rFonts w:cs="Times New Roman"/>
+          <w:szCs w:val="24"/>
+        </w:rPr>
+        <w:t xml:space="preserve"> Kovács Kristóf Ambrus</w:t>
+      </w:r>
+    </w:p>
+    <w:p>
+      <w:pPr>
+        <w:rPr>
+          <w:rFonts w:cs="Times New Roman"/>
+          <w:szCs w:val="24"/>
+        </w:rPr>
+      </w:pPr>
+      <w:bookmarkStart w:id="3" w:name="_Toc227273533"/>
+      <w:r>
+        <w:rPr>
+          <w:rStyle w:val="Cmsor3Char"/>
+        </w:rPr>
+        <w:t>A frontend és a hozzájáruló tesztek</w:t>
+      </w:r>
+      <w:bookmarkEnd w:id="3"/>
       <w:r>
         <w:rPr>
           <w:rFonts w:cs="Times New Roman"/>
           <w:b/>
           <w:bCs/>
-          <w:sz w:val="28"/>
-          <w:szCs w:val="28"/>
+          <w:szCs w:val="24"/>
         </w:rPr>
         <w:t>:</w:t>
       </w:r>
-    </w:p>
-    <w:p>
-      <w:pPr>
-        <w:rPr>
-          <w:rFonts w:cs="Times New Roman"/>
-          <w:szCs w:val="24"/>
-        </w:rPr>
-      </w:pPr>
-      <w:bookmarkStart w:id="2" w:name="_Toc225543046"/>
-      <w:r>
-        <w:rPr>
-          <w:rStyle w:val="Cmsor3Char"/>
-        </w:rPr>
-        <w:t>A backend és adatbázis és a hozzájáruló tesztek:</w:t>
-      </w:r>
-      <w:bookmarkEnd w:id="2"/>
-      <w:r>
-        <w:rPr>
-          <w:rFonts w:cs="Times New Roman"/>
-          <w:szCs w:val="24"/>
-        </w:rPr>
-        <w:t xml:space="preserve"> Kovács Kristóf Ambrus</w:t>
-      </w:r>
-    </w:p>
-    <w:p>
-      <w:pPr>
-        <w:rPr>
-          <w:rFonts w:cs="Times New Roman"/>
-          <w:szCs w:val="24"/>
-        </w:rPr>
-      </w:pPr>
-      <w:bookmarkStart w:id="3" w:name="_Toc225543047"/>
-      <w:r>
-        <w:rPr>
-          <w:rStyle w:val="Cmsor3Char"/>
-        </w:rPr>
-        <w:t>A frontend és a hozzájáruló tesztek</w:t>
-      </w:r>
-      <w:bookmarkEnd w:id="3"/>
-      <w:r>
-        <w:rPr>
-          <w:rFonts w:cs="Times New Roman"/>
-          <w:b/>
-          <w:bCs/>
-          <w:szCs w:val="24"/>
-        </w:rPr>
-        <w:t>:</w:t>
-      </w:r>
       <w:r>
         <w:rPr>
           <w:rFonts w:cs="Times New Roman"/>
@@ -5154,9 +5146,9 @@
       <w:pPr>
         <w:pStyle w:val="Cmsor2"/>
       </w:pPr>
-      <w:bookmarkStart w:id="4" w:name="_Toc225543048"/>
-      <w:r>
-        <w:t>A projekt leírása:</w:t>
+      <w:bookmarkStart w:id="4" w:name="_Toc227273534"/>
+      <w:r>
+        <w:t>A projekt leírása</w:t>
       </w:r>
       <w:bookmarkEnd w:id="4"/>
     </w:p>
@@ -5172,29 +5164,18 @@
           <w:rFonts w:cs="Times New Roman"/>
           <w:szCs w:val="24"/>
         </w:rPr>
-        <w:t xml:space="preserve">A MediaHub weboldal feladata az, hogy egy könnyen használható felületet nyújtson könyvtárak üzemeltetőinek számára, ahol ők könnyen tudják kezelni a leltárukat és azt az ügyfeleinek (azaz a kölcsönzőknek) könnyedén mutathassák. A weboldal tárol információkat a termékekről, mint a címe, írója, leírása meg hasonlók és ad lehetőséget ezeknek módosítására, új termék felvételére vagy netán törlésére.  Az </w:t>
-      </w:r>
-      <w:r>
-        <w:rPr>
-          <w:rFonts w:cs="Times New Roman"/>
-          <w:szCs w:val="24"/>
-        </w:rPr>
-        <w:lastRenderedPageBreak/>
-        <w:t>ügyfeleknek meg ad lehetőséget a termékek közti böngészésre és keresésre különféle paraméterek alapján. Ezen felül még tudnak véleményt nyilvánítani egy adott termékről, vagy ha valami megtetszett nekik, akkor igényelhetnek egy kölcsönzést. A weboldal még ezen felül nyújt lehetőséget az ügyfelek moderálására a könyvtárosoknak, mint a vélemények törlésére, felhasználók kitiltása és a kölcsönzések kezelésére, mint hogy ki mikor meddig kölcsönözhet valamit.</w:t>
+        <w:t>A MediaHub weboldal feladata az, hogy egy könnyen használható felületet nyújtson könyvtárak üzemeltetőinek számára, ahol ők könnyen tudják kezelni a leltárukat és azt az ügyfeleinek (azaz a kölcsönzőknek) könnyedén mutathassák. A weboldal tárol információkat a termékekről, mint a címe, írója, leírása meg hasonlók és ad lehetőséget ezeknek módosítására, új termék felvételére vagy netán törlésére.  Az ügyfeleknek meg ad lehetőséget a termékek közti böngészésre és keresésre különféle paraméterek alapján. Ezen felül még tudnak véleményt nyilvánítani egy adott termékről, vagy ha valami megtetszett nekik, akkor igényelhetnek egy kölcsönzést. A weboldal még ezen felül nyújt lehetőséget az ügyfelek moderálására a könyvtárosoknak, mint a vélemények törlésére, felhasználók kitiltása és a kölcsönzések kezelésére, mint hogy ki mikor meddig kölcsönözhet valamit.</w:t>
       </w:r>
     </w:p>
     <w:p>
       <w:pPr>
         <w:pStyle w:val="Cmsor2"/>
       </w:pPr>
-      <w:bookmarkStart w:id="5" w:name="_Toc225543049"/>
-      <w:r>
-        <w:t>Teljes rendszer Specifikáció:</w:t>
+      <w:bookmarkStart w:id="5" w:name="_Toc227273535"/>
+      <w:r>
+        <w:t>Teljes rendszer Specifikáció</w:t>
       </w:r>
       <w:bookmarkEnd w:id="5"/>
-      <w:r>
-        <w:t xml:space="preserve"> </w:t>
-      </w:r>
     </w:p>
     <w:p>
       <w:pPr>
@@ -5308,6 +5289,7 @@
           <w:rFonts w:cs="Times New Roman"/>
           <w:szCs w:val="24"/>
         </w:rPr>
+        <w:lastRenderedPageBreak/>
         <w:t>könyvtáros: A könyvtár üzemeltetője, aki kezeli a leltárt és a kölcsönzéseket.</w:t>
       </w:r>
     </w:p>
@@ -5374,137 +5356,133 @@
           <w:rFonts w:cs="Times New Roman"/>
           <w:szCs w:val="24"/>
         </w:rPr>
+        <w:t>Ha a bejelentkezett felhasználó olyan terméket talált, ami érdekli őt, akkor legyen képes igényelni egy kölcsönzést egy adott intervallumra, ha van a raktáron éppen példány.</w:t>
+      </w:r>
+    </w:p>
+    <w:p>
+      <w:pPr>
+        <w:rPr>
+          <w:rFonts w:cs="Times New Roman"/>
+          <w:szCs w:val="24"/>
+        </w:rPr>
+      </w:pPr>
+      <w:r>
+        <w:rPr>
+          <w:rFonts w:cs="Times New Roman"/>
+          <w:szCs w:val="24"/>
+        </w:rPr>
+        <w:t>A könyvtáros látja az összes kölcsönzést és azoknak az adatait (mi éppen a státusza, ki vette ki, milyen terméket és hogy mettől meddig). Itt tudja őket kezelni, ha a státusza elfogadásra vár, akkor vagy el tudja azt fogadni, vagy elutasítani azt. Itt felmutatja még a felhasználó státuszát, hogy lássa a könyvtáros, mennyire megbízható az adott személy. Ha egy adott terméket visszahoztak, akkor azt visszahozottnak nyilváníthatja. Ha egy termék nincs visszahozva, akkor a rendszer automatikusan „késő” -re írja a rendelés státuszát, ami szintén látható a könyvtáros számára. A rendszer még ezen felül küld a felhasználóknak emailt a kölcsönzés státuszáról vagy annak változásáról.</w:t>
+      </w:r>
+    </w:p>
+    <w:p>
+      <w:pPr>
+        <w:rPr>
+          <w:rFonts w:cs="Times New Roman"/>
+          <w:szCs w:val="24"/>
+        </w:rPr>
+      </w:pPr>
+      <w:r>
+        <w:rPr>
+          <w:rFonts w:cs="Times New Roman"/>
+          <w:szCs w:val="24"/>
+        </w:rPr>
+        <w:t>A könyvtáros tudja módosítani bármely termék adatait, újat hozzáadni vagy akár törölni a megadott oldalon.</w:t>
+      </w:r>
+    </w:p>
+    <w:p>
+      <w:pPr>
+        <w:rPr>
+          <w:rFonts w:cs="Times New Roman"/>
+          <w:szCs w:val="24"/>
+        </w:rPr>
+      </w:pPr>
+      <w:r>
+        <w:rPr>
+          <w:rFonts w:cs="Times New Roman"/>
+          <w:szCs w:val="24"/>
+        </w:rPr>
+        <w:t>A moderátor legyen képes a vélemények moderálására, a vélemény törlésével vagy a felhasználó felfüggesztésével vagy a vélemény visszaállításával, ha úgy véli, nincs vele semmi gond.</w:t>
+      </w:r>
+    </w:p>
+    <w:p>
+      <w:pPr>
+        <w:rPr>
+          <w:rFonts w:cs="Times New Roman"/>
+          <w:szCs w:val="24"/>
+        </w:rPr>
+      </w:pPr>
+      <w:r>
+        <w:rPr>
+          <w:rFonts w:cs="Times New Roman"/>
+          <w:szCs w:val="24"/>
+        </w:rPr>
+        <w:t>A moderátor legyen képes megjeleníteni az összes felhasználót és módosítani a státuszukat.</w:t>
+      </w:r>
+    </w:p>
+    <w:p>
+      <w:pPr>
+        <w:pStyle w:val="Cmsor2"/>
+      </w:pPr>
+      <w:bookmarkStart w:id="6" w:name="_Toc227273536"/>
+      <w:r>
         <w:lastRenderedPageBreak/>
-        <w:t>Ha a bejelentkezett felhasználó olyan terméket talált, ami érdekli őt, akkor legyen képes igényelni egy kölcsönzést egy adott intervallumra, ha van a raktáron éppen példány.</w:t>
-      </w:r>
-    </w:p>
-    <w:p>
-      <w:pPr>
-        <w:rPr>
-          <w:rFonts w:cs="Times New Roman"/>
-          <w:szCs w:val="24"/>
-        </w:rPr>
-      </w:pPr>
-      <w:r>
-        <w:rPr>
-          <w:rFonts w:cs="Times New Roman"/>
-          <w:szCs w:val="24"/>
-        </w:rPr>
-        <w:t>A könyvtáros látja az összes kölcsönzést és azoknak az adatait (mi éppen a státusza, ki vette ki, milyen terméket és hogy mettől meddig). Itt tudja őket kezelni, ha a státusza elfogadásra vár, akkor vagy el tudja azt fogadni, vagy elutasítani azt. Itt felmutatja még a felhasználó státuszát, hogy lássa a könyvtáros, mennyire megbízható az adott személy. Ha egy adott terméket visszahoztak, akkor azt visszahozottnak nyilváníthatja. Ha egy termék nincs visszahozva, akkor a rendszer automatikusan „késő” -re írja a rendelés státuszát, ami szintén látható a könyvtáros számára. A rendszer még ezen felül küld a felhasználóknak emailt a kölcsönzés státuszáról vagy annak változásáról.</w:t>
-      </w:r>
-    </w:p>
-    <w:p>
-      <w:pPr>
-        <w:rPr>
-          <w:rFonts w:cs="Times New Roman"/>
-          <w:szCs w:val="24"/>
-        </w:rPr>
-      </w:pPr>
-      <w:r>
-        <w:rPr>
-          <w:rFonts w:cs="Times New Roman"/>
-          <w:szCs w:val="24"/>
-        </w:rPr>
-        <w:t>A könyvtáros tudja módosítani bármely termék adatait, újat hozzáadni vagy akár törölni a megadott oldalon.</w:t>
-      </w:r>
-    </w:p>
-    <w:p>
-      <w:pPr>
-        <w:rPr>
-          <w:rFonts w:cs="Times New Roman"/>
-          <w:szCs w:val="24"/>
-        </w:rPr>
-      </w:pPr>
-      <w:r>
-        <w:rPr>
-          <w:rFonts w:cs="Times New Roman"/>
-          <w:szCs w:val="24"/>
-        </w:rPr>
-        <w:t>A moderátor legyen képes a vélemények moderálására, a vélemény törlésével vagy a felhasználó felfüggesztésével vagy a vélemény visszaállításával, ha úgy véli, nincs vele semmi gond.</w:t>
-      </w:r>
-    </w:p>
-    <w:p>
-      <w:pPr>
-        <w:rPr>
-          <w:rFonts w:cs="Times New Roman"/>
-          <w:szCs w:val="24"/>
-        </w:rPr>
-      </w:pPr>
-      <w:r>
-        <w:rPr>
-          <w:rFonts w:cs="Times New Roman"/>
-          <w:szCs w:val="24"/>
-        </w:rPr>
-        <w:t>A moderátor legyen képes megjeleníteni az összes felhasználót és módosítani a státuszukat.</w:t>
+        <w:t>Célok</w:t>
+      </w:r>
+      <w:bookmarkEnd w:id="6"/>
+    </w:p>
+    <w:p>
+      <w:r>
+        <w:t>Célunk a funkciók implementálása egy stabil működő program kialakításával. Fontos, hogy a hibákat jól kezelje, valamint az, hogy a program megbízható, jól karbantartható és bővíthető legyen. Továbbá hosszú távú célunk az az, hogy továbbfejlesszük a programot, hogy felhasználó</w:t>
+      </w:r>
+      <w:r>
+        <w:t xml:space="preserve"> barátibb</w:t>
+      </w:r>
+      <w:r>
+        <w:t xml:space="preserve">, </w:t>
+      </w:r>
+      <w:r>
+        <w:t>valamint,</w:t>
+      </w:r>
+      <w:r>
+        <w:t xml:space="preserve"> hogy új, hasznos funkciók kerüljenek bele, amik </w:t>
+      </w:r>
+      <w:r>
+        <w:t>kielégítik a felhasználók igényeit.</w:t>
       </w:r>
     </w:p>
     <w:p>
       <w:pPr>
         <w:pStyle w:val="Cmsor2"/>
       </w:pPr>
-      <w:bookmarkStart w:id="6" w:name="_Toc225543050"/>
-      <w:r>
-        <w:t>Célok:</w:t>
-      </w:r>
-      <w:bookmarkEnd w:id="6"/>
-    </w:p>
-    <w:p>
-      <w:r>
-        <w:t>Célunk a funkciók implementálása egy stabil működő program kialakításával. Fontos, hogy a hibákat jól kezelje, valamint az, hogy a program megbízható, jól karbantartható és bővíthető legyen. Továbbá hosszú távú célunk az az, hogy továbbfejlesszük a programot, hogy felhasználó</w:t>
-      </w:r>
-      <w:r>
-        <w:t xml:space="preserve"> barátibb</w:t>
-      </w:r>
-      <w:r>
-        <w:t xml:space="preserve">, </w:t>
-      </w:r>
-      <w:r>
-        <w:t>valamint,</w:t>
-      </w:r>
-      <w:r>
-        <w:t xml:space="preserve"> hogy új, hasznos funkciók kerüljenek bele, amik </w:t>
-      </w:r>
-      <w:r>
-        <w:t>kielégítik a felhasználók igényeit.</w:t>
-      </w:r>
+      <w:bookmarkStart w:id="7" w:name="_Toc227273537"/>
+      <w:r>
+        <w:t>Alkalmazás a való éteben</w:t>
+      </w:r>
+      <w:bookmarkEnd w:id="7"/>
+    </w:p>
+    <w:p>
+      <w:r>
+        <w:t xml:space="preserve">A program alkalmazását könyvtáraknak javasoljuk, akik szeretnék a kínálatukat több ember elé eljuttatni, valamint olyan felhasználóknak, akik szeretnének otthonuk kényelméből válogatni a termékek közül. </w:t>
+      </w:r>
+    </w:p>
+    <w:p>
+      <w:pPr>
+        <w:pStyle w:val="Cmsor1"/>
+      </w:pPr>
+      <w:bookmarkStart w:id="8" w:name="_Toc227273538"/>
+      <w:r>
+        <w:t>Fejlesztői dokumentáció</w:t>
+      </w:r>
+      <w:bookmarkEnd w:id="8"/>
     </w:p>
     <w:p>
       <w:pPr>
         <w:pStyle w:val="Cmsor2"/>
       </w:pPr>
-      <w:bookmarkStart w:id="7" w:name="_Toc225543051"/>
-      <w:r>
-        <w:t>Alkalmazás a való éteben:</w:t>
-      </w:r>
-      <w:bookmarkEnd w:id="7"/>
-    </w:p>
-    <w:p>
-      <w:r>
-        <w:t xml:space="preserve">A program alkalmazását könyvtáraknak javasoljuk, akik szeretnék a kínálatukat több ember elé eljuttatni, valamint olyan felhasználóknak, akik szeretnének otthonuk kényelméből válogatni a termékek közül. </w:t>
-      </w:r>
-    </w:p>
-    <w:p>
-      <w:pPr>
-        <w:pStyle w:val="Cmsor1"/>
-      </w:pPr>
-      <w:bookmarkStart w:id="8" w:name="_Toc225543052"/>
-      <w:r>
-        <w:lastRenderedPageBreak/>
-        <w:t>Fejlesztői dokumentáció</w:t>
-      </w:r>
-      <w:bookmarkEnd w:id="8"/>
-    </w:p>
-    <w:p>
-      <w:pPr>
-        <w:pStyle w:val="Cmsor2"/>
-      </w:pPr>
-      <w:bookmarkStart w:id="9" w:name="_Toc225543053"/>
+      <w:bookmarkStart w:id="9" w:name="_Toc227273539"/>
       <w:r>
         <w:t>Fejlesztői környezet</w:t>
       </w:r>
-      <w:r>
-        <w:t>:</w:t>
-      </w:r>
       <w:bookmarkEnd w:id="9"/>
     </w:p>
     <w:p>
@@ -5529,7 +5507,7 @@
           <w:rFonts w:cs="Times New Roman"/>
         </w:rPr>
       </w:pPr>
-      <w:bookmarkStart w:id="10" w:name="_Toc225543054"/>
+      <w:bookmarkStart w:id="10" w:name="_Toc227273540"/>
       <w:r>
         <w:rPr>
           <w:rStyle w:val="Cmsor3Char"/>
@@ -5594,7 +5572,7 @@
           <w:szCs w:val="24"/>
         </w:rPr>
       </w:pPr>
-      <w:bookmarkStart w:id="11" w:name="_Toc225543055"/>
+      <w:bookmarkStart w:id="11" w:name="_Toc227273541"/>
       <w:r>
         <w:rPr>
           <w:rStyle w:val="Cmsor3Char"/>
@@ -5693,7 +5671,7 @@
           <w:szCs w:val="24"/>
         </w:rPr>
       </w:pPr>
-      <w:bookmarkStart w:id="12" w:name="_Toc225543056"/>
+      <w:bookmarkStart w:id="12" w:name="_Toc227273542"/>
       <w:r>
         <w:rPr>
           <w:rStyle w:val="Cmsor3Char"/>
@@ -5748,9 +5726,9 @@
       <w:pPr>
         <w:pStyle w:val="Cmsor3"/>
       </w:pPr>
-      <w:bookmarkStart w:id="13" w:name="_Toc225543057"/>
-      <w:r>
-        <w:t>Fejlesztői eszközök:</w:t>
+      <w:bookmarkStart w:id="13" w:name="_Toc227273543"/>
+      <w:r>
+        <w:t>Fejlesztői eszközök</w:t>
       </w:r>
       <w:bookmarkEnd w:id="13"/>
     </w:p>
@@ -5843,6 +5821,7 @@
           <w:rFonts w:cs="Times New Roman"/>
           <w:szCs w:val="24"/>
         </w:rPr>
+        <w:lastRenderedPageBreak/>
         <w:t>Verziókezelésre GitHub-</w:t>
       </w:r>
       <w:proofErr w:type="spellStart"/>
@@ -5893,35 +5872,23 @@
       <w:pPr>
         <w:pStyle w:val="Cmsor2"/>
       </w:pPr>
-      <w:bookmarkStart w:id="14" w:name="_Toc225543058"/>
+      <w:bookmarkStart w:id="14" w:name="_Toc227273544"/>
       <w:r>
         <w:lastRenderedPageBreak/>
-        <w:t>Rest API dokumentáció:</w:t>
+        <w:t>Rest API dokumentáció</w:t>
       </w:r>
       <w:bookmarkEnd w:id="14"/>
     </w:p>
     <w:p>
       <w:pPr>
-        <w:rPr>
-          <w:rFonts w:cs="Times New Roman"/>
-          <w:b/>
-          <w:bCs/>
-          <w:sz w:val="28"/>
-          <w:szCs w:val="28"/>
-        </w:rPr>
-      </w:pPr>
-      <w:r>
-        <w:rPr>
-          <w:rFonts w:cs="Times New Roman"/>
-          <w:b/>
-          <w:bCs/>
-          <w:noProof/>
-          <w:szCs w:val="24"/>
-        </w:rPr>
+        <w:pStyle w:val="Cm"/>
+        <w:keepNext/>
+      </w:pPr>
+      <w:r>
         <w:drawing>
-          <wp:inline distT="0" distB="0" distL="0" distR="0" wp14:anchorId="3B7E16C1" wp14:editId="70253E64">
-            <wp:extent cx="5214504" cy="6636385"/>
-            <wp:effectExtent l="57150" t="57150" r="100965" b="88265"/>
+          <wp:inline distT="0" distB="0" distL="0" distR="0" wp14:anchorId="3B7E16C1" wp14:editId="74C336EB">
+            <wp:extent cx="5213985" cy="6358890"/>
+            <wp:effectExtent l="57150" t="57150" r="100965" b="99060"/>
             <wp:docPr id="1264856236" name="Kép 1"/>
             <wp:cNvGraphicFramePr>
               <a:graphicFrameLocks xmlns:a="http://schemas.openxmlformats.org/drawingml/2006/main" noChangeAspect="1"/>
@@ -5951,7 +5918,7 @@
                   <pic:spPr bwMode="auto">
                     <a:xfrm>
                       <a:off x="0" y="0"/>
-                      <a:ext cx="5219731" cy="6643037"/>
+                      <a:ext cx="5214504" cy="6359523"/>
                     </a:xfrm>
                     <a:prstGeom prst="rect">
                       <a:avLst/>
@@ -5979,6 +5946,63 @@
     </w:p>
     <w:p>
       <w:pPr>
+        <w:pStyle w:val="Kpalrs"/>
+        <w:jc w:val="left"/>
+        <w:rPr>
+          <w:sz w:val="28"/>
+          <w:szCs w:val="28"/>
+        </w:rPr>
+      </w:pPr>
+      <w:r>
+        <w:rPr>
+          <w:sz w:val="28"/>
+          <w:szCs w:val="28"/>
+        </w:rPr>
+        <w:fldChar w:fldCharType="begin"/>
+      </w:r>
+      <w:r>
+        <w:rPr>
+          <w:sz w:val="28"/>
+          <w:szCs w:val="28"/>
+        </w:rPr>
+        <w:instrText xml:space="preserve"> SEQ ábra \* ARABIC </w:instrText>
+      </w:r>
+      <w:r>
+        <w:rPr>
+          <w:sz w:val="28"/>
+          <w:szCs w:val="28"/>
+        </w:rPr>
+        <w:fldChar w:fldCharType="separate"/>
+      </w:r>
+      <w:r>
+        <w:rPr>
+          <w:noProof/>
+          <w:sz w:val="28"/>
+          <w:szCs w:val="28"/>
+        </w:rPr>
+        <w:t>1</w:t>
+      </w:r>
+      <w:r>
+        <w:rPr>
+          <w:sz w:val="28"/>
+          <w:szCs w:val="28"/>
+        </w:rPr>
+        <w:fldChar w:fldCharType="end"/>
+      </w:r>
+      <w:r>
+        <w:t xml:space="preserve">. ábra </w:t>
+      </w:r>
+      <w:proofErr w:type="spellStart"/>
+      <w:r>
+        <w:t>usecase</w:t>
+      </w:r>
+      <w:proofErr w:type="spellEnd"/>
+      <w:r>
+        <w:t xml:space="preserve"> diagram</w:t>
+      </w:r>
+    </w:p>
+    <w:p>
+      <w:pPr>
         <w:rPr>
           <w:rFonts w:cs="Times New Roman"/>
           <w:szCs w:val="24"/>
@@ -5996,33 +6020,7 @@
           <w:rFonts w:cs="Times New Roman"/>
           <w:szCs w:val="24"/>
         </w:rPr>
-        <w:t xml:space="preserve"> Lesz bemutatva egy GET, kettő POST, DELETE és PATCH metódus, azoknak bemeneti értéküket és </w:t>
-      </w:r>
-      <w:r>
-        <w:rPr>
-          <w:rFonts w:cs="Times New Roman"/>
-          <w:szCs w:val="24"/>
-        </w:rPr>
-        <w:lastRenderedPageBreak/>
-        <w:t>a lehetséges válaszaikat, valamint azt is, hogy milyen jogosultságú felhasználók számára elérhető.</w:t>
-      </w:r>
-    </w:p>
-    <w:p>
-      <w:pPr>
-        <w:spacing w:after="160" w:line="259" w:lineRule="auto"/>
-        <w:ind w:firstLine="0"/>
-        <w:jc w:val="left"/>
-        <w:rPr>
-          <w:rFonts w:cs="Times New Roman"/>
-          <w:szCs w:val="24"/>
-        </w:rPr>
-      </w:pPr>
-      <w:r>
-        <w:rPr>
-          <w:rFonts w:cs="Times New Roman"/>
-          <w:szCs w:val="24"/>
-        </w:rPr>
-        <w:br w:type="page"/>
+        <w:t xml:space="preserve"> Lesz bemutatva egy GET, kettő POST, DELETE és PATCH metódus, azoknak bemeneti értéküket és a lehetséges válaszaikat, valamint azt is, hogy milyen jogosultságú felhasználók számára elérhető.</w:t>
       </w:r>
     </w:p>
     <w:p>
@@ -6054,7 +6052,7 @@
           <w:b/>
           <w:bCs/>
         </w:rPr>
-        <w:t xml:space="preserve"> végpont:</w:t>
+        <w:t xml:space="preserve"> végpont</w:t>
       </w:r>
     </w:p>
     <w:p>
@@ -6982,10 +6980,10 @@
                                   <v:path o:extrusionok="f" gradientshapeok="t" o:connecttype="rect"/>
                                   <o:lock v:ext="edit" aspectratio="t"/>
                                 </v:shapetype>
-                                <v:shape id="_x0000_i1026" type="#_x0000_t75" style="width:470.3pt;height:136.35pt">
+                                <v:shape id="_x0000_i1102" type="#_x0000_t75" style="width:470.4pt;height:136.2pt">
                                   <v:imagedata r:id="rId8" o:title=""/>
                                 </v:shape>
-                                <o:OLEObject Type="Link" ProgID="Word.Document.8" ShapeID="_x0000_i1026" DrawAspect="Content" r:id="rId9" UpdateMode="Always">
+                                <o:OLEObject Type="Link" ProgID="Word.Document.8" ShapeID="_x0000_i1102" DrawAspect="Content" r:id="rId9" UpdateMode="Always">
                                   <o:LinkType>EnhancedMetaFile</o:LinkType>
                                   <o:LockedField>false</o:LockedField>
                                   <o:FieldCodes>\f 0 \* MERGEFORMAT</o:FieldCodes>
@@ -8045,10 +8043,10 @@
                           <w:szCs w:val="24"/>
                         </w:rPr>
                         <w:object w:dxaOrig="9406" w:dyaOrig="2719" w14:anchorId="333053EE">
-                          <v:shape id="_x0000_i1026" type="#_x0000_t75" style="width:470.3pt;height:136.35pt">
+                          <v:shape id="_x0000_i1102" type="#_x0000_t75" style="width:470.4pt;height:136.2pt">
                             <v:imagedata r:id="rId8" o:title=""/>
                           </v:shape>
-                          <o:OLEObject Type="Link" ProgID="Word.Document.8" ShapeID="_x0000_i1026" DrawAspect="Content" r:id="rId10" UpdateMode="Always">
+                          <o:OLEObject Type="Link" ProgID="Word.Document.8" ShapeID="_x0000_i1102" DrawAspect="Content" r:id="rId10" UpdateMode="Always">
                             <o:LinkType>EnhancedMetaFile</o:LinkType>
                             <o:LockedField>false</o:LockedField>
                             <o:FieldCodes>\f 0 \* MERGEFORMAT</o:FieldCodes>
@@ -8255,7 +8253,7 @@
       <w:pPr>
         <w:pStyle w:val="Cmsor3"/>
       </w:pPr>
-      <w:bookmarkStart w:id="15" w:name="_Toc225543059"/>
+      <w:bookmarkStart w:id="15" w:name="_Toc227273545"/>
       <w:r>
         <w:lastRenderedPageBreak/>
         <w:t xml:space="preserve">POST </w:t>
@@ -8266,7 +8264,7 @@
       </w:r>
       <w:proofErr w:type="spellEnd"/>
       <w:r>
-        <w:t xml:space="preserve"> login végpont:</w:t>
+        <w:t xml:space="preserve"> login végpont</w:t>
       </w:r>
       <w:bookmarkEnd w:id="15"/>
     </w:p>
@@ -8550,10 +8548,10 @@
                                 <w:szCs w:val="24"/>
                               </w:rPr>
                               <w:object w:dxaOrig="9406" w:dyaOrig="2265" w14:anchorId="48BF3719">
-                                <v:shape id="_x0000_i1028" type="#_x0000_t75" style="width:470.3pt;height:113.5pt">
+                                <v:shape id="_x0000_i1103" type="#_x0000_t75" style="width:470.4pt;height:113.4pt">
                                   <v:imagedata r:id="rId11" o:title=""/>
                                 </v:shape>
-                                <o:OLEObject Type="Embed" ProgID="Word.Document.8" ShapeID="_x0000_i1028" DrawAspect="Content" ObjectID="_1836155835" r:id="rId12">
+                                <o:OLEObject Type="Embed" ProgID="Word.Document.8" ShapeID="_x0000_i1103" DrawAspect="Content" ObjectID="_1837886543" r:id="rId12">
                                   <o:FieldCodes>\s</o:FieldCodes>
                                 </o:OLEObject>
                               </w:object>
@@ -8622,10 +8620,10 @@
                                 <w:szCs w:val="24"/>
                               </w:rPr>
                               <w:object w:dxaOrig="9406" w:dyaOrig="2492" w14:anchorId="6AB18BD4">
-                                <v:shape id="_x0000_i1030" type="#_x0000_t75" style="width:470.3pt;height:124.35pt">
+                                <v:shape id="_x0000_i1104" type="#_x0000_t75" style="width:470.4pt;height:124.2pt">
                                   <v:imagedata r:id="rId13" o:title=""/>
                                 </v:shape>
-                                <o:OLEObject Type="Embed" ProgID="Word.Document.8" ShapeID="_x0000_i1030" DrawAspect="Content" ObjectID="_1836155836" r:id="rId14">
+                                <o:OLEObject Type="Embed" ProgID="Word.Document.8" ShapeID="_x0000_i1104" DrawAspect="Content" ObjectID="_1837886544" r:id="rId14">
                                   <o:FieldCodes>\s</o:FieldCodes>
                                 </o:OLEObject>
                               </w:object>
@@ -9127,10 +9125,10 @@
                           <w:szCs w:val="24"/>
                         </w:rPr>
                         <w:object w:dxaOrig="9406" w:dyaOrig="2265" w14:anchorId="48BF3719">
-                          <v:shape id="_x0000_i1028" type="#_x0000_t75" style="width:470.3pt;height:113.5pt">
+                          <v:shape id="_x0000_i1103" type="#_x0000_t75" style="width:470.4pt;height:113.4pt">
                             <v:imagedata r:id="rId11" o:title=""/>
                           </v:shape>
-                          <o:OLEObject Type="Embed" ProgID="Word.Document.8" ShapeID="_x0000_i1028" DrawAspect="Content" ObjectID="_1836155835" r:id="rId15">
+                          <o:OLEObject Type="Embed" ProgID="Word.Document.8" ShapeID="_x0000_i1103" DrawAspect="Content" ObjectID="_1837886543" r:id="rId15">
                             <o:FieldCodes>\s</o:FieldCodes>
                           </o:OLEObject>
                         </w:object>
@@ -9199,10 +9197,10 @@
                           <w:szCs w:val="24"/>
                         </w:rPr>
                         <w:object w:dxaOrig="9406" w:dyaOrig="2492" w14:anchorId="6AB18BD4">
-                          <v:shape id="_x0000_i1030" type="#_x0000_t75" style="width:470.3pt;height:124.35pt">
+                          <v:shape id="_x0000_i1104" type="#_x0000_t75" style="width:470.4pt;height:124.2pt">
                             <v:imagedata r:id="rId13" o:title=""/>
                           </v:shape>
-                          <o:OLEObject Type="Embed" ProgID="Word.Document.8" ShapeID="_x0000_i1030" DrawAspect="Content" ObjectID="_1836155836" r:id="rId16">
+                          <o:OLEObject Type="Embed" ProgID="Word.Document.8" ShapeID="_x0000_i1104" DrawAspect="Content" ObjectID="_1837886544" r:id="rId16">
                             <o:FieldCodes>\s</o:FieldCodes>
                           </o:OLEObject>
                         </w:object>
@@ -9478,7 +9476,7 @@
       <w:pPr>
         <w:pStyle w:val="Cmsor3"/>
       </w:pPr>
-      <w:bookmarkStart w:id="20" w:name="_Toc225543060"/>
+      <w:bookmarkStart w:id="20" w:name="_Toc227273546"/>
       <w:r>
         <w:lastRenderedPageBreak/>
         <w:t xml:space="preserve">POST </w:t>
@@ -9489,7 +9487,7 @@
       </w:r>
       <w:proofErr w:type="spellEnd"/>
       <w:r>
-        <w:t xml:space="preserve"> végpont:</w:t>
+        <w:t xml:space="preserve"> végpont</w:t>
       </w:r>
       <w:bookmarkEnd w:id="20"/>
     </w:p>
@@ -9759,10 +9757,10 @@
                                 <w:szCs w:val="24"/>
                               </w:rPr>
                               <w:object w:dxaOrig="9406" w:dyaOrig="2039" w14:anchorId="1DB17EB7">
-                                <v:shape id="_x0000_i1032" type="#_x0000_t75" style="width:470.3pt;height:101.95pt">
+                                <v:shape id="_x0000_i1105" type="#_x0000_t75" style="width:470.4pt;height:102pt">
                                   <v:imagedata r:id="rId17" o:title=""/>
                                 </v:shape>
-                                <o:OLEObject Type="Embed" ProgID="Word.Document.8" ShapeID="_x0000_i1032" DrawAspect="Content" ObjectID="_1836155837" r:id="rId18">
+                                <o:OLEObject Type="Embed" ProgID="Word.Document.8" ShapeID="_x0000_i1105" DrawAspect="Content" ObjectID="_1837886545" r:id="rId18">
                                   <o:FieldCodes>\s</o:FieldCodes>
                                 </o:OLEObject>
                               </w:object>
@@ -9831,10 +9829,10 @@
                                 <w:szCs w:val="24"/>
                               </w:rPr>
                               <w:object w:dxaOrig="9406" w:dyaOrig="1812" w14:anchorId="3D56EA87">
-                                <v:shape id="_x0000_i1034" type="#_x0000_t75" style="width:470.3pt;height:90.5pt">
+                                <v:shape id="_x0000_i1106" type="#_x0000_t75" style="width:470.4pt;height:90.6pt">
                                   <v:imagedata r:id="rId19" o:title=""/>
                                 </v:shape>
-                                <o:OLEObject Type="Embed" ProgID="Word.Document.8" ShapeID="_x0000_i1034" DrawAspect="Content" ObjectID="_1836155838" r:id="rId20">
+                                <o:OLEObject Type="Embed" ProgID="Word.Document.8" ShapeID="_x0000_i1106" DrawAspect="Content" ObjectID="_1837886546" r:id="rId20">
                                   <o:FieldCodes>\s</o:FieldCodes>
                                 </o:OLEObject>
                               </w:object>
@@ -10331,10 +10329,10 @@
                           <w:szCs w:val="24"/>
                         </w:rPr>
                         <w:object w:dxaOrig="9406" w:dyaOrig="2039" w14:anchorId="1DB17EB7">
-                          <v:shape id="_x0000_i1032" type="#_x0000_t75" style="width:470.3pt;height:101.95pt">
+                          <v:shape id="_x0000_i1105" type="#_x0000_t75" style="width:470.4pt;height:102pt">
                             <v:imagedata r:id="rId17" o:title=""/>
                           </v:shape>
-                          <o:OLEObject Type="Embed" ProgID="Word.Document.8" ShapeID="_x0000_i1032" DrawAspect="Content" ObjectID="_1836155837" r:id="rId21">
+                          <o:OLEObject Type="Embed" ProgID="Word.Document.8" ShapeID="_x0000_i1105" DrawAspect="Content" ObjectID="_1837886545" r:id="rId21">
                             <o:FieldCodes>\s</o:FieldCodes>
                           </o:OLEObject>
                         </w:object>
@@ -10403,10 +10401,10 @@
                           <w:szCs w:val="24"/>
                         </w:rPr>
                         <w:object w:dxaOrig="9406" w:dyaOrig="1812" w14:anchorId="3D56EA87">
-                          <v:shape id="_x0000_i1034" type="#_x0000_t75" style="width:470.3pt;height:90.5pt">
+                          <v:shape id="_x0000_i1106" type="#_x0000_t75" style="width:470.4pt;height:90.6pt">
                             <v:imagedata r:id="rId19" o:title=""/>
                           </v:shape>
-                          <o:OLEObject Type="Embed" ProgID="Word.Document.8" ShapeID="_x0000_i1034" DrawAspect="Content" ObjectID="_1836155838" r:id="rId22">
+                          <o:OLEObject Type="Embed" ProgID="Word.Document.8" ShapeID="_x0000_i1106" DrawAspect="Content" ObjectID="_1837886546" r:id="rId22">
                             <o:FieldCodes>\s</o:FieldCodes>
                           </o:OLEObject>
                         </w:object>
@@ -10691,7 +10689,7 @@
       <w:pPr>
         <w:pStyle w:val="Cmsor3"/>
       </w:pPr>
-      <w:bookmarkStart w:id="25" w:name="_Toc225543061"/>
+      <w:bookmarkStart w:id="25" w:name="_Toc227273547"/>
       <w:r>
         <w:lastRenderedPageBreak/>
         <w:t xml:space="preserve">DELETE </w:t>
@@ -10702,7 +10700,7 @@
       </w:r>
       <w:proofErr w:type="spellEnd"/>
       <w:r>
-        <w:t xml:space="preserve"> végpont:</w:t>
+        <w:t xml:space="preserve"> végpont</w:t>
       </w:r>
       <w:bookmarkEnd w:id="25"/>
     </w:p>
@@ -12437,7 +12435,7 @@
       <w:pPr>
         <w:pStyle w:val="Cmsor3"/>
       </w:pPr>
-      <w:bookmarkStart w:id="26" w:name="_Toc225543062"/>
+      <w:bookmarkStart w:id="26" w:name="_Toc227273548"/>
       <w:r>
         <w:lastRenderedPageBreak/>
         <w:t xml:space="preserve">PATCH </w:t>
@@ -12448,7 +12446,7 @@
       </w:r>
       <w:proofErr w:type="spellEnd"/>
       <w:r>
-        <w:t xml:space="preserve"> végpont:</w:t>
+        <w:t xml:space="preserve"> végpont</w:t>
       </w:r>
       <w:bookmarkEnd w:id="26"/>
     </w:p>
@@ -12718,10 +12716,10 @@
                                 <w:szCs w:val="24"/>
                               </w:rPr>
                               <w:object w:dxaOrig="9406" w:dyaOrig="1586" w14:anchorId="593EA14C">
-                                <v:shape id="_x0000_i1036" type="#_x0000_t75" style="width:470.3pt;height:79.6pt">
+                                <v:shape id="_x0000_i1107" type="#_x0000_t75" style="width:470.4pt;height:79.8pt">
                                   <v:imagedata r:id="rId23" o:title=""/>
                                 </v:shape>
-                                <o:OLEObject Type="Embed" ProgID="Word.Document.8" ShapeID="_x0000_i1036" DrawAspect="Content" ObjectID="_1836155839" r:id="rId24">
+                                <o:OLEObject Type="Embed" ProgID="Word.Document.8" ShapeID="_x0000_i1107" DrawAspect="Content" ObjectID="_1837886547" r:id="rId24">
                                   <o:FieldCodes>\s</o:FieldCodes>
                                 </o:OLEObject>
                               </w:object>
@@ -12790,10 +12788,10 @@
                                 <w:szCs w:val="24"/>
                               </w:rPr>
                               <w:object w:dxaOrig="9406" w:dyaOrig="1586" w14:anchorId="52BEBE32">
-                                <v:shape id="_x0000_i1038" type="#_x0000_t75" style="width:470.3pt;height:79.6pt">
+                                <v:shape id="_x0000_i1108" type="#_x0000_t75" style="width:470.4pt;height:79.8pt">
                                   <v:imagedata r:id="rId25" o:title=""/>
                                 </v:shape>
-                                <o:OLEObject Type="Embed" ProgID="Word.Document.8" ShapeID="_x0000_i1038" DrawAspect="Content" ObjectID="_1836155840" r:id="rId26">
+                                <o:OLEObject Type="Embed" ProgID="Word.Document.8" ShapeID="_x0000_i1108" DrawAspect="Content" ObjectID="_1837886548" r:id="rId26">
                                   <o:FieldCodes>\s</o:FieldCodes>
                                 </o:OLEObject>
                               </w:object>
@@ -13378,10 +13376,10 @@
                           <w:szCs w:val="24"/>
                         </w:rPr>
                         <w:object w:dxaOrig="9406" w:dyaOrig="1586" w14:anchorId="593EA14C">
-                          <v:shape id="_x0000_i1036" type="#_x0000_t75" style="width:470.3pt;height:79.6pt">
+                          <v:shape id="_x0000_i1107" type="#_x0000_t75" style="width:470.4pt;height:79.8pt">
                             <v:imagedata r:id="rId23" o:title=""/>
                           </v:shape>
-                          <o:OLEObject Type="Embed" ProgID="Word.Document.8" ShapeID="_x0000_i1036" DrawAspect="Content" ObjectID="_1836155839" r:id="rId27">
+                          <o:OLEObject Type="Embed" ProgID="Word.Document.8" ShapeID="_x0000_i1107" DrawAspect="Content" ObjectID="_1837886547" r:id="rId27">
                             <o:FieldCodes>\s</o:FieldCodes>
                           </o:OLEObject>
                         </w:object>
@@ -13450,10 +13448,10 @@
                           <w:szCs w:val="24"/>
                         </w:rPr>
                         <w:object w:dxaOrig="9406" w:dyaOrig="1586" w14:anchorId="52BEBE32">
-                          <v:shape id="_x0000_i1038" type="#_x0000_t75" style="width:470.3pt;height:79.6pt">
+                          <v:shape id="_x0000_i1108" type="#_x0000_t75" style="width:470.4pt;height:79.8pt">
                             <v:imagedata r:id="rId25" o:title=""/>
                           </v:shape>
-                          <o:OLEObject Type="Embed" ProgID="Word.Document.8" ShapeID="_x0000_i1038" DrawAspect="Content" ObjectID="_1836155840" r:id="rId28">
+                          <o:OLEObject Type="Embed" ProgID="Word.Document.8" ShapeID="_x0000_i1108" DrawAspect="Content" ObjectID="_1837886548" r:id="rId28">
                             <o:FieldCodes>\s</o:FieldCodes>
                           </o:OLEObject>
                         </w:object>
@@ -13826,10 +13824,10 @@
       <w:pPr>
         <w:pStyle w:val="Cmsor2"/>
       </w:pPr>
-      <w:bookmarkStart w:id="31" w:name="_Toc225543063"/>
+      <w:bookmarkStart w:id="31" w:name="_Toc227273549"/>
       <w:r>
         <w:lastRenderedPageBreak/>
-        <w:t>A Backend:</w:t>
+        <w:t>A Backend</w:t>
       </w:r>
       <w:bookmarkEnd w:id="31"/>
     </w:p>
@@ -13837,16 +13835,13 @@
       <w:pPr>
         <w:pStyle w:val="Cmsor3"/>
       </w:pPr>
-      <w:bookmarkStart w:id="32" w:name="_Toc225543064"/>
+      <w:bookmarkStart w:id="32" w:name="_Toc227273550"/>
       <w:r>
         <w:t>Felépítés</w:t>
       </w:r>
       <w:r>
         <w:t xml:space="preserve"> és rétegek</w:t>
       </w:r>
-      <w:r>
-        <w:t>:</w:t>
-      </w:r>
       <w:bookmarkEnd w:id="32"/>
     </w:p>
     <w:p>
@@ -13946,6 +13941,11 @@
       </w:r>
     </w:p>
     <w:p>
+      <w:pPr>
+        <w:pStyle w:val="Cm"/>
+        <w:keepNext/>
+        <w:jc w:val="center"/>
+      </w:pPr>
       <w:r>
         <w:rPr>
           <w:noProof/>
@@ -14002,12 +14002,39 @@
     </w:p>
     <w:p>
       <w:pPr>
+        <w:pStyle w:val="Kpalrs"/>
+        <w:jc w:val="center"/>
+      </w:pPr>
+      <w:r>
+        <w:fldChar w:fldCharType="begin"/>
+      </w:r>
+      <w:r>
+        <w:instrText xml:space="preserve"> SEQ ábra \* ARABIC </w:instrText>
+      </w:r>
+      <w:r>
+        <w:fldChar w:fldCharType="separate"/>
+      </w:r>
+      <w:r>
+        <w:rPr>
+          <w:noProof/>
+        </w:rPr>
+        <w:t>2</w:t>
+      </w:r>
+      <w:r>
+        <w:fldChar w:fldCharType="end"/>
+      </w:r>
+      <w:r>
+        <w:t>. ábra backend entitás felépítése</w:t>
+      </w:r>
+    </w:p>
+    <w:p>
+      <w:pPr>
         <w:pStyle w:val="Cmsor3"/>
       </w:pPr>
-      <w:bookmarkStart w:id="33" w:name="_Toc225543065"/>
+      <w:bookmarkStart w:id="33" w:name="_Toc227273551"/>
       <w:r>
         <w:lastRenderedPageBreak/>
-        <w:t>A back és frontend kommunikációja:</w:t>
+        <w:t>A back és frontend kommunikációja</w:t>
       </w:r>
       <w:bookmarkEnd w:id="33"/>
     </w:p>
@@ -14017,6 +14044,11 @@
       </w:r>
     </w:p>
     <w:p>
+      <w:pPr>
+        <w:pStyle w:val="Cm"/>
+        <w:keepNext/>
+        <w:jc w:val="center"/>
+      </w:pPr>
       <w:r>
         <w:rPr>
           <w:noProof/>
@@ -14073,11 +14105,46 @@
     </w:p>
     <w:p>
       <w:pPr>
+        <w:pStyle w:val="Kpalrs"/>
+        <w:jc w:val="center"/>
+      </w:pPr>
+      <w:r>
+        <w:fldChar w:fldCharType="begin"/>
+      </w:r>
+      <w:r>
+        <w:instrText xml:space="preserve"> SEQ ábra \* ARABIC </w:instrText>
+      </w:r>
+      <w:r>
+        <w:fldChar w:fldCharType="separate"/>
+      </w:r>
+      <w:r>
+        <w:rPr>
+          <w:noProof/>
+        </w:rPr>
+        <w:t>3</w:t>
+      </w:r>
+      <w:r>
+        <w:fldChar w:fldCharType="end"/>
+      </w:r>
+      <w:r>
+        <w:t xml:space="preserve">. ábra </w:t>
+      </w:r>
+      <w:proofErr w:type="spellStart"/>
+      <w:r>
+        <w:t>sequence</w:t>
+      </w:r>
+      <w:proofErr w:type="spellEnd"/>
+      <w:r>
+        <w:t xml:space="preserve"> diagram</w:t>
+      </w:r>
+    </w:p>
+    <w:p>
+      <w:pPr>
         <w:pStyle w:val="Cmsor3"/>
       </w:pPr>
-      <w:bookmarkStart w:id="34" w:name="_Toc225543066"/>
-      <w:r>
-        <w:t>Folyamat:</w:t>
+      <w:bookmarkStart w:id="34" w:name="_Toc227273552"/>
+      <w:r>
+        <w:t>Folyamat</w:t>
       </w:r>
       <w:bookmarkEnd w:id="34"/>
     </w:p>
@@ -14171,7 +14238,11 @@
       </w:r>
       <w:proofErr w:type="spellEnd"/>
       <w:r>
-        <w:t xml:space="preserve"> vissza. A service eldönti, hogy dobjon e hibát vagy sem és a válaszát visszaküldi a </w:t>
+        <w:t xml:space="preserve"> vissza. A </w:t>
+      </w:r>
+      <w:r>
+        <w:lastRenderedPageBreak/>
+        <w:t xml:space="preserve">service eldönti, hogy dobjon e hibát vagy sem és a válaszát visszaküldi a </w:t>
       </w:r>
       <w:proofErr w:type="spellStart"/>
       <w:r>
@@ -14179,11 +14250,7 @@
       </w:r>
       <w:proofErr w:type="spellEnd"/>
       <w:r>
-        <w:t xml:space="preserve">. </w:t>
-      </w:r>
-      <w:r>
-        <w:lastRenderedPageBreak/>
-        <w:t xml:space="preserve">A </w:t>
+        <w:t xml:space="preserve">. A </w:t>
       </w:r>
       <w:proofErr w:type="spellStart"/>
       <w:r>
@@ -14198,16 +14265,13 @@
       <w:pPr>
         <w:pStyle w:val="Cmsor3"/>
       </w:pPr>
-      <w:bookmarkStart w:id="35" w:name="_Toc225543067"/>
+      <w:bookmarkStart w:id="35" w:name="_Toc227273553"/>
       <w:proofErr w:type="spellStart"/>
       <w:r>
         <w:t>Middlewares</w:t>
       </w:r>
+      <w:bookmarkEnd w:id="35"/>
       <w:proofErr w:type="spellEnd"/>
-      <w:r>
-        <w:t>:</w:t>
-      </w:r>
-      <w:bookmarkEnd w:id="35"/>
     </w:p>
     <w:p>
       <w:r>
@@ -14226,9 +14290,9 @@
       <w:pPr>
         <w:pStyle w:val="Cmsor3"/>
       </w:pPr>
-      <w:bookmarkStart w:id="36" w:name="_Toc225543068"/>
-      <w:r>
-        <w:t>Auth:</w:t>
+      <w:bookmarkStart w:id="36" w:name="_Toc227273554"/>
+      <w:r>
+        <w:t>Auth</w:t>
       </w:r>
       <w:bookmarkEnd w:id="36"/>
     </w:p>
@@ -14321,16 +14385,13 @@
       <w:pPr>
         <w:pStyle w:val="Cmsor3"/>
       </w:pPr>
-      <w:bookmarkStart w:id="37" w:name="_Toc225543069"/>
+      <w:bookmarkStart w:id="37" w:name="_Toc227273555"/>
       <w:proofErr w:type="spellStart"/>
       <w:r>
         <w:t>Upload</w:t>
       </w:r>
+      <w:bookmarkEnd w:id="37"/>
       <w:proofErr w:type="spellEnd"/>
-      <w:r>
-        <w:t>:</w:t>
-      </w:r>
-      <w:bookmarkEnd w:id="37"/>
     </w:p>
     <w:p>
       <w:r>
@@ -14365,16 +14426,13 @@
       <w:pPr>
         <w:pStyle w:val="Cmsor3"/>
       </w:pPr>
-      <w:bookmarkStart w:id="38" w:name="_Toc225543070"/>
+      <w:bookmarkStart w:id="38" w:name="_Toc227273556"/>
       <w:proofErr w:type="spellStart"/>
       <w:r>
         <w:t>Error</w:t>
       </w:r>
+      <w:bookmarkEnd w:id="38"/>
       <w:proofErr w:type="spellEnd"/>
-      <w:r>
-        <w:t>:</w:t>
-      </w:r>
-      <w:bookmarkEnd w:id="38"/>
     </w:p>
     <w:p>
       <w:r>
@@ -14404,9 +14462,9 @@
       <w:pPr>
         <w:pStyle w:val="Cmsor2"/>
       </w:pPr>
-      <w:bookmarkStart w:id="39" w:name="_Toc225543071"/>
-      <w:r>
-        <w:t>Adatbázis:</w:t>
+      <w:bookmarkStart w:id="39" w:name="_Toc227273557"/>
+      <w:r>
+        <w:t>Adatbázis</w:t>
       </w:r>
       <w:bookmarkEnd w:id="39"/>
     </w:p>
@@ -14445,9 +14503,9 @@
       <w:pPr>
         <w:pStyle w:val="Cmsor3"/>
       </w:pPr>
-      <w:bookmarkStart w:id="40" w:name="_Toc225543072"/>
-      <w:r>
-        <w:t>Táblák:</w:t>
+      <w:bookmarkStart w:id="40" w:name="_Toc227273558"/>
+      <w:r>
+        <w:t>Táblák</w:t>
       </w:r>
       <w:bookmarkEnd w:id="40"/>
     </w:p>
@@ -14667,6 +14725,7 @@
           <w:bCs/>
           <w:szCs w:val="24"/>
         </w:rPr>
+        <w:lastRenderedPageBreak/>
         <w:t>status: A felhasználók státuszát, avagy jogosultságát tárolja el.</w:t>
       </w:r>
     </w:p>
@@ -14691,7 +14750,6 @@
           <w:bCs/>
           <w:szCs w:val="24"/>
         </w:rPr>
-        <w:lastRenderedPageBreak/>
         <w:t>s_id</w:t>
       </w:r>
       <w:proofErr w:type="spellEnd"/>
@@ -15919,22 +15977,13 @@
     </w:p>
     <w:p>
       <w:pPr>
-        <w:rPr>
-          <w:rFonts w:cs="Times New Roman"/>
-          <w:b/>
-          <w:bCs/>
-          <w:sz w:val="28"/>
-          <w:szCs w:val="28"/>
-        </w:rPr>
-      </w:pPr>
-      <w:r>
-        <w:rPr>
-          <w:rFonts w:cs="Times New Roman"/>
-          <w:b/>
-          <w:bCs/>
+        <w:pStyle w:val="Cm"/>
+        <w:keepNext/>
+        <w:jc w:val="center"/>
+      </w:pPr>
+      <w:r>
+        <w:rPr>
           <w:noProof/>
-          <w:sz w:val="28"/>
-          <w:szCs w:val="28"/>
         </w:rPr>
         <w:lastRenderedPageBreak/>
         <w:drawing>
@@ -15998,11 +16047,38 @@
     </w:p>
     <w:p>
       <w:pPr>
+        <w:pStyle w:val="Kpalrs"/>
+        <w:jc w:val="center"/>
+      </w:pPr>
+      <w:r>
+        <w:fldChar w:fldCharType="begin"/>
+      </w:r>
+      <w:r>
+        <w:instrText xml:space="preserve"> SEQ ábra \* ARABIC </w:instrText>
+      </w:r>
+      <w:r>
+        <w:fldChar w:fldCharType="separate"/>
+      </w:r>
+      <w:r>
+        <w:rPr>
+          <w:noProof/>
+        </w:rPr>
+        <w:t>4</w:t>
+      </w:r>
+      <w:r>
+        <w:fldChar w:fldCharType="end"/>
+      </w:r>
+      <w:r>
+        <w:t>. ábra adatbázisterv</w:t>
+      </w:r>
+    </w:p>
+    <w:p>
+      <w:pPr>
         <w:pStyle w:val="Cmsor3"/>
       </w:pPr>
-      <w:bookmarkStart w:id="41" w:name="_Toc225543073"/>
-      <w:r>
-        <w:t>Függvények:</w:t>
+      <w:bookmarkStart w:id="41" w:name="_Toc227273559"/>
+      <w:r>
+        <w:t>Függvények</w:t>
       </w:r>
       <w:bookmarkEnd w:id="41"/>
     </w:p>
@@ -16550,7 +16626,7 @@
       <w:pPr>
         <w:pStyle w:val="Cmsor3"/>
       </w:pPr>
-      <w:bookmarkStart w:id="42" w:name="_Toc225543074"/>
+      <w:bookmarkStart w:id="42" w:name="_Toc227273560"/>
       <w:r>
         <w:t>Események (</w:t>
       </w:r>
@@ -16560,7 +16636,7 @@
       </w:r>
       <w:proofErr w:type="spellEnd"/>
       <w:r>
-        <w:t>):</w:t>
+        <w:t>)</w:t>
       </w:r>
       <w:bookmarkEnd w:id="42"/>
     </w:p>
@@ -16693,9 +16769,9 @@
       <w:pPr>
         <w:pStyle w:val="Cmsor2"/>
       </w:pPr>
-      <w:bookmarkStart w:id="43" w:name="_Toc225543075"/>
-      <w:r>
-        <w:t>Frontend komponensek:</w:t>
+      <w:bookmarkStart w:id="43" w:name="_Toc227273561"/>
+      <w:r>
+        <w:t>Frontend komponensek</w:t>
       </w:r>
       <w:bookmarkEnd w:id="43"/>
     </w:p>
@@ -16703,14 +16779,21 @@
       <w:pPr>
         <w:pStyle w:val="Cmsor3"/>
       </w:pPr>
-      <w:bookmarkStart w:id="44" w:name="_Toc225543076"/>
-      <w:r>
-        <w:t>RenderNavbar:</w:t>
+      <w:bookmarkStart w:id="44" w:name="_Toc227273562"/>
+      <w:proofErr w:type="spellStart"/>
+      <w:r>
+        <w:t>RenderNavbar</w:t>
       </w:r>
       <w:bookmarkEnd w:id="44"/>
+      <w:proofErr w:type="spellEnd"/>
     </w:p>
     <w:p/>
     <w:p>
+      <w:pPr>
+        <w:pStyle w:val="Cm"/>
+        <w:keepNext/>
+        <w:jc w:val="center"/>
+      </w:pPr>
       <w:r>
         <w:rPr>
           <w:noProof/>
@@ -16761,13 +16844,42 @@
     </w:p>
     <w:p>
       <w:pPr>
+        <w:pStyle w:val="Kpalrs"/>
+        <w:jc w:val="center"/>
+      </w:pPr>
+      <w:r>
+        <w:fldChar w:fldCharType="begin"/>
+      </w:r>
+      <w:r>
+        <w:instrText xml:space="preserve"> SEQ ábra \* ARABIC </w:instrText>
+      </w:r>
+      <w:r>
+        <w:fldChar w:fldCharType="separate"/>
+      </w:r>
+      <w:r>
+        <w:rPr>
+          <w:noProof/>
+        </w:rPr>
+        <w:t>5</w:t>
+      </w:r>
+      <w:r>
+        <w:fldChar w:fldCharType="end"/>
+      </w:r>
+      <w:r>
+        <w:t>. ábra</w:t>
+      </w:r>
+    </w:p>
+    <w:p>
+      <w:pPr>
         <w:pStyle w:val="Cmsor3"/>
       </w:pPr>
-      <w:bookmarkStart w:id="45" w:name="_Toc225543077"/>
-      <w:r>
-        <w:t>TermekekPage:</w:t>
+      <w:bookmarkStart w:id="45" w:name="_Toc227273563"/>
+      <w:proofErr w:type="spellStart"/>
+      <w:r>
+        <w:t>TermekekPage</w:t>
       </w:r>
       <w:bookmarkEnd w:id="45"/>
+      <w:proofErr w:type="spellEnd"/>
     </w:p>
     <w:p>
       <w:r>
@@ -16775,6 +16887,11 @@
       </w:r>
     </w:p>
     <w:p>
+      <w:pPr>
+        <w:pStyle w:val="Cm"/>
+        <w:keepNext/>
+        <w:jc w:val="center"/>
+      </w:pPr>
       <w:r>
         <w:rPr>
           <w:noProof/>
@@ -16825,20 +16942,73 @@
     </w:p>
     <w:p>
       <w:pPr>
+        <w:pStyle w:val="Kpalrs"/>
+        <w:jc w:val="center"/>
+      </w:pPr>
+      <w:r>
+        <w:fldChar w:fldCharType="begin"/>
+      </w:r>
+      <w:r>
+        <w:instrText xml:space="preserve"> SEQ ábra \* ARABIC </w:instrText>
+      </w:r>
+      <w:r>
+        <w:fldChar w:fldCharType="separate"/>
+      </w:r>
+      <w:r>
+        <w:rPr>
+          <w:noProof/>
+        </w:rPr>
+        <w:t>6</w:t>
+      </w:r>
+      <w:r>
+        <w:fldChar w:fldCharType="end"/>
+      </w:r>
+      <w:r>
+        <w:t>. ábra</w:t>
+      </w:r>
+    </w:p>
+    <w:p>
+      <w:pPr>
         <w:pStyle w:val="Cmsor3"/>
       </w:pPr>
-      <w:bookmarkStart w:id="46" w:name="_Toc225543078"/>
+      <w:bookmarkStart w:id="46" w:name="_Toc227273564"/>
+      <w:proofErr w:type="spellStart"/>
       <w:r>
         <w:t>Termek</w:t>
       </w:r>
       <w:r>
-        <w:t>DetailsPage:</w:t>
+        <w:t>DetailsPage</w:t>
       </w:r>
       <w:bookmarkEnd w:id="46"/>
-    </w:p>
-    <w:p>
-      <w:r>
-        <w:t>A `TermekDetailsPage` a `/termekek/:id` útvonalon érhető el, és egy adott termék teljes részleteit jeleníti meg. A komponens a `</w:t>
+      <w:proofErr w:type="spellEnd"/>
+    </w:p>
+    <w:p>
+      <w:r>
+        <w:t>A `</w:t>
+      </w:r>
+      <w:proofErr w:type="spellStart"/>
+      <w:r>
+        <w:t>TermekDetailsPage</w:t>
+      </w:r>
+      <w:proofErr w:type="spellEnd"/>
+      <w:r>
+        <w:t>` a `/</w:t>
+      </w:r>
+      <w:proofErr w:type="spellStart"/>
+      <w:r>
+        <w:t>termekek</w:t>
+      </w:r>
+      <w:proofErr w:type="spellEnd"/>
+      <w:r>
+        <w:t>/:</w:t>
+      </w:r>
+      <w:proofErr w:type="spellStart"/>
+      <w:r>
+        <w:t>id</w:t>
+      </w:r>
+      <w:proofErr w:type="spellEnd"/>
+      <w:r>
+        <w:t>` útvonalon érhető el, és egy adott termék teljes részleteit jeleníti meg. A komponens a `</w:t>
       </w:r>
       <w:proofErr w:type="gramStart"/>
       <w:r>
@@ -16846,20 +17016,24 @@
       </w:r>
       <w:proofErr w:type="gramEnd"/>
       <w:r>
-        <w:t xml:space="preserve">)` hook segítségével olvassa ki az URL-ből az azonosítót, majd egy egyéni `useLoadThisItem` hook-kal tölti be az </w:t>
-      </w:r>
-      <w:r>
+        <w:t>)` hook segítségével olvassa ki az URL-ből az azonosítót, majd egy egyéni `useLoadThisItem` hook-kal tölti be az adatokat.</w:t>
+      </w:r>
+    </w:p>
+    <w:p>
+      <w:pPr>
+        <w:pStyle w:val="Cm"/>
+        <w:keepNext/>
+        <w:jc w:val="center"/>
+      </w:pPr>
+      <w:r>
+        <w:rPr>
+          <w:noProof/>
+        </w:rPr>
         <w:lastRenderedPageBreak/>
-        <w:t>adatokat.</w:t>
-      </w:r>
-      <w:r>
-        <w:rPr>
-          <w:noProof/>
-        </w:rPr>
         <w:drawing>
-          <wp:inline distT="0" distB="0" distL="0" distR="0" wp14:anchorId="231B8BC4" wp14:editId="4E3CA83C">
-            <wp:extent cx="6138056" cy="4077103"/>
-            <wp:effectExtent l="0" t="0" r="0" b="0"/>
+          <wp:inline distT="0" distB="0" distL="0" distR="0" wp14:anchorId="231B8BC4" wp14:editId="19B023F6">
+            <wp:extent cx="5478780" cy="4076700"/>
+            <wp:effectExtent l="0" t="0" r="7620" b="0"/>
             <wp:docPr id="1261300314" name="drawing"/>
             <wp:cNvGraphicFramePr>
               <a:graphicFrameLocks xmlns:a="http://schemas.openxmlformats.org/drawingml/2006/main" noChangeAspect="1"/>
@@ -16886,7 +17060,7 @@
                   <pic:spPr>
                     <a:xfrm>
                       <a:off x="0" y="0"/>
-                      <a:ext cx="6138056" cy="4077103"/>
+                      <a:ext cx="5479323" cy="4077104"/>
                     </a:xfrm>
                     <a:prstGeom prst="rect">
                       <a:avLst/>
@@ -16901,25 +17075,59 @@
     </w:p>
     <w:p>
       <w:pPr>
+        <w:pStyle w:val="Kpalrs"/>
+        <w:jc w:val="center"/>
+      </w:pPr>
+      <w:r>
+        <w:fldChar w:fldCharType="begin"/>
+      </w:r>
+      <w:r>
+        <w:instrText xml:space="preserve"> SEQ ábra \* ARABIC </w:instrText>
+      </w:r>
+      <w:r>
+        <w:fldChar w:fldCharType="separate"/>
+      </w:r>
+      <w:r>
+        <w:rPr>
+          <w:noProof/>
+        </w:rPr>
+        <w:t>7</w:t>
+      </w:r>
+      <w:r>
+        <w:fldChar w:fldCharType="end"/>
+      </w:r>
+      <w:r>
+        <w:t>. ábra</w:t>
+      </w:r>
+    </w:p>
+    <w:p>
+      <w:pPr>
         <w:pStyle w:val="Cmsor3"/>
       </w:pPr>
-      <w:bookmarkStart w:id="47" w:name="_Toc225543079"/>
-      <w:r>
+      <w:bookmarkStart w:id="47" w:name="_Toc227273565"/>
+      <w:r>
+        <w:t>Comment</w:t>
+      </w:r>
+      <w:bookmarkEnd w:id="47"/>
+    </w:p>
+    <w:p>
+      <w:r>
+        <w:t>A `Comment` komponens egyetlen véleményt jelenít meg, és szerepkör-alapú interakciós lehetőségeket biztosít.</w:t>
+      </w:r>
+    </w:p>
+    <w:p>
+      <w:pPr>
+        <w:pStyle w:val="Cm"/>
+        <w:keepNext/>
+        <w:jc w:val="center"/>
+      </w:pPr>
+      <w:r>
+        <w:rPr>
+          <w:noProof/>
+        </w:rPr>
         <w:lastRenderedPageBreak/>
-        <w:t>Comment:</w:t>
-      </w:r>
-      <w:bookmarkEnd w:id="47"/>
-    </w:p>
-    <w:p>
-      <w:r>
-        <w:t>A `Comment` komponens egyetlen véleményt jelenít meg, és szerepkör-alapú interakciós lehetőségeket biztosít.</w:t>
-      </w:r>
-      <w:r>
-        <w:rPr>
-          <w:noProof/>
-        </w:rPr>
         <w:drawing>
-          <wp:inline distT="0" distB="0" distL="0" distR="0" wp14:anchorId="74132652" wp14:editId="36C11275">
+          <wp:inline distT="0" distB="0" distL="0" distR="0" wp14:anchorId="74132652" wp14:editId="3A99D6C5">
             <wp:extent cx="6243235" cy="3867649"/>
             <wp:effectExtent l="0" t="0" r="0" b="0"/>
             <wp:docPr id="1356857812" name="drawing"/>
@@ -16963,11 +17171,38 @@
     </w:p>
     <w:p>
       <w:pPr>
+        <w:pStyle w:val="Kpalrs"/>
+        <w:jc w:val="center"/>
+      </w:pPr>
+      <w:r>
+        <w:fldChar w:fldCharType="begin"/>
+      </w:r>
+      <w:r>
+        <w:instrText xml:space="preserve"> SEQ ábra \* ARABIC </w:instrText>
+      </w:r>
+      <w:r>
+        <w:fldChar w:fldCharType="separate"/>
+      </w:r>
+      <w:r>
+        <w:rPr>
+          <w:noProof/>
+        </w:rPr>
+        <w:t>8</w:t>
+      </w:r>
+      <w:r>
+        <w:fldChar w:fldCharType="end"/>
+      </w:r>
+      <w:r>
+        <w:t>. ábra</w:t>
+      </w:r>
+    </w:p>
+    <w:p>
+      <w:pPr>
         <w:pStyle w:val="Cmsor2"/>
       </w:pPr>
-      <w:bookmarkStart w:id="48" w:name="_Toc225543080"/>
-      <w:r>
-        <w:t>Manuális tesztek:</w:t>
+      <w:bookmarkStart w:id="48" w:name="_Toc227273566"/>
+      <w:r>
+        <w:t>Manuális tesztek</w:t>
       </w:r>
       <w:bookmarkEnd w:id="48"/>
     </w:p>
@@ -16975,9 +17210,9 @@
       <w:pPr>
         <w:pStyle w:val="Cmsor2"/>
       </w:pPr>
-      <w:bookmarkStart w:id="49" w:name="_Toc225543081"/>
-      <w:r>
-        <w:t>Backend tesztek:</w:t>
+      <w:bookmarkStart w:id="49" w:name="_Toc227273567"/>
+      <w:r>
+        <w:t>Backend tesztek</w:t>
       </w:r>
       <w:bookmarkEnd w:id="49"/>
     </w:p>
@@ -16985,9 +17220,9 @@
       <w:pPr>
         <w:pStyle w:val="Cmsor3"/>
       </w:pPr>
-      <w:bookmarkStart w:id="50" w:name="_Toc225543082"/>
-      <w:r>
-        <w:t>Végpont tesztek:</w:t>
+      <w:bookmarkStart w:id="50" w:name="_Toc227273568"/>
+      <w:r>
+        <w:t>Végpont tesztek</w:t>
       </w:r>
       <w:bookmarkEnd w:id="50"/>
     </w:p>
@@ -17016,15 +17251,14 @@
       <w:pPr>
         <w:pStyle w:val="Cmsor3"/>
       </w:pPr>
-      <w:bookmarkStart w:id="51" w:name="_Toc225543083"/>
+      <w:bookmarkStart w:id="51" w:name="_Toc227273569"/>
       <w:proofErr w:type="spellStart"/>
       <w:r>
-        <w:lastRenderedPageBreak/>
         <w:t>Event</w:t>
       </w:r>
       <w:proofErr w:type="spellEnd"/>
       <w:r>
-        <w:t xml:space="preserve"> tesztek:</w:t>
+        <w:t xml:space="preserve"> tesztek</w:t>
       </w:r>
       <w:bookmarkEnd w:id="51"/>
     </w:p>
@@ -17082,7 +17316,11 @@
         <w:t>”</w:t>
       </w:r>
       <w:r>
-        <w:t xml:space="preserve">. Mivel időalapú, a tesztet úgy hajtottam végbe, hogy előkészítettem az adatbázist a megfelelő adat megadásával, ez esetben egy olyan </w:t>
+        <w:t xml:space="preserve">. Mivel időalapú, a tesztet úgy </w:t>
+      </w:r>
+      <w:r>
+        <w:lastRenderedPageBreak/>
+        <w:t xml:space="preserve">hajtottam végbe, hogy előkészítettem az adatbázist a megfelelő adat megadásával, ez esetben egy olyan </w:t>
       </w:r>
       <w:proofErr w:type="spellStart"/>
       <w:r>
@@ -17114,9 +17352,9 @@
       <w:pPr>
         <w:pStyle w:val="Cmsor2"/>
       </w:pPr>
-      <w:bookmarkStart w:id="52" w:name="_Toc225543084"/>
-      <w:r>
-        <w:t>Frontend tesztek:</w:t>
+      <w:bookmarkStart w:id="52" w:name="_Toc227273570"/>
+      <w:r>
+        <w:t>Frontend tesztek</w:t>
       </w:r>
       <w:bookmarkEnd w:id="52"/>
     </w:p>
@@ -17129,9 +17367,9 @@
       <w:pPr>
         <w:pStyle w:val="Cmsor3"/>
       </w:pPr>
-      <w:bookmarkStart w:id="53" w:name="_Toc225543085"/>
-      <w:r>
-        <w:t>Regisztráció:</w:t>
+      <w:bookmarkStart w:id="53" w:name="_Toc227273571"/>
+      <w:r>
+        <w:t>Regisztráció</w:t>
       </w:r>
       <w:bookmarkEnd w:id="53"/>
     </w:p>
@@ -17453,7 +17691,6 @@
           </w:tcPr>
           <w:p>
             <w:r>
-              <w:lastRenderedPageBreak/>
               <w:t>7</w:t>
             </w:r>
           </w:p>
@@ -17512,6 +17749,7 @@
         </w:numPr>
       </w:pPr>
       <w:r>
+        <w:lastRenderedPageBreak/>
         <w:t>Érvénytelen email formátum → Hibaüzenet jelenik meg</w:t>
       </w:r>
     </w:p>
@@ -17543,9 +17781,9 @@
       <w:pPr>
         <w:pStyle w:val="Cmsor3"/>
       </w:pPr>
-      <w:bookmarkStart w:id="54" w:name="_Toc225543086"/>
-      <w:r>
-        <w:t>Bejelentkezés és Kijelentkezés:</w:t>
+      <w:bookmarkStart w:id="54" w:name="_Toc227273572"/>
+      <w:r>
+        <w:t>Bejelentkezés és Kijelentkezés</w:t>
       </w:r>
       <w:bookmarkEnd w:id="54"/>
     </w:p>
@@ -17913,7 +18151,6 @@
         </w:numPr>
       </w:pPr>
       <w:r>
-        <w:lastRenderedPageBreak/>
         <w:t>A token lejárati ideje 1 óra a bejelentkezéstől</w:t>
       </w:r>
     </w:p>
@@ -17936,9 +18173,10 @@
       <w:pPr>
         <w:pStyle w:val="Cmsor3"/>
       </w:pPr>
-      <w:bookmarkStart w:id="55" w:name="_Toc225543087"/>
-      <w:r>
-        <w:t>Termék böngészés és keresés:</w:t>
+      <w:bookmarkStart w:id="55" w:name="_Toc227273573"/>
+      <w:r>
+        <w:lastRenderedPageBreak/>
+        <w:t>Termék böngészés és keresés</w:t>
       </w:r>
       <w:bookmarkEnd w:id="55"/>
     </w:p>
@@ -18449,11 +18687,7 @@
               <w:ind w:firstLine="0"/>
             </w:pPr>
             <w:r>
-              <w:t xml:space="preserve">Csak azokat a termékeket jeleníti meg melynek címe </w:t>
-            </w:r>
-            <w:r>
-              <w:lastRenderedPageBreak/>
-              <w:t>tartalmazza “Il” és szerzője Homérosz</w:t>
+              <w:t>Csak azokat a termékeket jeleníti meg melynek címe tartalmazza “Il” és szerzője Homérosz</w:t>
             </w:r>
           </w:p>
         </w:tc>
@@ -18468,7 +18702,6 @@
           </w:tcPr>
           <w:p>
             <w:r>
-              <w:lastRenderedPageBreak/>
               <w:t>10.</w:t>
             </w:r>
           </w:p>
@@ -18506,9 +18739,9 @@
       <w:pPr>
         <w:pStyle w:val="Cmsor2"/>
       </w:pPr>
-      <w:bookmarkStart w:id="56" w:name="_Toc225543088"/>
-      <w:r>
-        <w:t>Automatizált tesztek:</w:t>
+      <w:bookmarkStart w:id="56" w:name="_Toc227273574"/>
+      <w:r>
+        <w:t>Automatizált tesztek</w:t>
       </w:r>
       <w:bookmarkEnd w:id="56"/>
     </w:p>
@@ -18516,9 +18749,9 @@
       <w:pPr>
         <w:pStyle w:val="Cmsor2"/>
       </w:pPr>
-      <w:bookmarkStart w:id="57" w:name="_Toc225543089"/>
-      <w:r>
-        <w:t>Backend tesztek:</w:t>
+      <w:bookmarkStart w:id="57" w:name="_Toc227273575"/>
+      <w:r>
+        <w:t>Backend tesztek</w:t>
       </w:r>
       <w:bookmarkEnd w:id="57"/>
     </w:p>
@@ -18526,7 +18759,7 @@
       <w:pPr>
         <w:pStyle w:val="Cmsor3"/>
       </w:pPr>
-      <w:bookmarkStart w:id="58" w:name="_Toc225543090"/>
+      <w:bookmarkStart w:id="58" w:name="_Toc227273576"/>
       <w:r>
         <w:t>End-</w:t>
       </w:r>
@@ -18536,7 +18769,7 @@
       </w:r>
       <w:proofErr w:type="spellEnd"/>
       <w:r>
-        <w:t>-End tesztek:</w:t>
+        <w:t>-End tesztek</w:t>
       </w:r>
       <w:bookmarkEnd w:id="58"/>
     </w:p>
@@ -18830,7 +19063,6 @@
         </w:numPr>
       </w:pPr>
       <w:r>
-        <w:lastRenderedPageBreak/>
         <w:t>GET /</w:t>
       </w:r>
       <w:proofErr w:type="spellStart"/>
@@ -18884,7 +19116,11 @@
       </w:r>
       <w:proofErr w:type="spellEnd"/>
       <w:r>
-        <w:t xml:space="preserve"> adta meg a teszt és az eredménynek az </w:t>
+        <w:t xml:space="preserve"> adta </w:t>
+      </w:r>
+      <w:r>
+        <w:lastRenderedPageBreak/>
+        <w:t xml:space="preserve">meg a teszt és az eredménynek az </w:t>
       </w:r>
       <w:proofErr w:type="spellStart"/>
       <w:r>
@@ -18964,9 +19200,9 @@
       <w:pPr>
         <w:pStyle w:val="Cmsor3"/>
       </w:pPr>
-      <w:bookmarkStart w:id="59" w:name="_Toc225543091"/>
-      <w:r>
-        <w:t>Unit tesztek:</w:t>
+      <w:bookmarkStart w:id="59" w:name="_Toc227273577"/>
+      <w:r>
+        <w:t>Unit tesztek</w:t>
       </w:r>
       <w:bookmarkEnd w:id="59"/>
     </w:p>
@@ -19018,9 +19254,9 @@
         <mc:AlternateContent>
           <mc:Choice Requires="wps">
             <w:drawing>
-              <wp:inline distT="0" distB="0" distL="0" distR="0" wp14:anchorId="5AB5411F" wp14:editId="1705A0B8">
-                <wp:extent cx="5264727" cy="741218"/>
-                <wp:effectExtent l="38100" t="38100" r="107950" b="116205"/>
+              <wp:inline distT="0" distB="0" distL="0" distR="0" wp14:anchorId="5AB5411F" wp14:editId="64961D65">
+                <wp:extent cx="5264727" cy="1005840"/>
+                <wp:effectExtent l="38100" t="38100" r="107950" b="118110"/>
                 <wp:docPr id="738008040" name="Szövegdoboz 2"/>
                 <wp:cNvGraphicFramePr>
                   <a:graphicFrameLocks xmlns:a="http://schemas.openxmlformats.org/drawingml/2006/main"/>
@@ -19034,7 +19270,7 @@
                       <wps:spPr bwMode="auto">
                         <a:xfrm>
                           <a:off x="0" y="0"/>
-                          <a:ext cx="5264727" cy="741218"/>
+                          <a:ext cx="5264727" cy="1005840"/>
                         </a:xfrm>
                         <a:prstGeom prst="rect">
                           <a:avLst/>
@@ -19061,6 +19297,9 @@
                       <wps:txbx>
                         <w:txbxContent>
                           <w:p>
+                            <w:pPr>
+                              <w:keepNext/>
+                            </w:pPr>
                             <w:r>
                               <w:rPr>
                                 <w:noProof/>
@@ -19070,7 +19309,7 @@
                                 <wp:inline distT="0" distB="0" distL="0" distR="0" wp14:anchorId="6440E39D" wp14:editId="237A974F">
                                   <wp:extent cx="4835237" cy="583565"/>
                                   <wp:effectExtent l="0" t="0" r="3810" b="6985"/>
-                                  <wp:docPr id="370261879" name="Kép 1"/>
+                                  <wp:docPr id="1115474898" name="Kép 1"/>
                                   <wp:cNvGraphicFramePr>
                                     <a:graphicFrameLocks xmlns:a="http://schemas.openxmlformats.org/drawingml/2006/main" noChangeAspect="1"/>
                                   </wp:cNvGraphicFramePr>
@@ -19103,6 +19342,33 @@
                               </w:drawing>
                             </w:r>
                           </w:p>
+                          <w:p>
+                            <w:pPr>
+                              <w:pStyle w:val="Kpalrs"/>
+                            </w:pPr>
+                            <w:r>
+                              <w:fldChar w:fldCharType="begin"/>
+                            </w:r>
+                            <w:r>
+                              <w:instrText xml:space="preserve"> SEQ ábra \* ARABIC </w:instrText>
+                            </w:r>
+                            <w:r>
+                              <w:fldChar w:fldCharType="separate"/>
+                            </w:r>
+                            <w:r>
+                              <w:rPr>
+                                <w:noProof/>
+                              </w:rPr>
+                              <w:t>9</w:t>
+                            </w:r>
+                            <w:r>
+                              <w:fldChar w:fldCharType="end"/>
+                            </w:r>
+                            <w:r>
+                              <w:t>. ábra tesztlefedettség</w:t>
+                            </w:r>
+                          </w:p>
+                          <w:p/>
                         </w:txbxContent>
                       </wps:txbx>
                       <wps:bodyPr rot="0" vert="horz" wrap="square" lIns="91440" tIns="45720" rIns="91440" bIns="45720" anchor="t" anchorCtr="0">
@@ -19114,23 +19380,26 @@
               </wp:inline>
             </w:drawing>
           </mc:Choice>
-          <mc:Fallback xmlns:a14="http://schemas.microsoft.com/office/drawing/2010/main" xmlns:pic="http://schemas.openxmlformats.org/drawingml/2006/picture" xmlns:a="http://schemas.openxmlformats.org/drawingml/2006/main">
-            <w:pict w14:anchorId="53835A03">
-              <v:shape id="_x0000_s1031" style="width:414.55pt;height:58.35pt;visibility:visible;mso-wrap-style:square;mso-left-percent:-10001;mso-top-percent:-10001;mso-position-horizontal:absolute;mso-position-horizontal-relative:char;mso-position-vertical:absolute;mso-position-vertical-relative:line;mso-left-percent:-10001;mso-top-percent:-10001;v-text-anchor:top" type="#_x0000_t202" o:gfxdata="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" w14:anchorId="5AB5411F">
-                <v:shadow on="t" color="black" opacity="26214f" offset=".74836mm,.74836mm" origin="-.5,-.5"/>
+          <mc:Fallback>
+            <w:pict>
+              <v:shape w14:anchorId="5AB5411F" id="_x0000_s1031" type="#_x0000_t202" style="width:414.55pt;height:79.2pt;visibility:visible;mso-wrap-style:square;mso-left-percent:-10001;mso-top-percent:-10001;mso-position-horizontal:absolute;mso-position-horizontal-relative:char;mso-position-vertical:absolute;mso-position-vertical-relative:line;mso-left-percent:-10001;mso-top-percent:-10001;v-text-anchor:top" o:gfxdata="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">
+                <v:shadow on="t" color="black" opacity="26214f" origin="-.5,-.5" offset=".74836mm,.74836mm"/>
                 <v:textbox>
                   <w:txbxContent>
                     <w:p>
+                      <w:pPr>
+                        <w:keepNext/>
+                      </w:pPr>
                       <w:r>
                         <w:rPr>
                           <w:noProof/>
                           <w14:ligatures w14:val="standardContextual"/>
                         </w:rPr>
                         <w:drawing>
-                          <wp:inline distT="0" distB="0" distL="0" distR="0" wp14:anchorId="1DD936AC" wp14:editId="237A974F">
+                          <wp:inline distT="0" distB="0" distL="0" distR="0" wp14:anchorId="6440E39D" wp14:editId="237A974F">
                             <wp:extent cx="4835237" cy="583565"/>
                             <wp:effectExtent l="0" t="0" r="3810" b="6985"/>
-                            <wp:docPr id="309254660" name="Kép 1"/>
+                            <wp:docPr id="1115474898" name="Kép 1"/>
                             <wp:cNvGraphicFramePr>
                               <a:graphicFrameLocks xmlns:a="http://schemas.openxmlformats.org/drawingml/2006/main" noChangeAspect="1"/>
                             </wp:cNvGraphicFramePr>
@@ -19142,7 +19411,7 @@
                                     <pic:cNvPicPr/>
                                   </pic:nvPicPr>
                                   <pic:blipFill>
-                                    <a:blip r:embed="rId37"/>
+                                    <a:blip r:embed="rId36"/>
                                     <a:stretch>
                                       <a:fillRect/>
                                     </a:stretch>
@@ -19163,6 +19432,33 @@
                         </w:drawing>
                       </w:r>
                     </w:p>
+                    <w:p>
+                      <w:pPr>
+                        <w:pStyle w:val="Kpalrs"/>
+                      </w:pPr>
+                      <w:r>
+                        <w:fldChar w:fldCharType="begin"/>
+                      </w:r>
+                      <w:r>
+                        <w:instrText xml:space="preserve"> SEQ ábra \* ARABIC </w:instrText>
+                      </w:r>
+                      <w:r>
+                        <w:fldChar w:fldCharType="separate"/>
+                      </w:r>
+                      <w:r>
+                        <w:rPr>
+                          <w:noProof/>
+                        </w:rPr>
+                        <w:t>9</w:t>
+                      </w:r>
+                      <w:r>
+                        <w:fldChar w:fldCharType="end"/>
+                      </w:r>
+                      <w:r>
+                        <w:t>. ábra tesztlefedettség</w:t>
+                      </w:r>
+                    </w:p>
+                    <w:p/>
                   </w:txbxContent>
                 </v:textbox>
                 <w10:anchorlock/>
@@ -19176,14 +19472,14 @@
       <w:pPr>
         <w:pStyle w:val="Cmsor3"/>
       </w:pPr>
-      <w:bookmarkStart w:id="60" w:name="_Toc225543092"/>
+      <w:bookmarkStart w:id="60" w:name="_Toc227273578"/>
       <w:proofErr w:type="spellStart"/>
       <w:r>
         <w:t>Controller</w:t>
       </w:r>
       <w:proofErr w:type="spellEnd"/>
       <w:r>
-        <w:t xml:space="preserve"> unit teszt:</w:t>
+        <w:t xml:space="preserve"> unit teszt</w:t>
       </w:r>
       <w:bookmarkEnd w:id="60"/>
     </w:p>
@@ -19219,9 +19515,9 @@
         <mc:AlternateContent>
           <mc:Choice Requires="wps">
             <w:drawing>
-              <wp:inline distT="0" distB="0" distL="0" distR="0" wp14:anchorId="423B24D5" wp14:editId="7200CCDA">
-                <wp:extent cx="4914900" cy="1404620"/>
-                <wp:effectExtent l="38100" t="38100" r="114300" b="116840"/>
+              <wp:inline distT="0" distB="0" distL="0" distR="0" wp14:anchorId="423B24D5" wp14:editId="383C1C10">
+                <wp:extent cx="4914900" cy="784860"/>
+                <wp:effectExtent l="38100" t="38100" r="114300" b="110490"/>
                 <wp:docPr id="217" name="Szövegdoboz 2"/>
                 <wp:cNvGraphicFramePr>
                   <a:graphicFrameLocks xmlns:a="http://schemas.openxmlformats.org/drawingml/2006/main"/>
@@ -19235,7 +19531,7 @@
                       <wps:spPr bwMode="auto">
                         <a:xfrm>
                           <a:off x="0" y="0"/>
-                          <a:ext cx="4914900" cy="1404620"/>
+                          <a:ext cx="4914900" cy="784860"/>
                         </a:xfrm>
                         <a:prstGeom prst="rect">
                           <a:avLst/>
@@ -19263,10 +19559,7 @@
                         <w:txbxContent>
                           <w:p>
                             <w:pPr>
-                              <w:rPr>
-                                <w:b/>
-                                <w:bCs/>
-                              </w:rPr>
+                              <w:keepNext/>
                             </w:pPr>
                             <w:r>
                               <w:rPr>
@@ -19277,7 +19570,7 @@
                                 <wp:inline distT="0" distB="0" distL="0" distR="0" wp14:anchorId="6A14E495" wp14:editId="3E92282F">
                                   <wp:extent cx="4423097" cy="277091"/>
                                   <wp:effectExtent l="0" t="0" r="0" b="8890"/>
-                                  <wp:docPr id="63890887" name="Kép 1"/>
+                                  <wp:docPr id="1377344869" name="Kép 1"/>
                                   <wp:cNvGraphicFramePr>
                                     <a:graphicFrameLocks xmlns:a="http://schemas.openxmlformats.org/drawingml/2006/main" noChangeAspect="1"/>
                                   </wp:cNvGraphicFramePr>
@@ -19289,7 +19582,7 @@
                                           <pic:cNvPicPr/>
                                         </pic:nvPicPr>
                                         <pic:blipFill>
-                                          <a:blip r:embed="rId38"/>
+                                          <a:blip r:embed="rId37"/>
                                           <a:stretch>
                                             <a:fillRect/>
                                           </a:stretch>
@@ -19310,10 +19603,36 @@
                               </w:drawing>
                             </w:r>
                           </w:p>
+                          <w:p>
+                            <w:pPr>
+                              <w:pStyle w:val="Kpalrs"/>
+                            </w:pPr>
+                            <w:r>
+                              <w:fldChar w:fldCharType="begin"/>
+                            </w:r>
+                            <w:r>
+                              <w:instrText xml:space="preserve"> SEQ ábra \* ARABIC </w:instrText>
+                            </w:r>
+                            <w:r>
+                              <w:fldChar w:fldCharType="separate"/>
+                            </w:r>
+                            <w:r>
+                              <w:rPr>
+                                <w:noProof/>
+                              </w:rPr>
+                              <w:t>10</w:t>
+                            </w:r>
+                            <w:r>
+                              <w:fldChar w:fldCharType="end"/>
+                            </w:r>
+                            <w:r>
+                              <w:t>. ábra</w:t>
+                            </w:r>
+                          </w:p>
                         </w:txbxContent>
                       </wps:txbx>
                       <wps:bodyPr rot="0" vert="horz" wrap="square" lIns="91440" tIns="45720" rIns="91440" bIns="45720" anchor="t" anchorCtr="0">
-                        <a:spAutoFit/>
+                        <a:noAutofit/>
                       </wps:bodyPr>
                     </wps:wsp>
                   </a:graphicData>
@@ -19321,18 +19640,15 @@
               </wp:inline>
             </w:drawing>
           </mc:Choice>
-          <mc:Fallback xmlns:a14="http://schemas.microsoft.com/office/drawing/2010/main" xmlns:pic="http://schemas.openxmlformats.org/drawingml/2006/picture" xmlns:a="http://schemas.openxmlformats.org/drawingml/2006/main">
-            <w:pict w14:anchorId="3991773B">
-              <v:shape id="_x0000_s1032" style="width:387pt;height:110.6pt;visibility:visible;mso-wrap-style:square;mso-left-percent:-10001;mso-top-percent:-10001;mso-position-horizontal:absolute;mso-position-horizontal-relative:char;mso-position-vertical:absolute;mso-position-vertical-relative:line;mso-left-percent:-10001;mso-top-percent:-10001;v-text-anchor:top" type="#_x0000_t202" o:gfxdata="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" w14:anchorId="423B24D5">
-                <v:shadow on="t" color="black" opacity="26214f" offset=".74836mm,.74836mm" origin="-.5,-.5"/>
-                <v:textbox style="mso-fit-shape-to-text:t">
+          <mc:Fallback>
+            <w:pict>
+              <v:shape w14:anchorId="423B24D5" id="_x0000_s1032" type="#_x0000_t202" style="width:387pt;height:61.8pt;visibility:visible;mso-wrap-style:square;mso-left-percent:-10001;mso-top-percent:-10001;mso-position-horizontal:absolute;mso-position-horizontal-relative:char;mso-position-vertical:absolute;mso-position-vertical-relative:line;mso-left-percent:-10001;mso-top-percent:-10001;v-text-anchor:top" o:gfxdata="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">
+                <v:shadow on="t" color="black" opacity="26214f" origin="-.5,-.5" offset=".74836mm,.74836mm"/>
+                <v:textbox>
                   <w:txbxContent>
                     <w:p>
                       <w:pPr>
-                        <w:rPr>
-                          <w:b/>
-                          <w:bCs/>
-                        </w:rPr>
+                        <w:keepNext/>
                       </w:pPr>
                       <w:r>
                         <w:rPr>
@@ -19340,10 +19656,10 @@
                           <w14:ligatures w14:val="standardContextual"/>
                         </w:rPr>
                         <w:drawing>
-                          <wp:inline distT="0" distB="0" distL="0" distR="0" wp14:anchorId="10385739" wp14:editId="3E92282F">
+                          <wp:inline distT="0" distB="0" distL="0" distR="0" wp14:anchorId="6A14E495" wp14:editId="3E92282F">
                             <wp:extent cx="4423097" cy="277091"/>
                             <wp:effectExtent l="0" t="0" r="0" b="8890"/>
-                            <wp:docPr id="1305910432" name="Kép 1"/>
+                            <wp:docPr id="1377344869" name="Kép 1"/>
                             <wp:cNvGraphicFramePr>
                               <a:graphicFrameLocks xmlns:a="http://schemas.openxmlformats.org/drawingml/2006/main" noChangeAspect="1"/>
                             </wp:cNvGraphicFramePr>
@@ -19355,7 +19671,7 @@
                                     <pic:cNvPicPr/>
                                   </pic:nvPicPr>
                                   <pic:blipFill>
-                                    <a:blip r:embed="rId39"/>
+                                    <a:blip r:embed="rId37"/>
                                     <a:stretch>
                                       <a:fillRect/>
                                     </a:stretch>
@@ -19376,6 +19692,32 @@
                         </w:drawing>
                       </w:r>
                     </w:p>
+                    <w:p>
+                      <w:pPr>
+                        <w:pStyle w:val="Kpalrs"/>
+                      </w:pPr>
+                      <w:r>
+                        <w:fldChar w:fldCharType="begin"/>
+                      </w:r>
+                      <w:r>
+                        <w:instrText xml:space="preserve"> SEQ ábra \* ARABIC </w:instrText>
+                      </w:r>
+                      <w:r>
+                        <w:fldChar w:fldCharType="separate"/>
+                      </w:r>
+                      <w:r>
+                        <w:rPr>
+                          <w:noProof/>
+                        </w:rPr>
+                        <w:t>10</w:t>
+                      </w:r>
+                      <w:r>
+                        <w:fldChar w:fldCharType="end"/>
+                      </w:r>
+                      <w:r>
+                        <w:t>. ábra</w:t>
+                      </w:r>
+                    </w:p>
                   </w:txbxContent>
                 </v:textbox>
                 <w10:anchorlock/>
@@ -19395,27 +19737,27 @@
       </w:r>
       <w:proofErr w:type="spellEnd"/>
       <w:r>
-        <w:t xml:space="preserve">-okkal különítjük el, ezzel biztosítva azt, hogy a tesztelés átlátható és könnyen bővíthető, ha netán új </w:t>
+        <w:t xml:space="preserve">-okkal különítjük el, ezzel biztosítva azt, hogy a tesztelés átlátható és könnyen bővíthető, ha netán új függvények kerülnének hozzá. Egy </w:t>
+      </w:r>
+      <w:proofErr w:type="spellStart"/>
+      <w:r>
+        <w:t>describe-on</w:t>
+      </w:r>
+      <w:proofErr w:type="spellEnd"/>
+      <w:r>
+        <w:t xml:space="preserve"> belül fut még egy </w:t>
+      </w:r>
+      <w:proofErr w:type="spellStart"/>
+      <w:r>
+        <w:t>beforeEach</w:t>
+      </w:r>
+      <w:proofErr w:type="spellEnd"/>
+      <w:r>
+        <w:t xml:space="preserve"> line, </w:t>
       </w:r>
       <w:r>
         <w:lastRenderedPageBreak/>
-        <w:t xml:space="preserve">függvények kerülnének hozzá. Egy </w:t>
-      </w:r>
-      <w:proofErr w:type="spellStart"/>
-      <w:r>
-        <w:t>describe-on</w:t>
-      </w:r>
-      <w:proofErr w:type="spellEnd"/>
-      <w:r>
-        <w:t xml:space="preserve"> belül fut még egy </w:t>
-      </w:r>
-      <w:proofErr w:type="spellStart"/>
-      <w:r>
-        <w:t>beforeEach</w:t>
-      </w:r>
-      <w:proofErr w:type="spellEnd"/>
-      <w:r>
-        <w:t xml:space="preserve"> line, aminek a feladata, hogy a szükséges dolgokat a teszteléshez beállítsa, hogy minden eset izoláltan, ugyanabból a kezdőpontból indulhasson.</w:t>
+        <w:t>aminek a feladata, hogy a szükséges dolgokat a teszteléshez beállítsa, hogy minden eset izoláltan, ugyanabból a kezdőpontból indulhasson.</w:t>
       </w:r>
     </w:p>
     <w:p>
@@ -19426,9 +19768,9 @@
         <mc:AlternateContent>
           <mc:Choice Requires="wps">
             <w:drawing>
-              <wp:inline distT="0" distB="0" distL="0" distR="0" wp14:anchorId="7CCC56DA" wp14:editId="699D4AEC">
-                <wp:extent cx="4977245" cy="1404620"/>
-                <wp:effectExtent l="38100" t="38100" r="109220" b="113030"/>
+              <wp:inline distT="0" distB="0" distL="0" distR="0" wp14:anchorId="7CCC56DA" wp14:editId="38971666">
+                <wp:extent cx="4977245" cy="3086100"/>
+                <wp:effectExtent l="38100" t="38100" r="109220" b="114300"/>
                 <wp:docPr id="622151542" name="Szövegdoboz 2"/>
                 <wp:cNvGraphicFramePr>
                   <a:graphicFrameLocks xmlns:a="http://schemas.openxmlformats.org/drawingml/2006/main"/>
@@ -19442,7 +19784,7 @@
                       <wps:spPr bwMode="auto">
                         <a:xfrm>
                           <a:off x="0" y="0"/>
-                          <a:ext cx="4977245" cy="1404620"/>
+                          <a:ext cx="4977245" cy="3086100"/>
                         </a:xfrm>
                         <a:prstGeom prst="rect">
                           <a:avLst/>
@@ -19470,10 +19812,7 @@
                         <w:txbxContent>
                           <w:p>
                             <w:pPr>
-                              <w:rPr>
-                                <w:b/>
-                                <w:bCs/>
-                              </w:rPr>
+                              <w:keepNext/>
                             </w:pPr>
                             <w:r>
                               <w:rPr>
@@ -19484,7 +19823,7 @@
                                 <wp:inline distT="0" distB="0" distL="0" distR="0" wp14:anchorId="4755E0B4" wp14:editId="2252455B">
                                   <wp:extent cx="4440382" cy="2620978"/>
                                   <wp:effectExtent l="0" t="0" r="0" b="8255"/>
-                                  <wp:docPr id="447881391" name="Kép 1"/>
+                                  <wp:docPr id="69150131" name="Kép 1"/>
                                   <wp:cNvGraphicFramePr>
                                     <a:graphicFrameLocks xmlns:a="http://schemas.openxmlformats.org/drawingml/2006/main" noChangeAspect="1"/>
                                   </wp:cNvGraphicFramePr>
@@ -19496,7 +19835,7 @@
                                           <pic:cNvPicPr/>
                                         </pic:nvPicPr>
                                         <pic:blipFill>
-                                          <a:blip r:embed="rId40"/>
+                                          <a:blip r:embed="rId38"/>
                                           <a:stretch>
                                             <a:fillRect/>
                                           </a:stretch>
@@ -19517,10 +19856,44 @@
                               </w:drawing>
                             </w:r>
                           </w:p>
+                          <w:p>
+                            <w:pPr>
+                              <w:pStyle w:val="Kpalrs"/>
+                            </w:pPr>
+                            <w:r>
+                              <w:fldChar w:fldCharType="begin"/>
+                            </w:r>
+                            <w:r>
+                              <w:instrText xml:space="preserve"> SEQ ábra \* ARABIC </w:instrText>
+                            </w:r>
+                            <w:r>
+                              <w:fldChar w:fldCharType="separate"/>
+                            </w:r>
+                            <w:r>
+                              <w:rPr>
+                                <w:noProof/>
+                              </w:rPr>
+                              <w:t>11</w:t>
+                            </w:r>
+                            <w:r>
+                              <w:fldChar w:fldCharType="end"/>
+                            </w:r>
+                            <w:r>
+                              <w:t>. ábra</w:t>
+                            </w:r>
+                          </w:p>
+                          <w:p>
+                            <w:pPr>
+                              <w:rPr>
+                                <w:b/>
+                                <w:bCs/>
+                              </w:rPr>
+                            </w:pPr>
+                          </w:p>
                         </w:txbxContent>
                       </wps:txbx>
                       <wps:bodyPr rot="0" vert="horz" wrap="square" lIns="91440" tIns="45720" rIns="91440" bIns="45720" anchor="t" anchorCtr="0">
-                        <a:spAutoFit/>
+                        <a:noAutofit/>
                       </wps:bodyPr>
                     </wps:wsp>
                   </a:graphicData>
@@ -19528,18 +19901,15 @@
               </wp:inline>
             </w:drawing>
           </mc:Choice>
-          <mc:Fallback xmlns:a14="http://schemas.microsoft.com/office/drawing/2010/main" xmlns:pic="http://schemas.openxmlformats.org/drawingml/2006/picture" xmlns:a="http://schemas.openxmlformats.org/drawingml/2006/main">
-            <w:pict w14:anchorId="3F57ECC5">
-              <v:shape id="_x0000_s1033" style="width:391.9pt;height:110.6pt;visibility:visible;mso-wrap-style:square;mso-left-percent:-10001;mso-top-percent:-10001;mso-position-horizontal:absolute;mso-position-horizontal-relative:char;mso-position-vertical:absolute;mso-position-vertical-relative:line;mso-left-percent:-10001;mso-top-percent:-10001;v-text-anchor:top" type="#_x0000_t202" o:gfxdata="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" w14:anchorId="7CCC56DA">
-                <v:shadow on="t" color="black" opacity="26214f" offset=".74836mm,.74836mm" origin="-.5,-.5"/>
-                <v:textbox style="mso-fit-shape-to-text:t">
+          <mc:Fallback>
+            <w:pict>
+              <v:shape w14:anchorId="7CCC56DA" id="_x0000_s1033" type="#_x0000_t202" style="width:391.9pt;height:243pt;visibility:visible;mso-wrap-style:square;mso-left-percent:-10001;mso-top-percent:-10001;mso-position-horizontal:absolute;mso-position-horizontal-relative:char;mso-position-vertical:absolute;mso-position-vertical-relative:line;mso-left-percent:-10001;mso-top-percent:-10001;v-text-anchor:top" o:gfxdata="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">
+                <v:shadow on="t" color="black" opacity="26214f" origin="-.5,-.5" offset=".74836mm,.74836mm"/>
+                <v:textbox>
                   <w:txbxContent>
                     <w:p>
                       <w:pPr>
-                        <w:rPr>
-                          <w:b/>
-                          <w:bCs/>
-                        </w:rPr>
+                        <w:keepNext/>
                       </w:pPr>
                       <w:r>
                         <w:rPr>
@@ -19547,10 +19917,10 @@
                           <w14:ligatures w14:val="standardContextual"/>
                         </w:rPr>
                         <w:drawing>
-                          <wp:inline distT="0" distB="0" distL="0" distR="0" wp14:anchorId="32C37E1D" wp14:editId="2252455B">
+                          <wp:inline distT="0" distB="0" distL="0" distR="0" wp14:anchorId="4755E0B4" wp14:editId="2252455B">
                             <wp:extent cx="4440382" cy="2620978"/>
                             <wp:effectExtent l="0" t="0" r="0" b="8255"/>
-                            <wp:docPr id="1948710401" name="Kép 1"/>
+                            <wp:docPr id="69150131" name="Kép 1"/>
                             <wp:cNvGraphicFramePr>
                               <a:graphicFrameLocks xmlns:a="http://schemas.openxmlformats.org/drawingml/2006/main" noChangeAspect="1"/>
                             </wp:cNvGraphicFramePr>
@@ -19562,7 +19932,7 @@
                                     <pic:cNvPicPr/>
                                   </pic:nvPicPr>
                                   <pic:blipFill>
-                                    <a:blip r:embed="rId41"/>
+                                    <a:blip r:embed="rId38"/>
                                     <a:stretch>
                                       <a:fillRect/>
                                     </a:stretch>
@@ -19583,6 +19953,40 @@
                         </w:drawing>
                       </w:r>
                     </w:p>
+                    <w:p>
+                      <w:pPr>
+                        <w:pStyle w:val="Kpalrs"/>
+                      </w:pPr>
+                      <w:r>
+                        <w:fldChar w:fldCharType="begin"/>
+                      </w:r>
+                      <w:r>
+                        <w:instrText xml:space="preserve"> SEQ ábra \* ARABIC </w:instrText>
+                      </w:r>
+                      <w:r>
+                        <w:fldChar w:fldCharType="separate"/>
+                      </w:r>
+                      <w:r>
+                        <w:rPr>
+                          <w:noProof/>
+                        </w:rPr>
+                        <w:t>11</w:t>
+                      </w:r>
+                      <w:r>
+                        <w:fldChar w:fldCharType="end"/>
+                      </w:r>
+                      <w:r>
+                        <w:t>. ábra</w:t>
+                      </w:r>
+                    </w:p>
+                    <w:p>
+                      <w:pPr>
+                        <w:rPr>
+                          <w:b/>
+                          <w:bCs/>
+                        </w:rPr>
+                      </w:pPr>
+                    </w:p>
                   </w:txbxContent>
                 </v:textbox>
                 <w10:anchorlock/>
@@ -19648,9 +20052,9 @@
         <mc:AlternateContent>
           <mc:Choice Requires="wps">
             <w:drawing>
-              <wp:inline distT="0" distB="0" distL="0" distR="0" wp14:anchorId="5512A790" wp14:editId="26070869">
-                <wp:extent cx="4810990" cy="1404620"/>
-                <wp:effectExtent l="38100" t="38100" r="123190" b="116840"/>
+              <wp:inline distT="0" distB="0" distL="0" distR="0" wp14:anchorId="5512A790" wp14:editId="0112D09B">
+                <wp:extent cx="4810990" cy="3299460"/>
+                <wp:effectExtent l="38100" t="38100" r="123190" b="110490"/>
                 <wp:docPr id="1183041630" name="Szövegdoboz 2"/>
                 <wp:cNvGraphicFramePr>
                   <a:graphicFrameLocks xmlns:a="http://schemas.openxmlformats.org/drawingml/2006/main"/>
@@ -19664,7 +20068,7 @@
                       <wps:spPr bwMode="auto">
                         <a:xfrm>
                           <a:off x="0" y="0"/>
-                          <a:ext cx="4810990" cy="1404620"/>
+                          <a:ext cx="4810990" cy="3299460"/>
                         </a:xfrm>
                         <a:prstGeom prst="rect">
                           <a:avLst/>
@@ -19691,6 +20095,9 @@
                       <wps:txbx>
                         <w:txbxContent>
                           <w:p>
+                            <w:pPr>
+                              <w:keepNext/>
+                            </w:pPr>
                             <w:r>
                               <w:rPr>
                                 <w:noProof/>
@@ -19700,7 +20107,7 @@
                                 <wp:inline distT="0" distB="0" distL="0" distR="0" wp14:anchorId="123F7868" wp14:editId="4F982E5E">
                                   <wp:extent cx="4274127" cy="2882784"/>
                                   <wp:effectExtent l="0" t="0" r="0" b="0"/>
-                                  <wp:docPr id="1917084884" name="Kép 1"/>
+                                  <wp:docPr id="1055659069" name="Kép 1"/>
                                   <wp:cNvGraphicFramePr>
                                     <a:graphicFrameLocks xmlns:a="http://schemas.openxmlformats.org/drawingml/2006/main" noChangeAspect="1"/>
                                   </wp:cNvGraphicFramePr>
@@ -19712,7 +20119,7 @@
                                           <pic:cNvPicPr/>
                                         </pic:nvPicPr>
                                         <pic:blipFill>
-                                          <a:blip r:embed="rId42"/>
+                                          <a:blip r:embed="rId39"/>
                                           <a:stretch>
                                             <a:fillRect/>
                                           </a:stretch>
@@ -19733,10 +20140,37 @@
                               </w:drawing>
                             </w:r>
                           </w:p>
+                          <w:p>
+                            <w:pPr>
+                              <w:pStyle w:val="Kpalrs"/>
+                            </w:pPr>
+                            <w:r>
+                              <w:fldChar w:fldCharType="begin"/>
+                            </w:r>
+                            <w:r>
+                              <w:instrText xml:space="preserve"> SEQ ábra \* ARABIC </w:instrText>
+                            </w:r>
+                            <w:r>
+                              <w:fldChar w:fldCharType="separate"/>
+                            </w:r>
+                            <w:r>
+                              <w:rPr>
+                                <w:noProof/>
+                              </w:rPr>
+                              <w:t>12</w:t>
+                            </w:r>
+                            <w:r>
+                              <w:fldChar w:fldCharType="end"/>
+                            </w:r>
+                            <w:r>
+                              <w:t>. ábra</w:t>
+                            </w:r>
+                          </w:p>
+                          <w:p/>
                         </w:txbxContent>
                       </wps:txbx>
                       <wps:bodyPr rot="0" vert="horz" wrap="square" lIns="91440" tIns="45720" rIns="91440" bIns="45720" anchor="t" anchorCtr="0">
-                        <a:spAutoFit/>
+                        <a:noAutofit/>
                       </wps:bodyPr>
                     </wps:wsp>
                   </a:graphicData>
@@ -19744,23 +20178,26 @@
               </wp:inline>
             </w:drawing>
           </mc:Choice>
-          <mc:Fallback xmlns:a14="http://schemas.microsoft.com/office/drawing/2010/main" xmlns:pic="http://schemas.openxmlformats.org/drawingml/2006/picture" xmlns:a="http://schemas.openxmlformats.org/drawingml/2006/main">
-            <w:pict w14:anchorId="7C1FFA26">
-              <v:shape id="_x0000_s1034" style="width:378.8pt;height:110.6pt;visibility:visible;mso-wrap-style:square;mso-left-percent:-10001;mso-top-percent:-10001;mso-position-horizontal:absolute;mso-position-horizontal-relative:char;mso-position-vertical:absolute;mso-position-vertical-relative:line;mso-left-percent:-10001;mso-top-percent:-10001;v-text-anchor:top" type="#_x0000_t202" o:gfxdata="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" w14:anchorId="5512A790">
-                <v:shadow on="t" color="black" opacity="26214f" offset=".74836mm,.74836mm" origin="-.5,-.5"/>
-                <v:textbox style="mso-fit-shape-to-text:t">
+          <mc:Fallback>
+            <w:pict>
+              <v:shape w14:anchorId="5512A790" id="_x0000_s1034" type="#_x0000_t202" style="width:378.8pt;height:259.8pt;visibility:visible;mso-wrap-style:square;mso-left-percent:-10001;mso-top-percent:-10001;mso-position-horizontal:absolute;mso-position-horizontal-relative:char;mso-position-vertical:absolute;mso-position-vertical-relative:line;mso-left-percent:-10001;mso-top-percent:-10001;v-text-anchor:top" o:gfxdata="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">
+                <v:shadow on="t" color="black" opacity="26214f" origin="-.5,-.5" offset=".74836mm,.74836mm"/>
+                <v:textbox>
                   <w:txbxContent>
                     <w:p>
+                      <w:pPr>
+                        <w:keepNext/>
+                      </w:pPr>
                       <w:r>
                         <w:rPr>
                           <w:noProof/>
                           <w14:ligatures w14:val="standardContextual"/>
                         </w:rPr>
                         <w:drawing>
-                          <wp:inline distT="0" distB="0" distL="0" distR="0" wp14:anchorId="2270806E" wp14:editId="4F982E5E">
+                          <wp:inline distT="0" distB="0" distL="0" distR="0" wp14:anchorId="123F7868" wp14:editId="4F982E5E">
                             <wp:extent cx="4274127" cy="2882784"/>
                             <wp:effectExtent l="0" t="0" r="0" b="0"/>
-                            <wp:docPr id="800610132" name="Kép 1"/>
+                            <wp:docPr id="1055659069" name="Kép 1"/>
                             <wp:cNvGraphicFramePr>
                               <a:graphicFrameLocks xmlns:a="http://schemas.openxmlformats.org/drawingml/2006/main" noChangeAspect="1"/>
                             </wp:cNvGraphicFramePr>
@@ -19772,7 +20209,7 @@
                                     <pic:cNvPicPr/>
                                   </pic:nvPicPr>
                                   <pic:blipFill>
-                                    <a:blip r:embed="rId43"/>
+                                    <a:blip r:embed="rId39"/>
                                     <a:stretch>
                                       <a:fillRect/>
                                     </a:stretch>
@@ -19793,6 +20230,33 @@
                         </w:drawing>
                       </w:r>
                     </w:p>
+                    <w:p>
+                      <w:pPr>
+                        <w:pStyle w:val="Kpalrs"/>
+                      </w:pPr>
+                      <w:r>
+                        <w:fldChar w:fldCharType="begin"/>
+                      </w:r>
+                      <w:r>
+                        <w:instrText xml:space="preserve"> SEQ ábra \* ARABIC </w:instrText>
+                      </w:r>
+                      <w:r>
+                        <w:fldChar w:fldCharType="separate"/>
+                      </w:r>
+                      <w:r>
+                        <w:rPr>
+                          <w:noProof/>
+                        </w:rPr>
+                        <w:t>12</w:t>
+                      </w:r>
+                      <w:r>
+                        <w:fldChar w:fldCharType="end"/>
+                      </w:r>
+                      <w:r>
+                        <w:t>. ábra</w:t>
+                      </w:r>
+                    </w:p>
+                    <w:p/>
                   </w:txbxContent>
                 </v:textbox>
                 <w10:anchorlock/>
@@ -19812,9 +20276,9 @@
       <w:pPr>
         <w:pStyle w:val="Cmsor3"/>
       </w:pPr>
-      <w:bookmarkStart w:id="61" w:name="_Toc225543093"/>
-      <w:r>
-        <w:t>Service unit teszt:</w:t>
+      <w:bookmarkStart w:id="61" w:name="_Toc227273579"/>
+      <w:r>
+        <w:t>Service unit teszt</w:t>
       </w:r>
       <w:bookmarkEnd w:id="61"/>
     </w:p>
@@ -19860,9 +20324,9 @@
         <mc:AlternateContent>
           <mc:Choice Requires="wps">
             <w:drawing>
-              <wp:inline distT="0" distB="0" distL="0" distR="0" wp14:anchorId="34F7B712" wp14:editId="46C5FA4D">
-                <wp:extent cx="4810990" cy="1404620"/>
-                <wp:effectExtent l="38100" t="38100" r="123190" b="116840"/>
+              <wp:inline distT="0" distB="0" distL="0" distR="0" wp14:anchorId="34F7B712" wp14:editId="4756E9AE">
+                <wp:extent cx="4810990" cy="3009900"/>
+                <wp:effectExtent l="38100" t="38100" r="123190" b="114300"/>
                 <wp:docPr id="121606725" name="Szövegdoboz 2"/>
                 <wp:cNvGraphicFramePr>
                   <a:graphicFrameLocks xmlns:a="http://schemas.openxmlformats.org/drawingml/2006/main"/>
@@ -19876,7 +20340,7 @@
                       <wps:spPr bwMode="auto">
                         <a:xfrm>
                           <a:off x="0" y="0"/>
-                          <a:ext cx="4810990" cy="1404620"/>
+                          <a:ext cx="4810990" cy="3009900"/>
                         </a:xfrm>
                         <a:prstGeom prst="rect">
                           <a:avLst/>
@@ -19903,6 +20367,9 @@
                       <wps:txbx>
                         <w:txbxContent>
                           <w:p>
+                            <w:pPr>
+                              <w:keepNext/>
+                            </w:pPr>
                             <w:r>
                               <w:rPr>
                                 <w:noProof/>
@@ -19912,7 +20379,7 @@
                                 <wp:inline distT="0" distB="0" distL="0" distR="0" wp14:anchorId="61649B8F" wp14:editId="52784156">
                                   <wp:extent cx="3978361" cy="2549236"/>
                                   <wp:effectExtent l="0" t="0" r="3175" b="3810"/>
-                                  <wp:docPr id="319484090" name="Kép 1"/>
+                                  <wp:docPr id="1707562006" name="Kép 1"/>
                                   <wp:cNvGraphicFramePr>
                                     <a:graphicFrameLocks xmlns:a="http://schemas.openxmlformats.org/drawingml/2006/main" noChangeAspect="1"/>
                                   </wp:cNvGraphicFramePr>
@@ -19924,7 +20391,7 @@
                                           <pic:cNvPicPr/>
                                         </pic:nvPicPr>
                                         <pic:blipFill>
-                                          <a:blip r:embed="rId44"/>
+                                          <a:blip r:embed="rId40"/>
                                           <a:stretch>
                                             <a:fillRect/>
                                           </a:stretch>
@@ -19945,10 +20412,40 @@
                               </w:drawing>
                             </w:r>
                           </w:p>
+                          <w:p>
+                            <w:pPr>
+                              <w:pStyle w:val="Kpalrs"/>
+                            </w:pPr>
+                            <w:r>
+                              <w:fldChar w:fldCharType="begin"/>
+                            </w:r>
+                            <w:r>
+                              <w:instrText xml:space="preserve"> SEQ ábra \* ARABIC </w:instrText>
+                            </w:r>
+                            <w:r>
+                              <w:fldChar w:fldCharType="separate"/>
+                            </w:r>
+                            <w:r>
+                              <w:rPr>
+                                <w:noProof/>
+                              </w:rPr>
+                              <w:t>13</w:t>
+                            </w:r>
+                            <w:r>
+                              <w:fldChar w:fldCharType="end"/>
+                            </w:r>
+                            <w:r>
+                              <w:t xml:space="preserve">. </w:t>
+                            </w:r>
+                            <w:r>
+                              <w:t>ábra</w:t>
+                            </w:r>
+                          </w:p>
+                          <w:p/>
                         </w:txbxContent>
                       </wps:txbx>
                       <wps:bodyPr rot="0" vert="horz" wrap="square" lIns="91440" tIns="45720" rIns="91440" bIns="45720" anchor="t" anchorCtr="0">
-                        <a:spAutoFit/>
+                        <a:noAutofit/>
                       </wps:bodyPr>
                     </wps:wsp>
                   </a:graphicData>
@@ -19956,23 +20453,26 @@
               </wp:inline>
             </w:drawing>
           </mc:Choice>
-          <mc:Fallback xmlns:a14="http://schemas.microsoft.com/office/drawing/2010/main" xmlns:pic="http://schemas.openxmlformats.org/drawingml/2006/picture" xmlns:a="http://schemas.openxmlformats.org/drawingml/2006/main">
-            <w:pict w14:anchorId="6E6EA142">
-              <v:shape id="_x0000_s1035" style="width:378.8pt;height:110.6pt;visibility:visible;mso-wrap-style:square;mso-left-percent:-10001;mso-top-percent:-10001;mso-position-horizontal:absolute;mso-position-horizontal-relative:char;mso-position-vertical:absolute;mso-position-vertical-relative:line;mso-left-percent:-10001;mso-top-percent:-10001;v-text-anchor:top" type="#_x0000_t202" o:gfxdata="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" w14:anchorId="34F7B712">
-                <v:shadow on="t" color="black" opacity="26214f" offset=".74836mm,.74836mm" origin="-.5,-.5"/>
-                <v:textbox style="mso-fit-shape-to-text:t">
+          <mc:Fallback>
+            <w:pict>
+              <v:shape w14:anchorId="34F7B712" id="_x0000_s1035" type="#_x0000_t202" style="width:378.8pt;height:237pt;visibility:visible;mso-wrap-style:square;mso-left-percent:-10001;mso-top-percent:-10001;mso-position-horizontal:absolute;mso-position-horizontal-relative:char;mso-position-vertical:absolute;mso-position-vertical-relative:line;mso-left-percent:-10001;mso-top-percent:-10001;v-text-anchor:top" o:gfxdata="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">
+                <v:shadow on="t" color="black" opacity="26214f" origin="-.5,-.5" offset=".74836mm,.74836mm"/>
+                <v:textbox>
                   <w:txbxContent>
                     <w:p>
+                      <w:pPr>
+                        <w:keepNext/>
+                      </w:pPr>
                       <w:r>
                         <w:rPr>
                           <w:noProof/>
                           <w14:ligatures w14:val="standardContextual"/>
                         </w:rPr>
                         <w:drawing>
-                          <wp:inline distT="0" distB="0" distL="0" distR="0" wp14:anchorId="5D33D34B" wp14:editId="52784156">
+                          <wp:inline distT="0" distB="0" distL="0" distR="0" wp14:anchorId="61649B8F" wp14:editId="52784156">
                             <wp:extent cx="3978361" cy="2549236"/>
                             <wp:effectExtent l="0" t="0" r="3175" b="3810"/>
-                            <wp:docPr id="1170265793" name="Kép 1"/>
+                            <wp:docPr id="1707562006" name="Kép 1"/>
                             <wp:cNvGraphicFramePr>
                               <a:graphicFrameLocks xmlns:a="http://schemas.openxmlformats.org/drawingml/2006/main" noChangeAspect="1"/>
                             </wp:cNvGraphicFramePr>
@@ -19984,7 +20484,7 @@
                                     <pic:cNvPicPr/>
                                   </pic:nvPicPr>
                                   <pic:blipFill>
-                                    <a:blip r:embed="rId45"/>
+                                    <a:blip r:embed="rId40"/>
                                     <a:stretch>
                                       <a:fillRect/>
                                     </a:stretch>
@@ -20005,6 +20505,36 @@
                         </w:drawing>
                       </w:r>
                     </w:p>
+                    <w:p>
+                      <w:pPr>
+                        <w:pStyle w:val="Kpalrs"/>
+                      </w:pPr>
+                      <w:r>
+                        <w:fldChar w:fldCharType="begin"/>
+                      </w:r>
+                      <w:r>
+                        <w:instrText xml:space="preserve"> SEQ ábra \* ARABIC </w:instrText>
+                      </w:r>
+                      <w:r>
+                        <w:fldChar w:fldCharType="separate"/>
+                      </w:r>
+                      <w:r>
+                        <w:rPr>
+                          <w:noProof/>
+                        </w:rPr>
+                        <w:t>13</w:t>
+                      </w:r>
+                      <w:r>
+                        <w:fldChar w:fldCharType="end"/>
+                      </w:r>
+                      <w:r>
+                        <w:t xml:space="preserve">. </w:t>
+                      </w:r>
+                      <w:r>
+                        <w:t>ábra</w:t>
+                      </w:r>
+                    </w:p>
+                    <w:p/>
                   </w:txbxContent>
                 </v:textbox>
                 <w10:anchorlock/>
@@ -20059,12 +20589,12 @@
           <w:noProof/>
         </w:rPr>
       </w:pPr>
-      <w:bookmarkStart w:id="62" w:name="_Toc225543094"/>
+      <w:bookmarkStart w:id="62" w:name="_Toc227273580"/>
       <w:r>
         <w:rPr>
           <w:noProof/>
         </w:rPr>
-        <w:t>Repository unit teszt:</w:t>
+        <w:t>Repository unit teszt</w:t>
       </w:r>
       <w:bookmarkEnd w:id="62"/>
     </w:p>
@@ -20124,9 +20654,9 @@
       <w:pPr>
         <w:pStyle w:val="Cmsor2"/>
       </w:pPr>
-      <w:bookmarkStart w:id="63" w:name="_Toc225543095"/>
-      <w:r>
-        <w:t>Frontend tesztek:</w:t>
+      <w:bookmarkStart w:id="63" w:name="_Toc227273581"/>
+      <w:r>
+        <w:t>Frontend tesztek</w:t>
       </w:r>
       <w:bookmarkEnd w:id="63"/>
     </w:p>
@@ -20139,9 +20669,14 @@
       <w:pPr>
         <w:pStyle w:val="Cmsor3"/>
       </w:pPr>
-      <w:bookmarkStart w:id="64" w:name="_Toc225543096"/>
-      <w:r>
-        <w:t>Vitest tesztek:</w:t>
+      <w:bookmarkStart w:id="64" w:name="_Toc227273582"/>
+      <w:proofErr w:type="spellStart"/>
+      <w:r>
+        <w:t>Vitest</w:t>
+      </w:r>
+      <w:proofErr w:type="spellEnd"/>
+      <w:r>
+        <w:t xml:space="preserve"> tesztek</w:t>
       </w:r>
       <w:bookmarkEnd w:id="64"/>
     </w:p>
@@ -20157,9 +20692,9 @@
       <w:pPr>
         <w:pStyle w:val="Cmsor3"/>
       </w:pPr>
-      <w:bookmarkStart w:id="65" w:name="_Toc225543097"/>
-      <w:r>
-        <w:t>Unit tesztek:</w:t>
+      <w:bookmarkStart w:id="65" w:name="_Toc227273583"/>
+      <w:r>
+        <w:t>Unit tesztek</w:t>
       </w:r>
       <w:bookmarkEnd w:id="65"/>
     </w:p>
@@ -20554,9 +21089,9 @@
       <w:pPr>
         <w:pStyle w:val="Cmsor3"/>
       </w:pPr>
-      <w:bookmarkStart w:id="66" w:name="_Toc225543098"/>
-      <w:r>
-        <w:t>Komponenstesztek:</w:t>
+      <w:bookmarkStart w:id="66" w:name="_Toc227273584"/>
+      <w:r>
+        <w:t>Komponenstesztek</w:t>
       </w:r>
       <w:bookmarkEnd w:id="66"/>
     </w:p>
@@ -21124,10 +21659,10 @@
       <w:pPr>
         <w:pStyle w:val="Cmsor3"/>
       </w:pPr>
-      <w:bookmarkStart w:id="67" w:name="_Toc225543099"/>
+      <w:bookmarkStart w:id="67" w:name="_Toc227273585"/>
       <w:r>
         <w:lastRenderedPageBreak/>
-        <w:t>Integrációs tesztek:</w:t>
+        <w:t>Integrációs tesztek</w:t>
       </w:r>
       <w:bookmarkEnd w:id="67"/>
     </w:p>
@@ -21426,10 +21961,15 @@
       <w:pPr>
         <w:pStyle w:val="Cmsor3"/>
       </w:pPr>
-      <w:bookmarkStart w:id="68" w:name="_Toc225543100"/>
+      <w:bookmarkStart w:id="68" w:name="_Toc227273586"/>
+      <w:proofErr w:type="spellStart"/>
       <w:r>
         <w:lastRenderedPageBreak/>
-        <w:t>Cypress E2E tesztek:</w:t>
+        <w:t>Cypress</w:t>
+      </w:r>
+      <w:proofErr w:type="spellEnd"/>
+      <w:r>
+        <w:t xml:space="preserve"> E2E tesztek</w:t>
       </w:r>
       <w:bookmarkEnd w:id="68"/>
     </w:p>
@@ -21481,7 +22021,7 @@
         </w:rPr>
         <w:t xml:space="preserve"> a frontend fejlesztői szerverre mutat (</w:t>
       </w:r>
-      <w:hyperlink r:id="rId46">
+      <w:hyperlink r:id="rId41">
         <w:r>
           <w:rPr>
             <w:rStyle w:val="Hiperhivatkozs"/>
@@ -21665,12 +22205,12 @@
           <w:rFonts w:eastAsia="Times New Roman"/>
         </w:rPr>
       </w:pPr>
-      <w:bookmarkStart w:id="69" w:name="_Toc225543101"/>
+      <w:bookmarkStart w:id="69" w:name="_Toc227273587"/>
       <w:r>
         <w:rPr>
           <w:rFonts w:eastAsia="Times New Roman"/>
         </w:rPr>
-        <w:t>E2E tesztek:</w:t>
+        <w:t>E2E tesztek</w:t>
       </w:r>
       <w:bookmarkEnd w:id="69"/>
     </w:p>
@@ -22211,10 +22751,10 @@
       <w:pPr>
         <w:pStyle w:val="Cmsor1"/>
       </w:pPr>
-      <w:bookmarkStart w:id="70" w:name="_Toc225543102"/>
+      <w:bookmarkStart w:id="70" w:name="_Toc227273588"/>
       <w:r>
         <w:lastRenderedPageBreak/>
-        <w:t>Felhasználói dokumentáció:</w:t>
+        <w:t>Felhasználói dokumentáció</w:t>
       </w:r>
       <w:bookmarkEnd w:id="70"/>
     </w:p>
@@ -22222,17 +22762,21 @@
       <w:pPr>
         <w:pStyle w:val="Cmsor2"/>
       </w:pPr>
-      <w:bookmarkStart w:id="71" w:name="_Toc225543103"/>
-      <w:r>
-        <w:t>Probléma leírása</w:t>
-      </w:r>
-      <w:r>
-        <w:t>:</w:t>
+      <w:bookmarkStart w:id="71" w:name="_Toc227273589"/>
+      <w:r>
+        <w:t>Probléma leírás</w:t>
       </w:r>
       <w:bookmarkEnd w:id="71"/>
-    </w:p>
-    <w:p/>
-    <w:p/>
+      <w:r>
+        <w:t>a</w:t>
+      </w:r>
+    </w:p>
+    <w:p>
+      <w:pPr>
+        <w:pStyle w:val="Listaszerbekezds"/>
+        <w:ind w:left="1428" w:firstLine="0"/>
+      </w:pPr>
+    </w:p>
     <w:p>
       <w:pPr>
         <w:pStyle w:val="Listaszerbekezds"/>
@@ -22241,33 +22785,6 @@
           <w:numId w:val="13"/>
         </w:numPr>
       </w:pPr>
-    </w:p>
-    <w:p>
-      <w:pPr>
-        <w:pStyle w:val="Listaszerbekezds"/>
-        <w:numPr>
-          <w:ilvl w:val="0"/>
-          <w:numId w:val="13"/>
-        </w:numPr>
-      </w:pPr>
-    </w:p>
-    <w:p>
-      <w:pPr>
-        <w:pStyle w:val="Listaszerbekezds"/>
-        <w:numPr>
-          <w:ilvl w:val="0"/>
-          <w:numId w:val="13"/>
-        </w:numPr>
-      </w:pPr>
-    </w:p>
-    <w:p>
-      <w:pPr>
-        <w:pStyle w:val="Listaszerbekezds"/>
-        <w:numPr>
-          <w:ilvl w:val="0"/>
-          <w:numId w:val="13"/>
-        </w:numPr>
-      </w:pPr>
       <w:r>
         <w:rPr>
           <w:b/>
@@ -22281,52 +22798,19 @@
     </w:p>
     <w:p>
       <w:pPr>
-        <w:ind w:left="720" w:firstLine="0"/>
-      </w:pPr>
-    </w:p>
-    <w:p>
-      <w:pPr>
         <w:ind w:firstLine="0"/>
       </w:pPr>
     </w:p>
     <w:p>
       <w:pPr>
-        <w:ind w:firstLine="708"/>
-        <w:rPr>
-          <w:b/>
-          <w:bCs/>
-        </w:rPr>
-      </w:pPr>
-    </w:p>
-    <w:p>
-      <w:pPr>
-        <w:ind w:firstLine="0"/>
-        <w:rPr>
-          <w:b/>
-          <w:bCs/>
-        </w:rPr>
-      </w:pPr>
-    </w:p>
-    <w:p>
-      <w:pPr>
-        <w:ind w:firstLine="0"/>
-      </w:pPr>
-    </w:p>
-    <w:p>
-      <w:pPr>
-        <w:ind w:firstLine="0"/>
-      </w:pPr>
-    </w:p>
-    <w:p>
-      <w:pPr>
         <w:pStyle w:val="Cmsor3"/>
       </w:pPr>
-      <w:bookmarkStart w:id="72" w:name="_Toc225543104"/>
+      <w:bookmarkStart w:id="72" w:name="_Toc227273590"/>
       <w:r>
         <w:rPr>
           <w:rFonts w:eastAsia="Times New Roman"/>
         </w:rPr>
-        <w:t>Elérhető funkciók:</w:t>
+        <w:t>Elérhető funkciók</w:t>
       </w:r>
       <w:bookmarkEnd w:id="72"/>
     </w:p>
@@ -22380,73 +22864,19 @@
     </w:p>
     <w:p>
       <w:pPr>
-        <w:pStyle w:val="Listaszerbekezds"/>
-        <w:numPr>
-          <w:ilvl w:val="0"/>
-          <w:numId w:val="10"/>
-        </w:numPr>
-      </w:pPr>
-    </w:p>
-    <w:p>
-      <w:pPr>
-        <w:ind w:left="1416" w:firstLine="708"/>
-        <w:rPr>
-          <w:b/>
-          <w:bCs/>
-        </w:rPr>
-      </w:pPr>
-    </w:p>
-    <w:p>
-      <w:pPr>
-        <w:pStyle w:val="Listaszerbekezds"/>
-        <w:numPr>
-          <w:ilvl w:val="0"/>
-          <w:numId w:val="9"/>
-        </w:numPr>
-      </w:pPr>
-    </w:p>
-    <w:p>
-      <w:pPr>
-        <w:pStyle w:val="Listaszerbekezds"/>
-        <w:numPr>
-          <w:ilvl w:val="0"/>
-          <w:numId w:val="9"/>
-        </w:numPr>
-      </w:pPr>
-    </w:p>
-    <w:p>
-      <w:pPr>
-        <w:pStyle w:val="Listaszerbekezds"/>
-        <w:numPr>
-          <w:ilvl w:val="0"/>
-          <w:numId w:val="9"/>
-        </w:numPr>
-      </w:pPr>
-    </w:p>
-    <w:p>
-      <w:pPr>
-        <w:ind w:left="720" w:firstLine="708"/>
-        <w:rPr>
-          <w:b/>
-          <w:bCs/>
-        </w:rPr>
-      </w:pPr>
-    </w:p>
-    <w:p>
-      <w:pPr>
-        <w:ind w:left="720" w:firstLine="0"/>
+        <w:ind w:firstLine="0"/>
       </w:pPr>
     </w:p>
     <w:p>
       <w:pPr>
         <w:pStyle w:val="Cmsor3"/>
       </w:pPr>
-      <w:bookmarkStart w:id="73" w:name="_Toc225543105"/>
+      <w:bookmarkStart w:id="73" w:name="_Toc227273591"/>
       <w:r>
         <w:rPr>
           <w:rFonts w:eastAsia="Times New Roman"/>
         </w:rPr>
-        <w:t>Elérhető funkciók:</w:t>
+        <w:t>Elérhető funkciók</w:t>
       </w:r>
       <w:bookmarkEnd w:id="73"/>
     </w:p>
@@ -22541,12 +22971,12 @@
           <w:rFonts w:eastAsia="Times New Roman"/>
         </w:rPr>
       </w:pPr>
-      <w:bookmarkStart w:id="74" w:name="_Toc225543106"/>
+      <w:bookmarkStart w:id="74" w:name="_Toc227273592"/>
       <w:r>
         <w:rPr>
           <w:rFonts w:eastAsia="Times New Roman"/>
         </w:rPr>
-        <w:t>Korlátok:</w:t>
+        <w:t>Korlátok</w:t>
       </w:r>
       <w:bookmarkEnd w:id="74"/>
     </w:p>
@@ -22610,7 +23040,8 @@
           <w:bCs/>
           <w:szCs w:val="24"/>
         </w:rPr>
-        <w:t>Figyelmeztetett felhasználó (Status 2):</w:t>
+        <w:lastRenderedPageBreak/>
+        <w:t>Figyelmeztetett felhasználó (Status 2)</w:t>
       </w:r>
     </w:p>
     <w:p>
@@ -22674,7 +23105,7 @@
           <w:b/>
           <w:bCs/>
         </w:rPr>
-        <w:t>Kitiltott felhasználó (Status 3):</w:t>
+        <w:t>Kitiltott felhasználó (Status 3)</w:t>
       </w:r>
     </w:p>
     <w:p>
@@ -22723,15 +23154,22 @@
       <w:pPr>
         <w:pStyle w:val="Cmsor3"/>
       </w:pPr>
-      <w:bookmarkStart w:id="75" w:name="_Toc225543107"/>
+      <w:bookmarkStart w:id="75" w:name="_Toc227273593"/>
       <w:r>
         <w:rPr>
           <w:rFonts w:eastAsia="Times New Roman" w:cs="Times New Roman"/>
           <w:szCs w:val="24"/>
         </w:rPr>
-        <w:t>Elérhető funkciók:</w:t>
+        <w:t>Elérhető funkciók</w:t>
       </w:r>
       <w:bookmarkEnd w:id="75"/>
+    </w:p>
+    <w:p>
+      <w:pPr>
+        <w:pStyle w:val="Listaszerbekezds"/>
+        <w:spacing w:before="240" w:after="240"/>
+        <w:ind w:left="2844" w:firstLine="0"/>
+      </w:pPr>
     </w:p>
     <w:p>
       <w:pPr>
@@ -22742,6 +23180,16 @@
         </w:numPr>
         <w:spacing w:before="240" w:after="240"/>
       </w:pPr>
+      <w:r>
+        <w:rPr>
+          <w:b/>
+          <w:bCs/>
+        </w:rPr>
+        <w:t>Termékek kezelése</w:t>
+      </w:r>
+      <w:r>
+        <w:t xml:space="preserve"> (/termek_details) – Termékek listájának megtekintése, szerkesztés</w:t>
+      </w:r>
     </w:p>
     <w:p>
       <w:pPr>
@@ -22757,10 +23205,10 @@
           <w:b/>
           <w:bCs/>
         </w:rPr>
-        <w:t>Termékek kezelése</w:t>
-      </w:r>
-      <w:r>
-        <w:t xml:space="preserve"> (/termek_details) – Termékek listájának megtekintése, szerkesztés</w:t>
+        <w:t>Új termék hozzáadása</w:t>
+      </w:r>
+      <w:r>
+        <w:t xml:space="preserve"> (/ujtermek) – Új könyv vagy film felvétele a katalógusba</w:t>
       </w:r>
     </w:p>
     <w:p>
@@ -22777,10 +23225,10 @@
           <w:b/>
           <w:bCs/>
         </w:rPr>
-        <w:t>Új termék hozzáadása</w:t>
-      </w:r>
-      <w:r>
-        <w:t xml:space="preserve"> (/ujtermek) – Új könyv vagy film felvétele a katalógusba</w:t>
+        <w:t>Termék módosítása</w:t>
+      </w:r>
+      <w:r>
+        <w:t xml:space="preserve"> (/termekmodositas/:id) – Meglévő termék adatainak módosítása</w:t>
       </w:r>
     </w:p>
     <w:p>
@@ -22797,26 +23245,6 @@
           <w:b/>
           <w:bCs/>
         </w:rPr>
-        <w:t>Termék módosítása</w:t>
-      </w:r>
-      <w:r>
-        <w:t xml:space="preserve"> (/termekmodositas/:id) – Meglévő termék adatainak módosítása</w:t>
-      </w:r>
-    </w:p>
-    <w:p>
-      <w:pPr>
-        <w:pStyle w:val="Listaszerbekezds"/>
-        <w:numPr>
-          <w:ilvl w:val="0"/>
-          <w:numId w:val="5"/>
-        </w:numPr>
-        <w:spacing w:before="240" w:after="240"/>
-      </w:pPr>
-      <w:r>
-        <w:rPr>
-          <w:b/>
-          <w:bCs/>
-        </w:rPr>
         <w:t>Kölcsönzések kezelése</w:t>
       </w:r>
       <w:r>
@@ -22878,14 +23306,21 @@
       <w:pPr>
         <w:pStyle w:val="Cmsor3"/>
       </w:pPr>
-      <w:bookmarkStart w:id="76" w:name="_Toc225543108"/>
+      <w:bookmarkStart w:id="76" w:name="_Toc227273594"/>
       <w:r>
         <w:rPr>
           <w:rFonts w:eastAsia="Times New Roman"/>
         </w:rPr>
-        <w:t>Elérhető funkciók:</w:t>
+        <w:t>Elérhető funkciók</w:t>
       </w:r>
       <w:bookmarkEnd w:id="76"/>
+    </w:p>
+    <w:p>
+      <w:pPr>
+        <w:pStyle w:val="Listaszerbekezds"/>
+        <w:spacing w:before="240" w:after="240"/>
+        <w:ind w:left="2881" w:firstLine="0"/>
+      </w:pPr>
     </w:p>
     <w:p>
       <w:pPr>
@@ -22896,6 +23331,16 @@
         </w:numPr>
         <w:spacing w:before="240" w:after="240"/>
       </w:pPr>
+      <w:r>
+        <w:rPr>
+          <w:b/>
+          <w:bCs/>
+        </w:rPr>
+        <w:t>Felhasználók kezelése</w:t>
+      </w:r>
+      <w:r>
+        <w:t xml:space="preserve"> (/felhasznalok) – Felhasználók listájának megtekintése, szerepkörök módosítása, felhasználók figyelmeztetése vagy kitiltása</w:t>
+      </w:r>
     </w:p>
     <w:p>
       <w:pPr>
@@ -22911,10 +23356,10 @@
           <w:b/>
           <w:bCs/>
         </w:rPr>
-        <w:t>Felhasználók kezelése</w:t>
-      </w:r>
-      <w:r>
-        <w:t xml:space="preserve"> (/felhasznalok) – Felhasználók listájának megtekintése, szerepkörök módosítása, felhasználók figyelmeztetése vagy kitiltása</w:t>
+        <w:t>Bejelentések kezelése</w:t>
+      </w:r>
+      <w:r>
+        <w:t xml:space="preserve"> (/bejelentesek) – Bejelentett vélemények felülvizsgálata, vélemények törlése, felhasználók szankcionálása</w:t>
       </w:r>
     </w:p>
     <w:p>
@@ -22927,40 +23372,19 @@
         <w:spacing w:before="240" w:after="240"/>
       </w:pPr>
       <w:r>
+        <w:t>Vélemények alatt hárompontos menü → közvetlen moderálási lehetőség</w:t>
+      </w:r>
+    </w:p>
+    <w:p>
+      <w:pPr>
+        <w:spacing w:before="240" w:after="240"/>
+        <w:ind w:left="1416" w:firstLine="708"/>
+      </w:pPr>
+      <w:r>
         <w:rPr>
           <w:b/>
           <w:bCs/>
         </w:rPr>
-        <w:t>Bejelentések kezelése</w:t>
-      </w:r>
-      <w:r>
-        <w:t xml:space="preserve"> (/bejelentesek) – Bejelentett vélemények felülvizsgálata, vélemények törlése, felhasználók szankcionálása</w:t>
-      </w:r>
-    </w:p>
-    <w:p>
-      <w:pPr>
-        <w:pStyle w:val="Listaszerbekezds"/>
-        <w:numPr>
-          <w:ilvl w:val="0"/>
-          <w:numId w:val="3"/>
-        </w:numPr>
-        <w:spacing w:before="240" w:after="240"/>
-      </w:pPr>
-      <w:r>
-        <w:t>Vélemények alatt hárompontos menü → közvetlen moderálási lehetőség</w:t>
-      </w:r>
-    </w:p>
-    <w:p>
-      <w:pPr>
-        <w:spacing w:before="240" w:after="240"/>
-        <w:ind w:left="1416" w:firstLine="708"/>
-      </w:pPr>
-      <w:r>
-        <w:rPr>
-          <w:b/>
-          <w:bCs/>
-        </w:rPr>
-        <w:lastRenderedPageBreak/>
         <w:t>Navigáció:</w:t>
       </w:r>
       <w:r>
@@ -22971,12 +23395,9 @@
       <w:pPr>
         <w:pStyle w:val="Cmsor3"/>
       </w:pPr>
-      <w:bookmarkStart w:id="77" w:name="_Toc225543109"/>
+      <w:bookmarkStart w:id="77" w:name="_Toc227273595"/>
       <w:r>
         <w:t>Használati esetek bemutatása</w:t>
-      </w:r>
-      <w:r>
-        <w:t>:</w:t>
       </w:r>
       <w:bookmarkEnd w:id="77"/>
     </w:p>
@@ -23168,21 +23589,15 @@
     <w:p>
       <w:pPr>
         <w:pStyle w:val="Listaszerbekezds"/>
-        <w:numPr>
-          <w:ilvl w:val="0"/>
-          <w:numId w:val="1"/>
-        </w:numPr>
         <w:spacing w:before="240" w:after="240"/>
+        <w:ind w:left="2844" w:firstLine="0"/>
       </w:pPr>
     </w:p>
     <w:p>
       <w:pPr>
         <w:pStyle w:val="Listaszerbekezds"/>
-        <w:numPr>
-          <w:ilvl w:val="0"/>
-          <w:numId w:val="1"/>
-        </w:numPr>
         <w:spacing w:before="240" w:after="240"/>
+        <w:ind w:left="2844" w:firstLine="0"/>
       </w:pPr>
     </w:p>
     <w:p>
@@ -23289,7 +23704,6 @@
           <w:bCs/>
           <w:szCs w:val="24"/>
         </w:rPr>
-        <w:lastRenderedPageBreak/>
         <w:t>3. lépés:</w:t>
       </w:r>
       <w:r>
@@ -23320,12 +23734,6 @@
         </w:rPr>
         <w:t xml:space="preserve"> Ha a termék nincs készleten (készlet = 0), a kölcsönzés gomb le van tiltva.</w:t>
       </w:r>
-    </w:p>
-    <w:p>
-      <w:pPr>
-        <w:spacing w:before="240" w:after="240"/>
-        <w:ind w:left="708" w:firstLine="0"/>
-      </w:pPr>
     </w:p>
     <w:sectPr>
       <w:pgSz w:w="11906" w:h="16838"/>
@@ -27131,12 +27539,11 @@
   </w:style>
   <w:style w:type="paragraph" w:styleId="Cm">
     <w:name w:val="Title"/>
-    <w:basedOn w:val="Norml"/>
     <w:next w:val="Norml"/>
     <w:link w:val="CmChar"/>
     <w:uiPriority w:val="10"/>
     <w:qFormat/>
-    <w:rsid w:val="00AA3788"/>
+    <w:rsid w:val="00D50781"/>
     <w:pPr>
       <w:spacing w:after="80" w:line="240" w:lineRule="auto"/>
       <w:contextualSpacing/>
@@ -27147,6 +27554,7 @@
       <w:kern w:val="28"/>
       <w:sz w:val="56"/>
       <w:szCs w:val="56"/>
+      <w14:ligatures w14:val="none"/>
     </w:rPr>
   </w:style>
   <w:style w:type="character" w:customStyle="1" w:styleId="CmChar">
@@ -27154,14 +27562,14 @@
     <w:basedOn w:val="Bekezdsalapbettpusa"/>
     <w:link w:val="Cm"/>
     <w:uiPriority w:val="10"/>
-    <w:rsid w:val="00AA3788"/>
+    <w:rsid w:val="00D50781"/>
     <w:rPr>
       <w:rFonts w:asciiTheme="majorHAnsi" w:eastAsiaTheme="majorEastAsia" w:hAnsiTheme="majorHAnsi" w:cstheme="majorBidi"/>
       <w:spacing w:val="-10"/>
       <w:kern w:val="28"/>
       <w:sz w:val="56"/>
       <w:szCs w:val="56"/>
-      <w:lang w:val="en-GB"/>
+      <w14:ligatures w14:val="none"/>
     </w:rPr>
   </w:style>
   <w:style w:type="paragraph" w:styleId="Alcm">
@@ -27406,6 +27814,25 @@
       <w:spacing w:after="100"/>
       <w:ind w:left="480"/>
     </w:pPr>
+  </w:style>
+  <w:style w:type="paragraph" w:styleId="Kpalrs">
+    <w:name w:val="caption"/>
+    <w:basedOn w:val="Norml"/>
+    <w:next w:val="Norml"/>
+    <w:uiPriority w:val="35"/>
+    <w:unhideWhenUsed/>
+    <w:qFormat/>
+    <w:rsid w:val="0045702B"/>
+    <w:pPr>
+      <w:spacing w:after="200" w:line="240" w:lineRule="auto"/>
+    </w:pPr>
+    <w:rPr>
+      <w:i/>
+      <w:iCs/>
+      <w:color w:val="0E2841" w:themeColor="text2"/>
+      <w:sz w:val="18"/>
+      <w:szCs w:val="18"/>
+    </w:rPr>
   </w:style>
 </w:styles>
 </file>
